--- a/deliverables/inland_transport_2026-10/example_T1_T2/docx/T2_WHSOP_003_A01.docx
+++ b/deliverables/inland_transport_2026-10/example_T1_T2/docx/T2_WHSOP_003_A01.docx
@@ -109,7 +109,7 @@
           <w:color w:val="000000"/>
           <w:sz w:val="22"/>
         </w:rPr>
-        <w:t>ПРИМЕР / СИМУЛАЦИЈА — пополнето со податоците што ги имаме и со пресметките од листот за калкулација; не е запис. Мерењата, потписите, броевите на пломби и логери и податоците што се дознаваат на денот се оставени празни.</w:t>
+        <w:t>ПРИМЕР / СИМУЛАЦИЈА — не е запис. Сите внесени податоци се во загради: сино — од нашите записи или пресметани; виолетово — пример, да се потврди; портокалово — се внесува на денот.</w:t>
       </w:r>
       <w:r>
         <w:rPr>
@@ -129,7 +129,7 @@
           <w:color w:val="595959"/>
           <w:sz w:val="16"/>
         </w:rPr>
-        <w:t>EXAMPLE / SIMULATION — filled with the data we hold and the calculations on the calculation sheet; not a record. Measurements, signatures, seal and logger numbers and data known only on the day are left blank.</w:t>
+        <w:t>EXAMPLE / SIMULATION — not a record. Every entry is in brackets: blue — from our records or calculated; purple — example, to be confirmed; orange — entered on the day.</w:t>
       </w:r>
     </w:p>
     <w:p>
@@ -254,10 +254,10 @@
                 <w:rFonts w:ascii="Calibri" w:hAnsi="Calibri"/>
                 <w:b w:val="0"/>
                 <w:i w:val="0"/>
-                <w:color w:val="000000"/>
+                <w:color w:val="0B5CAD"/>
                 <w:sz w:val="20"/>
               </w:rPr>
-              <w:t>TR-20261027-001</w:t>
+              <w:t xml:space="preserve">[TR-20261027-001]</w:t>
             </w:r>
           </w:p>
         </w:tc>
@@ -321,10 +321,10 @@
                 <w:rFonts w:ascii="Calibri" w:hAnsi="Calibri"/>
                 <w:b w:val="0"/>
                 <w:i w:val="0"/>
-                <w:color w:val="000000"/>
+                <w:color w:val="7030A0"/>
                 <w:sz w:val="20"/>
               </w:rPr>
-              <w:t>27.10.2026</w:t>
+              <w:t xml:space="preserve">[27.10.2026]</w:t>
             </w:r>
           </w:p>
         </w:tc>
@@ -414,17 +414,17 @@
                 <w:rFonts w:ascii="Calibri" w:hAnsi="Calibri"/>
                 <w:b w:val="0"/>
                 <w:i w:val="0"/>
-                <w:color w:val="000000"/>
+                <w:color w:val="0B5CAD"/>
                 <w:sz w:val="20"/>
               </w:rPr>
-              <w:t>Логистика</w:t>
-            </w:r>
-            <w:r>
-              <w:rPr>
-                <w:rFonts w:ascii="Calibri" w:hAnsi="Calibri"/>
-                <w:b w:val="0"/>
-                <w:i w:val="0"/>
-                <w:color w:val="000000"/>
+              <w:t xml:space="preserve">[Логистика</w:t>
+            </w:r>
+            <w:r>
+              <w:rPr>
+                <w:rFonts w:ascii="Calibri" w:hAnsi="Calibri"/>
+                <w:b w:val="0"/>
+                <w:i w:val="0"/>
+                <w:color w:val="0B5CAD"/>
                 <w:sz w:val="16"/>
               </w:rPr>
               <w:t xml:space="preserve"> | </w:t>
@@ -434,10 +434,10 @@
                 <w:rFonts w:ascii="Calibri" w:hAnsi="Calibri"/>
                 <w:b w:val="0"/>
                 <w:i/>
-                <w:color w:val="000000"/>
+                <w:color w:val="0B5CAD"/>
                 <w:sz w:val="16"/>
               </w:rPr>
-              <w:t>Logistics</w:t>
+              <w:t xml:space="preserve">Logistics]</w:t>
             </w:r>
           </w:p>
         </w:tc>
@@ -527,10 +527,10 @@
                 <w:rFonts w:ascii="Calibri" w:hAnsi="Calibri"/>
                 <w:b w:val="0"/>
                 <w:i w:val="0"/>
-                <w:color w:val="000000"/>
+                <w:color w:val="0B5CAD"/>
                 <w:sz w:val="20"/>
               </w:rPr>
-              <w:t>L01</w:t>
+              <w:t xml:space="preserve">[L01]</w:t>
             </w:r>
           </w:p>
         </w:tc>
@@ -553,8 +553,7 @@
         </w:tblBorders>
       </w:tblPr>
       <w:tblGrid>
-        <w:gridCol w:w="2517"/>
-        <w:gridCol w:w="7949"/>
+        <w:gridCol w:w="10466"/>
       </w:tblGrid>
       <w:tr>
         <w:trPr>
@@ -563,12 +562,11 @@
         <w:tc>
           <w:tcPr>
             <w:shd w:val="clear" w:color="auto" w:fill="F2F2F2"/>
-            <w:vAlign w:val="center"/>
-            <w:tcW w:type="pct" w:w="1202"/>
-          </w:tcPr>
-          <w:p>
-            <w:pPr>
-              <w:spacing w:before="20" w:after="20"/>
+            <w:tcW w:type="pct" w:w="5000"/>
+          </w:tcPr>
+          <w:p>
+            <w:pPr>
+              <w:spacing w:before="40" w:after="40"/>
               <w:jc w:val="left"/>
             </w:pPr>
             <w:r/>
@@ -596,54 +594,47 @@
               <w:rPr>
                 <w:rFonts w:ascii="Calibri" w:hAnsi="Calibri"/>
                 <w:b w:val="0"/>
-                <w:i w:val="0"/>
+                <w:i/>
                 <w:color w:val="000000"/>
                 <w:sz w:val="16"/>
               </w:rPr>
               <w:t>Lane status</w:t>
             </w:r>
           </w:p>
-        </w:tc>
-        <w:tc>
-          <w:tcPr>
-            <w:vAlign w:val="center"/>
-            <w:tcW w:type="pct" w:w="3797"/>
-          </w:tcPr>
-          <w:p>
-            <w:pPr>
-              <w:spacing w:before="20" w:after="20"/>
-              <w:jc w:val="center"/>
-            </w:pPr>
-            <w:r/>
-            <w:r>
-              <w:rPr>
-                <w:rFonts w:ascii="Calibri" w:hAnsi="Calibri"/>
-                <w:b w:val="0"/>
-                <w:i w:val="0"/>
-                <w:color w:val="000000"/>
+          <w:p>
+            <w:pPr>
+              <w:spacing w:before="20" w:after="40"/>
+              <w:jc w:val="both"/>
+            </w:pPr>
+            <w:r>
+              <w:rPr>
+                <w:rFonts w:ascii="Calibri" w:hAnsi="Calibri"/>
+                <w:b w:val="0"/>
+                <w:i w:val="0"/>
+                <w:color w:val="0B5CAD"/>
                 <w:sz w:val="20"/>
               </w:rPr>
-              <w:t>IN QUALIFICATION — PQ-2; исклучителна мерка преку контрола на промени</w:t>
-            </w:r>
-            <w:r>
-              <w:rPr>
-                <w:rFonts w:ascii="Calibri" w:hAnsi="Calibri"/>
-                <w:b w:val="0"/>
-                <w:i w:val="0"/>
-                <w:color w:val="000000"/>
+              <w:t xml:space="preserve">[IN QUALIFICATION — PQ-2; исклучителна мерка преку контрола на промени</w:t>
+            </w:r>
+            <w:r>
+              <w:rPr>
+                <w:rFonts w:ascii="Calibri" w:hAnsi="Calibri"/>
+                <w:b w:val="0"/>
+                <w:i w:val="0"/>
+                <w:color w:val="0B5CAD"/>
                 <w:sz w:val="16"/>
               </w:rPr>
-              <w:t xml:space="preserve"> | </w:t>
+              <w:t xml:space="preserve">  |  </w:t>
             </w:r>
             <w:r>
               <w:rPr>
                 <w:rFonts w:ascii="Calibri" w:hAnsi="Calibri"/>
                 <w:b w:val="0"/>
                 <w:i/>
-                <w:color w:val="000000"/>
+                <w:color w:val="0B5CAD"/>
                 <w:sz w:val="16"/>
               </w:rPr>
-              <w:t>exceptional measure via change control</w:t>
+              <w:t xml:space="preserve">exceptional measure via change control]</w:t>
             </w:r>
           </w:p>
         </w:tc>
@@ -733,17 +724,17 @@
                 <w:rFonts w:ascii="Calibri" w:hAnsi="Calibri"/>
                 <w:b w:val="0"/>
                 <w:i w:val="0"/>
-                <w:color w:val="000000"/>
+                <w:color w:val="0B5CAD"/>
                 <w:sz w:val="20"/>
               </w:rPr>
-              <w:t>— (во квалификација</w:t>
-            </w:r>
-            <w:r>
-              <w:rPr>
-                <w:rFonts w:ascii="Calibri" w:hAnsi="Calibri"/>
-                <w:b w:val="0"/>
-                <w:i w:val="0"/>
-                <w:color w:val="000000"/>
+              <w:t xml:space="preserve">[— (во квалификација</w:t>
+            </w:r>
+            <w:r>
+              <w:rPr>
+                <w:rFonts w:ascii="Calibri" w:hAnsi="Calibri"/>
+                <w:b w:val="0"/>
+                <w:i w:val="0"/>
+                <w:color w:val="0B5CAD"/>
                 <w:sz w:val="16"/>
               </w:rPr>
               <w:t xml:space="preserve"> | </w:t>
@@ -753,10 +744,10 @@
                 <w:rFonts w:ascii="Calibri" w:hAnsi="Calibri"/>
                 <w:b w:val="0"/>
                 <w:i/>
-                <w:color w:val="000000"/>
+                <w:color w:val="0B5CAD"/>
                 <w:sz w:val="16"/>
               </w:rPr>
-              <w:t>in qualification)</w:t>
+              <w:t xml:space="preserve">in qualification)]</w:t>
             </w:r>
           </w:p>
         </w:tc>
@@ -846,17 +837,17 @@
                 <w:rFonts w:ascii="Calibri" w:hAnsi="Calibri"/>
                 <w:b w:val="0"/>
                 <w:i w:val="0"/>
-                <w:color w:val="000000"/>
+                <w:color w:val="0B5CAD"/>
                 <w:sz w:val="20"/>
               </w:rPr>
-              <w:t>Пјурли Плант, Којлија 1043, Петровец</w:t>
-            </w:r>
-            <w:r>
-              <w:rPr>
-                <w:rFonts w:ascii="Calibri" w:hAnsi="Calibri"/>
-                <w:b w:val="0"/>
-                <w:i w:val="0"/>
-                <w:color w:val="000000"/>
+              <w:t xml:space="preserve">[Пјурли Плант, Којлија 1043, Петровец</w:t>
+            </w:r>
+            <w:r>
+              <w:rPr>
+                <w:rFonts w:ascii="Calibri" w:hAnsi="Calibri"/>
+                <w:b w:val="0"/>
+                <w:i w:val="0"/>
+                <w:color w:val="0B5CAD"/>
                 <w:sz w:val="16"/>
               </w:rPr>
               <w:t xml:space="preserve"> | </w:t>
@@ -866,10 +857,10 @@
                 <w:rFonts w:ascii="Calibri" w:hAnsi="Calibri"/>
                 <w:b w:val="0"/>
                 <w:i/>
-                <w:color w:val="000000"/>
+                <w:color w:val="0B5CAD"/>
                 <w:sz w:val="16"/>
               </w:rPr>
-              <w:t>Purely Plant, Kojlija 1043, Petrovec</w:t>
+              <w:t xml:space="preserve">Purely Plant, Kojlija 1043, Petrovec]</w:t>
             </w:r>
           </w:p>
         </w:tc>
@@ -892,7 +883,8 @@
         </w:tblBorders>
       </w:tblPr>
       <w:tblGrid>
-        <w:gridCol w:w="10466"/>
+        <w:gridCol w:w="3197"/>
+        <w:gridCol w:w="7268"/>
       </w:tblGrid>
       <w:tr>
         <w:trPr>
@@ -901,11 +893,12 @@
         <w:tc>
           <w:tcPr>
             <w:shd w:val="clear" w:color="auto" w:fill="F2F2F2"/>
-            <w:tcW w:type="pct" w:w="5000"/>
-          </w:tcPr>
-          <w:p>
-            <w:pPr>
-              <w:spacing w:before="40" w:after="40"/>
+            <w:vAlign w:val="center"/>
+            <w:tcW w:type="pct" w:w="1527"/>
+          </w:tcPr>
+          <w:p>
+            <w:pPr>
+              <w:spacing w:before="20" w:after="20"/>
               <w:jc w:val="left"/>
             </w:pPr>
             <w:r/>
@@ -933,47 +926,74 @@
               <w:rPr>
                 <w:rFonts w:ascii="Calibri" w:hAnsi="Calibri"/>
                 <w:b w:val="0"/>
+                <w:i w:val="0"/>
+                <w:color w:val="000000"/>
+                <w:sz w:val="16"/>
+              </w:rPr>
+              <w:t>Consignee and address</w:t>
+            </w:r>
+          </w:p>
+        </w:tc>
+        <w:tc>
+          <w:tcPr>
+            <w:vAlign w:val="center"/>
+            <w:tcW w:type="pct" w:w="3472"/>
+          </w:tcPr>
+          <w:p>
+            <w:pPr>
+              <w:spacing w:before="20" w:after="20"/>
+              <w:jc w:val="center"/>
+            </w:pPr>
+            <w:r/>
+            <w:r>
+              <w:rPr>
+                <w:rFonts w:ascii="Calibri" w:hAnsi="Calibri"/>
+                <w:b w:val="0"/>
+                <w:i w:val="0"/>
+                <w:color w:val="7030A0"/>
+                <w:sz w:val="20"/>
+              </w:rPr>
+              <w:t xml:space="preserve">[Versa (купувач според листата за продажба)</w:t>
+            </w:r>
+            <w:r>
+              <w:rPr>
+                <w:rFonts w:ascii="Calibri" w:hAnsi="Calibri"/>
+                <w:b w:val="0"/>
+                <w:i w:val="0"/>
+                <w:color w:val="7030A0"/>
+                <w:sz w:val="16"/>
+              </w:rPr>
+              <w:t xml:space="preserve"> | </w:t>
+            </w:r>
+            <w:r>
+              <w:rPr>
+                <w:rFonts w:ascii="Calibri" w:hAnsi="Calibri"/>
+                <w:b w:val="0"/>
                 <w:i/>
-                <w:color w:val="000000"/>
+                <w:color w:val="7030A0"/>
                 <w:sz w:val="16"/>
               </w:rPr>
-              <w:t>Consignee and address</w:t>
-            </w:r>
-          </w:p>
-          <w:p>
-            <w:pPr>
-              <w:spacing w:before="20" w:after="40"/>
-              <w:jc w:val="both"/>
-            </w:pPr>
-            <w:r>
-              <w:rPr>
-                <w:rFonts w:ascii="Calibri" w:hAnsi="Calibri"/>
-                <w:b w:val="0"/>
-                <w:i w:val="0"/>
-                <w:color w:val="000000"/>
-                <w:sz w:val="20"/>
-              </w:rPr>
-              <w:t>Versa (купувач според листата за продажба)</w:t>
-            </w:r>
-            <w:r>
-              <w:rPr>
-                <w:rFonts w:ascii="Calibri" w:hAnsi="Calibri"/>
-                <w:b w:val="0"/>
-                <w:i w:val="0"/>
+              <w:t xml:space="preserve">Versa (buyer per the sale list)]</w:t>
+            </w:r>
+            <w:r>
+              <w:rPr>
+                <w:rFonts w:ascii="Calibri" w:hAnsi="Calibri"/>
+                <w:b w:val="0"/>
+                <w:i/>
                 <w:color w:val="000000"/>
                 <w:sz w:val="16"/>
               </w:rPr>
-              <w:t xml:space="preserve">  |  </w:t>
+              <w:t xml:space="preserve"> · </w:t>
             </w:r>
             <w:r>
               <w:rPr>
                 <w:rFonts w:ascii="Calibri" w:hAnsi="Calibri"/>
                 <w:b w:val="0"/>
                 <w:i/>
-                <w:color w:val="000000"/>
+                <w:color w:val="C55A11"/>
                 <w:sz w:val="16"/>
               </w:rPr>
-              <w:t>Versa (buyer per the sale list); [адреса — да се внесе | address — to be entered]</w:t>
+              <w:t xml:space="preserve">[ ]</w:t>
             </w:r>
           </w:p>
         </w:tc>
@@ -1060,6 +1080,16 @@
               <w:jc w:val="center"/>
             </w:pPr>
             <w:r/>
+            <w:r>
+              <w:rPr>
+                <w:rFonts w:ascii="Calibri" w:hAnsi="Calibri"/>
+                <w:b w:val="0"/>
+                <w:i w:val="0"/>
+                <w:color w:val="C55A11"/>
+                <w:sz w:val="20"/>
+              </w:rPr>
+              <w:t xml:space="preserve">[ ]</w:t>
+            </w:r>
           </w:p>
         </w:tc>
         <w:tc>
@@ -1117,6 +1147,16 @@
               <w:jc w:val="center"/>
             </w:pPr>
             <w:r/>
+            <w:r>
+              <w:rPr>
+                <w:rFonts w:ascii="Calibri" w:hAnsi="Calibri"/>
+                <w:b w:val="0"/>
+                <w:i w:val="0"/>
+                <w:color w:val="C55A11"/>
+                <w:sz w:val="20"/>
+              </w:rPr>
+              <w:t xml:space="preserve">[ ]</w:t>
+            </w:r>
           </w:p>
         </w:tc>
       </w:tr>
@@ -1205,17 +1245,17 @@
                 <w:rFonts w:ascii="Calibri" w:hAnsi="Calibri"/>
                 <w:b w:val="0"/>
                 <w:i w:val="0"/>
-                <w:color w:val="000000"/>
+                <w:color w:val="7030A0"/>
                 <w:sz w:val="20"/>
               </w:rPr>
-              <w:t>Kuehne + Nagel (предвиден, да се потврди)</w:t>
-            </w:r>
-            <w:r>
-              <w:rPr>
-                <w:rFonts w:ascii="Calibri" w:hAnsi="Calibri"/>
-                <w:b w:val="0"/>
-                <w:i w:val="0"/>
-                <w:color w:val="000000"/>
+              <w:t xml:space="preserve">[Kuehne + Nagel (предвиден)</w:t>
+            </w:r>
+            <w:r>
+              <w:rPr>
+                <w:rFonts w:ascii="Calibri" w:hAnsi="Calibri"/>
+                <w:b w:val="0"/>
+                <w:i w:val="0"/>
+                <w:color w:val="7030A0"/>
                 <w:sz w:val="16"/>
               </w:rPr>
               <w:t xml:space="preserve"> | </w:t>
@@ -1225,10 +1265,10 @@
                 <w:rFonts w:ascii="Calibri" w:hAnsi="Calibri"/>
                 <w:b w:val="0"/>
                 <w:i/>
-                <w:color w:val="000000"/>
+                <w:color w:val="7030A0"/>
                 <w:sz w:val="16"/>
               </w:rPr>
-              <w:t>Kuehne + Nagel (provisional, to be confirmed)</w:t>
+              <w:t xml:space="preserve">Kuehne + Nagel (provisional)]</w:t>
             </w:r>
           </w:p>
         </w:tc>
@@ -1318,17 +1358,17 @@
                 <w:rFonts w:ascii="Calibri" w:hAnsi="Calibri"/>
                 <w:b w:val="0"/>
                 <w:i w:val="0"/>
-                <w:color w:val="000000"/>
+                <w:color w:val="0B5CAD"/>
                 <w:sz w:val="20"/>
               </w:rPr>
-              <w:t>2 возила (V1, V2), во иста колона под исто придружување</w:t>
-            </w:r>
-            <w:r>
-              <w:rPr>
-                <w:rFonts w:ascii="Calibri" w:hAnsi="Calibri"/>
-                <w:b w:val="0"/>
-                <w:i w:val="0"/>
-                <w:color w:val="000000"/>
+              <w:t xml:space="preserve">[3 возила</w:t>
+            </w:r>
+            <w:r>
+              <w:rPr>
+                <w:rFonts w:ascii="Calibri" w:hAnsi="Calibri"/>
+                <w:b w:val="0"/>
+                <w:i w:val="0"/>
+                <w:color w:val="0B5CAD"/>
                 <w:sz w:val="16"/>
               </w:rPr>
               <w:t xml:space="preserve"> | </w:t>
@@ -1338,10 +1378,30 @@
                 <w:rFonts w:ascii="Calibri" w:hAnsi="Calibri"/>
                 <w:b w:val="0"/>
                 <w:i/>
-                <w:color w:val="000000"/>
+                <w:color w:val="0B5CAD"/>
                 <w:sz w:val="16"/>
               </w:rPr>
-              <w:t>2 vehicles (V1, V2), one convoy under one escort</w:t>
+              <w:t xml:space="preserve">3 vehicles]</w:t>
+            </w:r>
+            <w:r>
+              <w:rPr>
+                <w:rFonts w:ascii="Calibri" w:hAnsi="Calibri"/>
+                <w:b w:val="0"/>
+                <w:i/>
+                <w:color w:val="000000"/>
+                <w:sz w:val="16"/>
+              </w:rPr>
+              <w:t xml:space="preserve"> · </w:t>
+            </w:r>
+            <w:r>
+              <w:rPr>
+                <w:rFonts w:ascii="Calibri" w:hAnsi="Calibri"/>
+                <w:b w:val="0"/>
+                <w:i/>
+                <w:color w:val="C55A11"/>
+                <w:sz w:val="16"/>
+              </w:rPr>
+              <w:t xml:space="preserve">[ ]</w:t>
             </w:r>
           </w:p>
         </w:tc>
@@ -2095,12 +2155,12 @@
         </w:tblBorders>
       </w:tblPr>
       <w:tblGrid>
-        <w:gridCol w:w="1593"/>
-        <w:gridCol w:w="2696"/>
-        <w:gridCol w:w="852"/>
-        <w:gridCol w:w="1244"/>
-        <w:gridCol w:w="1614"/>
-        <w:gridCol w:w="2465"/>
+        <w:gridCol w:w="1572"/>
+        <w:gridCol w:w="2800"/>
+        <w:gridCol w:w="974"/>
+        <w:gridCol w:w="1132"/>
+        <w:gridCol w:w="1641"/>
+        <w:gridCol w:w="2345"/>
       </w:tblGrid>
       <w:tr>
         <w:trPr>
@@ -2111,7 +2171,7 @@
           <w:tcPr>
             <w:shd w:val="clear" w:color="auto" w:fill="2B547E"/>
             <w:vAlign w:val="center"/>
-            <w:tcW w:type="dxa" w:w="1593"/>
+            <w:tcW w:type="dxa" w:w="1572"/>
           </w:tcPr>
           <w:p>
             <w:pPr>
@@ -2136,7 +2196,7 @@
           <w:tcPr>
             <w:shd w:val="clear" w:color="auto" w:fill="2B547E"/>
             <w:vAlign w:val="center"/>
-            <w:tcW w:type="dxa" w:w="2696"/>
+            <w:tcW w:type="dxa" w:w="2800"/>
           </w:tcPr>
           <w:p>
             <w:pPr>
@@ -2181,7 +2241,7 @@
           <w:tcPr>
             <w:shd w:val="clear" w:color="auto" w:fill="2B547E"/>
             <w:vAlign w:val="center"/>
-            <w:tcW w:type="dxa" w:w="852"/>
+            <w:tcW w:type="dxa" w:w="974"/>
           </w:tcPr>
           <w:p>
             <w:pPr>
@@ -2226,7 +2286,7 @@
           <w:tcPr>
             <w:shd w:val="clear" w:color="auto" w:fill="2B547E"/>
             <w:vAlign w:val="center"/>
-            <w:tcW w:type="dxa" w:w="1244"/>
+            <w:tcW w:type="dxa" w:w="1132"/>
           </w:tcPr>
           <w:p>
             <w:pPr>
@@ -2271,7 +2331,7 @@
           <w:tcPr>
             <w:shd w:val="clear" w:color="auto" w:fill="2B547E"/>
             <w:vAlign w:val="center"/>
-            <w:tcW w:type="dxa" w:w="1614"/>
+            <w:tcW w:type="dxa" w:w="1641"/>
           </w:tcPr>
           <w:p>
             <w:pPr>
@@ -2316,7 +2376,7 @@
           <w:tcPr>
             <w:shd w:val="clear" w:color="auto" w:fill="2B547E"/>
             <w:vAlign w:val="center"/>
-            <w:tcW w:type="dxa" w:w="2465"/>
+            <w:tcW w:type="dxa" w:w="2345"/>
           </w:tcPr>
           <w:p>
             <w:pPr>
@@ -2366,7 +2426,7 @@
           <w:tcPr>
             <w:shd w:val="clear" w:color="auto" w:fill="F2F2F2"/>
             <w:vAlign w:val="center"/>
-            <w:tcW w:type="dxa" w:w="1593"/>
+            <w:tcW w:type="dxa" w:w="1572"/>
           </w:tcPr>
           <w:p>
             <w:pPr>
@@ -2390,7 +2450,7 @@
         <w:tc>
           <w:tcPr>
             <w:vAlign w:val="center"/>
-            <w:tcW w:type="dxa" w:w="2696"/>
+            <w:tcW w:type="dxa" w:w="2800"/>
           </w:tcPr>
           <w:p>
             <w:pPr>
@@ -2404,17 +2464,17 @@
                 <w:rFonts w:ascii="Calibri" w:hAnsi="Calibri"/>
                 <w:b w:val="0"/>
                 <w:i w:val="0"/>
-                <w:color w:val="000000"/>
-                <w:sz w:val="18"/>
-              </w:rPr>
-              <w:t>P060122 / ACC102501</w:t>
-            </w:r>
-          </w:p>
-        </w:tc>
-        <w:tc>
-          <w:tcPr>
-            <w:vAlign w:val="center"/>
-            <w:tcW w:type="dxa" w:w="852"/>
+                <w:color w:val="0B5CAD"/>
+                <w:sz w:val="18"/>
+              </w:rPr>
+              <w:t xml:space="preserve">[P060122 / ACC102501]</w:t>
+            </w:r>
+          </w:p>
+        </w:tc>
+        <w:tc>
+          <w:tcPr>
+            <w:vAlign w:val="center"/>
+            <w:tcW w:type="dxa" w:w="974"/>
           </w:tcPr>
           <w:p>
             <w:pPr>
@@ -2428,17 +2488,17 @@
                 <w:rFonts w:ascii="Calibri" w:hAnsi="Calibri"/>
                 <w:b w:val="0"/>
                 <w:i w:val="0"/>
-                <w:color w:val="000000"/>
-                <w:sz w:val="18"/>
-              </w:rPr>
-              <w:t>39</w:t>
-            </w:r>
-          </w:p>
-        </w:tc>
-        <w:tc>
-          <w:tcPr>
-            <w:vAlign w:val="center"/>
-            <w:tcW w:type="dxa" w:w="1244"/>
+                <w:color w:val="0B5CAD"/>
+                <w:sz w:val="18"/>
+              </w:rPr>
+              <w:t xml:space="preserve">[97]</w:t>
+            </w:r>
+          </w:p>
+        </w:tc>
+        <w:tc>
+          <w:tcPr>
+            <w:vAlign w:val="center"/>
+            <w:tcW w:type="dxa" w:w="1132"/>
           </w:tcPr>
           <w:p>
             <w:pPr>
@@ -2452,17 +2512,17 @@
                 <w:rFonts w:ascii="Calibri" w:hAnsi="Calibri"/>
                 <w:b w:val="0"/>
                 <w:i w:val="0"/>
-                <w:color w:val="000000"/>
-                <w:sz w:val="18"/>
-              </w:rPr>
-              <w:t>4</w:t>
-            </w:r>
-          </w:p>
-        </w:tc>
-        <w:tc>
-          <w:tcPr>
-            <w:vAlign w:val="center"/>
-            <w:tcW w:type="dxa" w:w="1614"/>
+                <w:color w:val="0B5CAD"/>
+                <w:sz w:val="18"/>
+              </w:rPr>
+              <w:t xml:space="preserve">[10]</w:t>
+            </w:r>
+          </w:p>
+        </w:tc>
+        <w:tc>
+          <w:tcPr>
+            <w:vAlign w:val="center"/>
+            <w:tcW w:type="dxa" w:w="1641"/>
           </w:tcPr>
           <w:p>
             <w:pPr>
@@ -2476,17 +2536,17 @@
                 <w:rFonts w:ascii="Calibri" w:hAnsi="Calibri"/>
                 <w:b w:val="0"/>
                 <w:i w:val="0"/>
-                <w:color w:val="000000"/>
-                <w:sz w:val="18"/>
-              </w:rPr>
-              <w:t>38 880</w:t>
-            </w:r>
-          </w:p>
-        </w:tc>
-        <w:tc>
-          <w:tcPr>
-            <w:vAlign w:val="center"/>
-            <w:tcW w:type="dxa" w:w="2465"/>
+                <w:color w:val="0B5CAD"/>
+                <w:sz w:val="18"/>
+              </w:rPr>
+              <w:t xml:space="preserve">[38 880]</w:t>
+            </w:r>
+          </w:p>
+        </w:tc>
+        <w:tc>
+          <w:tcPr>
+            <w:vAlign w:val="center"/>
+            <w:tcW w:type="dxa" w:w="2345"/>
           </w:tcPr>
           <w:p>
             <w:pPr>
@@ -2516,7 +2576,7 @@
           <w:tcPr>
             <w:shd w:val="clear" w:color="auto" w:fill="F2F2F2"/>
             <w:vAlign w:val="center"/>
-            <w:tcW w:type="dxa" w:w="1593"/>
+            <w:tcW w:type="dxa" w:w="1572"/>
           </w:tcPr>
           <w:p>
             <w:pPr>
@@ -2541,7 +2601,7 @@
           <w:tcPr>
             <w:shd w:val="clear" w:color="auto" w:fill="F7FAFC"/>
             <w:vAlign w:val="center"/>
-            <w:tcW w:type="dxa" w:w="2696"/>
+            <w:tcW w:type="dxa" w:w="2800"/>
           </w:tcPr>
           <w:p>
             <w:pPr>
@@ -2555,10 +2615,10 @@
                 <w:rFonts w:ascii="Calibri" w:hAnsi="Calibri"/>
                 <w:b w:val="0"/>
                 <w:i w:val="0"/>
-                <w:color w:val="000000"/>
-                <w:sz w:val="18"/>
-              </w:rPr>
-              <w:t>P050192 / BSS052501</w:t>
+                <w:color w:val="0B5CAD"/>
+                <w:sz w:val="18"/>
+              </w:rPr>
+              <w:t xml:space="preserve">[P050192 / BSS052501]</w:t>
             </w:r>
           </w:p>
         </w:tc>
@@ -2566,7 +2626,7 @@
           <w:tcPr>
             <w:shd w:val="clear" w:color="auto" w:fill="F7FAFC"/>
             <w:vAlign w:val="center"/>
-            <w:tcW w:type="dxa" w:w="852"/>
+            <w:tcW w:type="dxa" w:w="974"/>
           </w:tcPr>
           <w:p>
             <w:pPr>
@@ -2580,10 +2640,10 @@
                 <w:rFonts w:ascii="Calibri" w:hAnsi="Calibri"/>
                 <w:b w:val="0"/>
                 <w:i w:val="0"/>
-                <w:color w:val="000000"/>
-                <w:sz w:val="18"/>
-              </w:rPr>
-              <w:t>346</w:t>
+                <w:color w:val="0B5CAD"/>
+                <w:sz w:val="18"/>
+              </w:rPr>
+              <w:t xml:space="preserve">[862]</w:t>
             </w:r>
           </w:p>
         </w:tc>
@@ -2591,7 +2651,7 @@
           <w:tcPr>
             <w:shd w:val="clear" w:color="auto" w:fill="F7FAFC"/>
             <w:vAlign w:val="center"/>
-            <w:tcW w:type="dxa" w:w="1244"/>
+            <w:tcW w:type="dxa" w:w="1132"/>
           </w:tcPr>
           <w:p>
             <w:pPr>
@@ -2605,10 +2665,10 @@
                 <w:rFonts w:ascii="Calibri" w:hAnsi="Calibri"/>
                 <w:b w:val="0"/>
                 <w:i w:val="0"/>
-                <w:color w:val="000000"/>
-                <w:sz w:val="18"/>
-              </w:rPr>
-              <w:t>35</w:t>
+                <w:color w:val="0B5CAD"/>
+                <w:sz w:val="18"/>
+              </w:rPr>
+              <w:t xml:space="preserve">[87]</w:t>
             </w:r>
           </w:p>
         </w:tc>
@@ -2616,7 +2676,7 @@
           <w:tcPr>
             <w:shd w:val="clear" w:color="auto" w:fill="F7FAFC"/>
             <w:vAlign w:val="center"/>
-            <w:tcW w:type="dxa" w:w="1614"/>
+            <w:tcW w:type="dxa" w:w="1641"/>
           </w:tcPr>
           <w:p>
             <w:pPr>
@@ -2630,10 +2690,10 @@
                 <w:rFonts w:ascii="Calibri" w:hAnsi="Calibri"/>
                 <w:b w:val="0"/>
                 <w:i w:val="0"/>
-                <w:color w:val="000000"/>
-                <w:sz w:val="18"/>
-              </w:rPr>
-              <w:t>345 710</w:t>
+                <w:color w:val="0B5CAD"/>
+                <w:sz w:val="18"/>
+              </w:rPr>
+              <w:t xml:space="preserve">[345 710]</w:t>
             </w:r>
           </w:p>
         </w:tc>
@@ -2641,7 +2701,7 @@
           <w:tcPr>
             <w:shd w:val="clear" w:color="auto" w:fill="F7FAFC"/>
             <w:vAlign w:val="center"/>
-            <w:tcW w:type="dxa" w:w="2465"/>
+            <w:tcW w:type="dxa" w:w="2345"/>
           </w:tcPr>
           <w:p>
             <w:pPr>
@@ -2671,7 +2731,7 @@
           <w:tcPr>
             <w:shd w:val="clear" w:color="auto" w:fill="F2F2F2"/>
             <w:vAlign w:val="center"/>
-            <w:tcW w:type="dxa" w:w="1593"/>
+            <w:tcW w:type="dxa" w:w="1572"/>
           </w:tcPr>
           <w:p>
             <w:pPr>
@@ -2694,99 +2754,99 @@
         <w:tc>
           <w:tcPr>
             <w:vAlign w:val="center"/>
-            <w:tcW w:type="dxa" w:w="2696"/>
-          </w:tcPr>
-          <w:p>
-            <w:pPr>
-              <w:spacing w:before="20" w:after="20"/>
-              <w:jc w:val="center"/>
-            </w:pPr>
-            <w:r/>
-            <w:r>
-              <w:rPr>
-                <w:rFonts w:ascii="Calibri" w:hAnsi="Calibri"/>
-                <w:b w:val="0"/>
-                <w:i w:val="0"/>
-                <w:color w:val="000000"/>
-                <w:sz w:val="18"/>
-              </w:rPr>
-              <w:t>P060372 / CC012603</w:t>
-            </w:r>
-          </w:p>
-        </w:tc>
-        <w:tc>
-          <w:tcPr>
-            <w:vAlign w:val="center"/>
-            <w:tcW w:type="dxa" w:w="852"/>
-          </w:tcPr>
-          <w:p>
-            <w:pPr>
-              <w:spacing w:before="20" w:after="20"/>
-              <w:jc w:val="center"/>
-            </w:pPr>
-            <w:r/>
-            <w:r>
-              <w:rPr>
-                <w:rFonts w:ascii="Calibri" w:hAnsi="Calibri"/>
-                <w:b w:val="0"/>
-                <w:i w:val="0"/>
-                <w:color w:val="000000"/>
-                <w:sz w:val="18"/>
-              </w:rPr>
-              <w:t>57</w:t>
-            </w:r>
-          </w:p>
-        </w:tc>
-        <w:tc>
-          <w:tcPr>
-            <w:vAlign w:val="center"/>
-            <w:tcW w:type="dxa" w:w="1244"/>
-          </w:tcPr>
-          <w:p>
-            <w:pPr>
-              <w:spacing w:before="20" w:after="20"/>
-              <w:jc w:val="center"/>
-            </w:pPr>
-            <w:r/>
-            <w:r>
-              <w:rPr>
-                <w:rFonts w:ascii="Calibri" w:hAnsi="Calibri"/>
-                <w:b w:val="0"/>
-                <w:i w:val="0"/>
-                <w:color w:val="000000"/>
-                <w:sz w:val="18"/>
-              </w:rPr>
-              <w:t>6</w:t>
-            </w:r>
-          </w:p>
-        </w:tc>
-        <w:tc>
-          <w:tcPr>
-            <w:vAlign w:val="center"/>
-            <w:tcW w:type="dxa" w:w="1614"/>
-          </w:tcPr>
-          <w:p>
-            <w:pPr>
-              <w:spacing w:before="20" w:after="20"/>
-              <w:jc w:val="center"/>
-            </w:pPr>
-            <w:r/>
-            <w:r>
-              <w:rPr>
-                <w:rFonts w:ascii="Calibri" w:hAnsi="Calibri"/>
-                <w:b w:val="0"/>
-                <w:i w:val="0"/>
-                <w:color w:val="000000"/>
-                <w:sz w:val="18"/>
-              </w:rPr>
-              <w:t>56 180</w:t>
-            </w:r>
-          </w:p>
-        </w:tc>
-        <w:tc>
-          <w:tcPr>
-            <w:vAlign w:val="center"/>
-            <w:tcW w:type="dxa" w:w="2465"/>
+            <w:tcW w:type="dxa" w:w="2800"/>
+          </w:tcPr>
+          <w:p>
+            <w:pPr>
+              <w:spacing w:before="20" w:after="20"/>
+              <w:jc w:val="center"/>
+            </w:pPr>
+            <w:r/>
+            <w:r>
+              <w:rPr>
+                <w:rFonts w:ascii="Calibri" w:hAnsi="Calibri"/>
+                <w:b w:val="0"/>
+                <w:i w:val="0"/>
+                <w:color w:val="0B5CAD"/>
+                <w:sz w:val="18"/>
+              </w:rPr>
+              <w:t xml:space="preserve">[P060372 / CC012603]</w:t>
+            </w:r>
+          </w:p>
+        </w:tc>
+        <w:tc>
+          <w:tcPr>
+            <w:vAlign w:val="center"/>
+            <w:tcW w:type="dxa" w:w="974"/>
+          </w:tcPr>
+          <w:p>
+            <w:pPr>
+              <w:spacing w:before="20" w:after="20"/>
+              <w:jc w:val="center"/>
+            </w:pPr>
+            <w:r/>
+            <w:r>
+              <w:rPr>
+                <w:rFonts w:ascii="Calibri" w:hAnsi="Calibri"/>
+                <w:b w:val="0"/>
+                <w:i w:val="0"/>
+                <w:color w:val="0B5CAD"/>
+                <w:sz w:val="18"/>
+              </w:rPr>
+              <w:t xml:space="preserve">[140]</w:t>
+            </w:r>
+          </w:p>
+        </w:tc>
+        <w:tc>
+          <w:tcPr>
+            <w:vAlign w:val="center"/>
+            <w:tcW w:type="dxa" w:w="1132"/>
+          </w:tcPr>
+          <w:p>
+            <w:pPr>
+              <w:spacing w:before="20" w:after="20"/>
+              <w:jc w:val="center"/>
+            </w:pPr>
+            <w:r/>
+            <w:r>
+              <w:rPr>
+                <w:rFonts w:ascii="Calibri" w:hAnsi="Calibri"/>
+                <w:b w:val="0"/>
+                <w:i w:val="0"/>
+                <w:color w:val="0B5CAD"/>
+                <w:sz w:val="18"/>
+              </w:rPr>
+              <w:t xml:space="preserve">[14]</w:t>
+            </w:r>
+          </w:p>
+        </w:tc>
+        <w:tc>
+          <w:tcPr>
+            <w:vAlign w:val="center"/>
+            <w:tcW w:type="dxa" w:w="1641"/>
+          </w:tcPr>
+          <w:p>
+            <w:pPr>
+              <w:spacing w:before="20" w:after="20"/>
+              <w:jc w:val="center"/>
+            </w:pPr>
+            <w:r/>
+            <w:r>
+              <w:rPr>
+                <w:rFonts w:ascii="Calibri" w:hAnsi="Calibri"/>
+                <w:b w:val="0"/>
+                <w:i w:val="0"/>
+                <w:color w:val="0B5CAD"/>
+                <w:sz w:val="18"/>
+              </w:rPr>
+              <w:t xml:space="preserve">[56 180]</w:t>
+            </w:r>
+          </w:p>
+        </w:tc>
+        <w:tc>
+          <w:tcPr>
+            <w:vAlign w:val="center"/>
+            <w:tcW w:type="dxa" w:w="2345"/>
           </w:tcPr>
           <w:p>
             <w:pPr>
@@ -2815,7 +2875,7 @@
           <w:tcPr>
             <w:shd w:val="clear" w:color="auto" w:fill="F2F2F2"/>
             <w:vAlign w:val="center"/>
-            <w:tcW w:type="dxa" w:w="1593"/>
+            <w:tcW w:type="dxa" w:w="1572"/>
           </w:tcPr>
           <w:p>
             <w:pPr>
@@ -2839,23 +2899,23 @@
           <w:tcPr>
             <w:shd w:val="clear" w:color="auto" w:fill="F7FAFC"/>
             <w:vAlign w:val="center"/>
-            <w:tcW w:type="dxa" w:w="2696"/>
-          </w:tcPr>
-          <w:p>
-            <w:pPr>
-              <w:spacing w:before="20" w:after="20"/>
-              <w:jc w:val="center"/>
-            </w:pPr>
-            <w:r/>
-            <w:r>
-              <w:rPr>
-                <w:rFonts w:ascii="Calibri" w:hAnsi="Calibri"/>
-                <w:b w:val="0"/>
-                <w:i w:val="0"/>
-                <w:color w:val="000000"/>
-                <w:sz w:val="18"/>
-              </w:rPr>
-              <w:t>P060132 / CF102501</w:t>
+            <w:tcW w:type="dxa" w:w="2800"/>
+          </w:tcPr>
+          <w:p>
+            <w:pPr>
+              <w:spacing w:before="20" w:after="20"/>
+              <w:jc w:val="center"/>
+            </w:pPr>
+            <w:r/>
+            <w:r>
+              <w:rPr>
+                <w:rFonts w:ascii="Calibri" w:hAnsi="Calibri"/>
+                <w:b w:val="0"/>
+                <w:i w:val="0"/>
+                <w:color w:val="0B5CAD"/>
+                <w:sz w:val="18"/>
+              </w:rPr>
+              <w:t xml:space="preserve">[P060132 / CF102501]</w:t>
             </w:r>
           </w:p>
         </w:tc>
@@ -2863,23 +2923,23 @@
           <w:tcPr>
             <w:shd w:val="clear" w:color="auto" w:fill="F7FAFC"/>
             <w:vAlign w:val="center"/>
-            <w:tcW w:type="dxa" w:w="852"/>
-          </w:tcPr>
-          <w:p>
-            <w:pPr>
-              <w:spacing w:before="20" w:after="20"/>
-              <w:jc w:val="center"/>
-            </w:pPr>
-            <w:r/>
-            <w:r>
-              <w:rPr>
-                <w:rFonts w:ascii="Calibri" w:hAnsi="Calibri"/>
-                <w:b w:val="0"/>
-                <w:i w:val="0"/>
-                <w:color w:val="000000"/>
-                <w:sz w:val="18"/>
-              </w:rPr>
-              <w:t>49</w:t>
+            <w:tcW w:type="dxa" w:w="974"/>
+          </w:tcPr>
+          <w:p>
+            <w:pPr>
+              <w:spacing w:before="20" w:after="20"/>
+              <w:jc w:val="center"/>
+            </w:pPr>
+            <w:r/>
+            <w:r>
+              <w:rPr>
+                <w:rFonts w:ascii="Calibri" w:hAnsi="Calibri"/>
+                <w:b w:val="0"/>
+                <w:i w:val="0"/>
+                <w:color w:val="0B5CAD"/>
+                <w:sz w:val="18"/>
+              </w:rPr>
+              <w:t xml:space="preserve">[121]</w:t>
             </w:r>
           </w:p>
         </w:tc>
@@ -2887,23 +2947,23 @@
           <w:tcPr>
             <w:shd w:val="clear" w:color="auto" w:fill="F7FAFC"/>
             <w:vAlign w:val="center"/>
-            <w:tcW w:type="dxa" w:w="1244"/>
-          </w:tcPr>
-          <w:p>
-            <w:pPr>
-              <w:spacing w:before="20" w:after="20"/>
-              <w:jc w:val="center"/>
-            </w:pPr>
-            <w:r/>
-            <w:r>
-              <w:rPr>
-                <w:rFonts w:ascii="Calibri" w:hAnsi="Calibri"/>
-                <w:b w:val="0"/>
-                <w:i w:val="0"/>
-                <w:color w:val="000000"/>
-                <w:sz w:val="18"/>
-              </w:rPr>
-              <w:t>5</w:t>
+            <w:tcW w:type="dxa" w:w="1132"/>
+          </w:tcPr>
+          <w:p>
+            <w:pPr>
+              <w:spacing w:before="20" w:after="20"/>
+              <w:jc w:val="center"/>
+            </w:pPr>
+            <w:r/>
+            <w:r>
+              <w:rPr>
+                <w:rFonts w:ascii="Calibri" w:hAnsi="Calibri"/>
+                <w:b w:val="0"/>
+                <w:i w:val="0"/>
+                <w:color w:val="0B5CAD"/>
+                <w:sz w:val="18"/>
+              </w:rPr>
+              <w:t xml:space="preserve">[13]</w:t>
             </w:r>
           </w:p>
         </w:tc>
@@ -2911,23 +2971,23 @@
           <w:tcPr>
             <w:shd w:val="clear" w:color="auto" w:fill="F7FAFC"/>
             <w:vAlign w:val="center"/>
-            <w:tcW w:type="dxa" w:w="1614"/>
-          </w:tcPr>
-          <w:p>
-            <w:pPr>
-              <w:spacing w:before="20" w:after="20"/>
-              <w:jc w:val="center"/>
-            </w:pPr>
-            <w:r/>
-            <w:r>
-              <w:rPr>
-                <w:rFonts w:ascii="Calibri" w:hAnsi="Calibri"/>
-                <w:b w:val="0"/>
-                <w:i w:val="0"/>
-                <w:color w:val="000000"/>
-                <w:sz w:val="18"/>
-              </w:rPr>
-              <w:t>48 350</w:t>
+            <w:tcW w:type="dxa" w:w="1641"/>
+          </w:tcPr>
+          <w:p>
+            <w:pPr>
+              <w:spacing w:before="20" w:after="20"/>
+              <w:jc w:val="center"/>
+            </w:pPr>
+            <w:r/>
+            <w:r>
+              <w:rPr>
+                <w:rFonts w:ascii="Calibri" w:hAnsi="Calibri"/>
+                <w:b w:val="0"/>
+                <w:i w:val="0"/>
+                <w:color w:val="0B5CAD"/>
+                <w:sz w:val="18"/>
+              </w:rPr>
+              <w:t xml:space="preserve">[48 350]</w:t>
             </w:r>
           </w:p>
         </w:tc>
@@ -2935,7 +2995,7 @@
           <w:tcPr>
             <w:shd w:val="clear" w:color="auto" w:fill="F7FAFC"/>
             <w:vAlign w:val="center"/>
-            <w:tcW w:type="dxa" w:w="2465"/>
+            <w:tcW w:type="dxa" w:w="2345"/>
           </w:tcPr>
           <w:p>
             <w:pPr>
@@ -2964,7 +3024,7 @@
           <w:tcPr>
             <w:shd w:val="clear" w:color="auto" w:fill="F2F2F2"/>
             <w:vAlign w:val="center"/>
-            <w:tcW w:type="dxa" w:w="1593"/>
+            <w:tcW w:type="dxa" w:w="1572"/>
           </w:tcPr>
           <w:p>
             <w:pPr>
@@ -2987,99 +3047,99 @@
         <w:tc>
           <w:tcPr>
             <w:vAlign w:val="center"/>
-            <w:tcW w:type="dxa" w:w="2696"/>
-          </w:tcPr>
-          <w:p>
-            <w:pPr>
-              <w:spacing w:before="20" w:after="20"/>
-              <w:jc w:val="center"/>
-            </w:pPr>
-            <w:r/>
-            <w:r>
-              <w:rPr>
-                <w:rFonts w:ascii="Calibri" w:hAnsi="Calibri"/>
-                <w:b w:val="0"/>
-                <w:i w:val="0"/>
-                <w:color w:val="000000"/>
-                <w:sz w:val="18"/>
-              </w:rPr>
-              <w:t>P050222 / CJ062501/1</w:t>
-            </w:r>
-          </w:p>
-        </w:tc>
-        <w:tc>
-          <w:tcPr>
-            <w:vAlign w:val="center"/>
-            <w:tcW w:type="dxa" w:w="852"/>
-          </w:tcPr>
-          <w:p>
-            <w:pPr>
-              <w:spacing w:before="20" w:after="20"/>
-              <w:jc w:val="center"/>
-            </w:pPr>
-            <w:r/>
-            <w:r>
-              <w:rPr>
-                <w:rFonts w:ascii="Calibri" w:hAnsi="Calibri"/>
-                <w:b w:val="0"/>
-                <w:i w:val="0"/>
-                <w:color w:val="000000"/>
-                <w:sz w:val="18"/>
-              </w:rPr>
-              <w:t>78</w:t>
-            </w:r>
-          </w:p>
-        </w:tc>
-        <w:tc>
-          <w:tcPr>
-            <w:vAlign w:val="center"/>
-            <w:tcW w:type="dxa" w:w="1244"/>
-          </w:tcPr>
-          <w:p>
-            <w:pPr>
-              <w:spacing w:before="20" w:after="20"/>
-              <w:jc w:val="center"/>
-            </w:pPr>
-            <w:r/>
-            <w:r>
-              <w:rPr>
-                <w:rFonts w:ascii="Calibri" w:hAnsi="Calibri"/>
-                <w:b w:val="0"/>
-                <w:i w:val="0"/>
-                <w:color w:val="000000"/>
-                <w:sz w:val="18"/>
-              </w:rPr>
-              <w:t>8</w:t>
-            </w:r>
-          </w:p>
-        </w:tc>
-        <w:tc>
-          <w:tcPr>
-            <w:vAlign w:val="center"/>
-            <w:tcW w:type="dxa" w:w="1614"/>
-          </w:tcPr>
-          <w:p>
-            <w:pPr>
-              <w:spacing w:before="20" w:after="20"/>
-              <w:jc w:val="center"/>
-            </w:pPr>
-            <w:r/>
-            <w:r>
-              <w:rPr>
-                <w:rFonts w:ascii="Calibri" w:hAnsi="Calibri"/>
-                <w:b w:val="0"/>
-                <w:i w:val="0"/>
-                <w:color w:val="000000"/>
-                <w:sz w:val="18"/>
-              </w:rPr>
-              <w:t>77 720</w:t>
-            </w:r>
-          </w:p>
-        </w:tc>
-        <w:tc>
-          <w:tcPr>
-            <w:vAlign w:val="center"/>
-            <w:tcW w:type="dxa" w:w="2465"/>
+            <w:tcW w:type="dxa" w:w="2800"/>
+          </w:tcPr>
+          <w:p>
+            <w:pPr>
+              <w:spacing w:before="20" w:after="20"/>
+              <w:jc w:val="center"/>
+            </w:pPr>
+            <w:r/>
+            <w:r>
+              <w:rPr>
+                <w:rFonts w:ascii="Calibri" w:hAnsi="Calibri"/>
+                <w:b w:val="0"/>
+                <w:i w:val="0"/>
+                <w:color w:val="0B5CAD"/>
+                <w:sz w:val="18"/>
+              </w:rPr>
+              <w:t xml:space="preserve">[P050222 / CJ062501/1]</w:t>
+            </w:r>
+          </w:p>
+        </w:tc>
+        <w:tc>
+          <w:tcPr>
+            <w:vAlign w:val="center"/>
+            <w:tcW w:type="dxa" w:w="974"/>
+          </w:tcPr>
+          <w:p>
+            <w:pPr>
+              <w:spacing w:before="20" w:after="20"/>
+              <w:jc w:val="center"/>
+            </w:pPr>
+            <w:r/>
+            <w:r>
+              <w:rPr>
+                <w:rFonts w:ascii="Calibri" w:hAnsi="Calibri"/>
+                <w:b w:val="0"/>
+                <w:i w:val="0"/>
+                <w:color w:val="0B5CAD"/>
+                <w:sz w:val="18"/>
+              </w:rPr>
+              <w:t xml:space="preserve">[194]</w:t>
+            </w:r>
+          </w:p>
+        </w:tc>
+        <w:tc>
+          <w:tcPr>
+            <w:vAlign w:val="center"/>
+            <w:tcW w:type="dxa" w:w="1132"/>
+          </w:tcPr>
+          <w:p>
+            <w:pPr>
+              <w:spacing w:before="20" w:after="20"/>
+              <w:jc w:val="center"/>
+            </w:pPr>
+            <w:r/>
+            <w:r>
+              <w:rPr>
+                <w:rFonts w:ascii="Calibri" w:hAnsi="Calibri"/>
+                <w:b w:val="0"/>
+                <w:i w:val="0"/>
+                <w:color w:val="0B5CAD"/>
+                <w:sz w:val="18"/>
+              </w:rPr>
+              <w:t xml:space="preserve">[20]</w:t>
+            </w:r>
+          </w:p>
+        </w:tc>
+        <w:tc>
+          <w:tcPr>
+            <w:vAlign w:val="center"/>
+            <w:tcW w:type="dxa" w:w="1641"/>
+          </w:tcPr>
+          <w:p>
+            <w:pPr>
+              <w:spacing w:before="20" w:after="20"/>
+              <w:jc w:val="center"/>
+            </w:pPr>
+            <w:r/>
+            <w:r>
+              <w:rPr>
+                <w:rFonts w:ascii="Calibri" w:hAnsi="Calibri"/>
+                <w:b w:val="0"/>
+                <w:i w:val="0"/>
+                <w:color w:val="0B5CAD"/>
+                <w:sz w:val="18"/>
+              </w:rPr>
+              <w:t xml:space="preserve">[77 720]</w:t>
+            </w:r>
+          </w:p>
+        </w:tc>
+        <w:tc>
+          <w:tcPr>
+            <w:vAlign w:val="center"/>
+            <w:tcW w:type="dxa" w:w="2345"/>
           </w:tcPr>
           <w:p>
             <w:pPr>
@@ -3108,7 +3168,7 @@
           <w:tcPr>
             <w:shd w:val="clear" w:color="auto" w:fill="F2F2F2"/>
             <w:vAlign w:val="center"/>
-            <w:tcW w:type="dxa" w:w="1593"/>
+            <w:tcW w:type="dxa" w:w="1572"/>
           </w:tcPr>
           <w:p>
             <w:pPr>
@@ -3132,23 +3192,23 @@
           <w:tcPr>
             <w:shd w:val="clear" w:color="auto" w:fill="F7FAFC"/>
             <w:vAlign w:val="center"/>
-            <w:tcW w:type="dxa" w:w="2696"/>
-          </w:tcPr>
-          <w:p>
-            <w:pPr>
-              <w:spacing w:before="20" w:after="20"/>
-              <w:jc w:val="center"/>
-            </w:pPr>
-            <w:r/>
-            <w:r>
-              <w:rPr>
-                <w:rFonts w:ascii="Calibri" w:hAnsi="Calibri"/>
-                <w:b w:val="0"/>
-                <w:i w:val="0"/>
-                <w:color w:val="000000"/>
-                <w:sz w:val="18"/>
-              </w:rPr>
-              <w:t>P060022 / CJ082501/1</w:t>
+            <w:tcW w:type="dxa" w:w="2800"/>
+          </w:tcPr>
+          <w:p>
+            <w:pPr>
+              <w:spacing w:before="20" w:after="20"/>
+              <w:jc w:val="center"/>
+            </w:pPr>
+            <w:r/>
+            <w:r>
+              <w:rPr>
+                <w:rFonts w:ascii="Calibri" w:hAnsi="Calibri"/>
+                <w:b w:val="0"/>
+                <w:i w:val="0"/>
+                <w:color w:val="0B5CAD"/>
+                <w:sz w:val="18"/>
+              </w:rPr>
+              <w:t xml:space="preserve">[P060022 / CJ082501/1]</w:t>
             </w:r>
           </w:p>
         </w:tc>
@@ -3156,23 +3216,23 @@
           <w:tcPr>
             <w:shd w:val="clear" w:color="auto" w:fill="F7FAFC"/>
             <w:vAlign w:val="center"/>
-            <w:tcW w:type="dxa" w:w="852"/>
-          </w:tcPr>
-          <w:p>
-            <w:pPr>
-              <w:spacing w:before="20" w:after="20"/>
-              <w:jc w:val="center"/>
-            </w:pPr>
-            <w:r/>
-            <w:r>
-              <w:rPr>
-                <w:rFonts w:ascii="Calibri" w:hAnsi="Calibri"/>
-                <w:b w:val="0"/>
-                <w:i w:val="0"/>
-                <w:color w:val="000000"/>
-                <w:sz w:val="18"/>
-              </w:rPr>
-              <w:t>116</w:t>
+            <w:tcW w:type="dxa" w:w="974"/>
+          </w:tcPr>
+          <w:p>
+            <w:pPr>
+              <w:spacing w:before="20" w:after="20"/>
+              <w:jc w:val="center"/>
+            </w:pPr>
+            <w:r/>
+            <w:r>
+              <w:rPr>
+                <w:rFonts w:ascii="Calibri" w:hAnsi="Calibri"/>
+                <w:b w:val="0"/>
+                <w:i w:val="0"/>
+                <w:color w:val="0B5CAD"/>
+                <w:sz w:val="18"/>
+              </w:rPr>
+              <w:t xml:space="preserve">[288]</w:t>
             </w:r>
           </w:p>
         </w:tc>
@@ -3180,23 +3240,23 @@
           <w:tcPr>
             <w:shd w:val="clear" w:color="auto" w:fill="F7FAFC"/>
             <w:vAlign w:val="center"/>
-            <w:tcW w:type="dxa" w:w="1244"/>
-          </w:tcPr>
-          <w:p>
-            <w:pPr>
-              <w:spacing w:before="20" w:after="20"/>
-              <w:jc w:val="center"/>
-            </w:pPr>
-            <w:r/>
-            <w:r>
-              <w:rPr>
-                <w:rFonts w:ascii="Calibri" w:hAnsi="Calibri"/>
-                <w:b w:val="0"/>
-                <w:i w:val="0"/>
-                <w:color w:val="000000"/>
-                <w:sz w:val="18"/>
-              </w:rPr>
-              <w:t>12</w:t>
+            <w:tcW w:type="dxa" w:w="1132"/>
+          </w:tcPr>
+          <w:p>
+            <w:pPr>
+              <w:spacing w:before="20" w:after="20"/>
+              <w:jc w:val="center"/>
+            </w:pPr>
+            <w:r/>
+            <w:r>
+              <w:rPr>
+                <w:rFonts w:ascii="Calibri" w:hAnsi="Calibri"/>
+                <w:b w:val="0"/>
+                <w:i w:val="0"/>
+                <w:color w:val="0B5CAD"/>
+                <w:sz w:val="18"/>
+              </w:rPr>
+              <w:t xml:space="preserve">[29]</w:t>
             </w:r>
           </w:p>
         </w:tc>
@@ -3204,23 +3264,23 @@
           <w:tcPr>
             <w:shd w:val="clear" w:color="auto" w:fill="F7FAFC"/>
             <w:vAlign w:val="center"/>
-            <w:tcW w:type="dxa" w:w="1614"/>
-          </w:tcPr>
-          <w:p>
-            <w:pPr>
-              <w:spacing w:before="20" w:after="20"/>
-              <w:jc w:val="center"/>
-            </w:pPr>
-            <w:r/>
-            <w:r>
-              <w:rPr>
-                <w:rFonts w:ascii="Calibri" w:hAnsi="Calibri"/>
-                <w:b w:val="0"/>
-                <w:i w:val="0"/>
-                <w:color w:val="000000"/>
-                <w:sz w:val="18"/>
-              </w:rPr>
-              <w:t>115 600</w:t>
+            <w:tcW w:type="dxa" w:w="1641"/>
+          </w:tcPr>
+          <w:p>
+            <w:pPr>
+              <w:spacing w:before="20" w:after="20"/>
+              <w:jc w:val="center"/>
+            </w:pPr>
+            <w:r/>
+            <w:r>
+              <w:rPr>
+                <w:rFonts w:ascii="Calibri" w:hAnsi="Calibri"/>
+                <w:b w:val="0"/>
+                <w:i w:val="0"/>
+                <w:color w:val="0B5CAD"/>
+                <w:sz w:val="18"/>
+              </w:rPr>
+              <w:t xml:space="preserve">[115 600]</w:t>
             </w:r>
           </w:p>
         </w:tc>
@@ -3228,7 +3288,7 @@
           <w:tcPr>
             <w:shd w:val="clear" w:color="auto" w:fill="F7FAFC"/>
             <w:vAlign w:val="center"/>
-            <w:tcW w:type="dxa" w:w="2465"/>
+            <w:tcW w:type="dxa" w:w="2345"/>
           </w:tcPr>
           <w:p>
             <w:pPr>
@@ -3257,7 +3317,7 @@
           <w:tcPr>
             <w:shd w:val="clear" w:color="auto" w:fill="F2F2F2"/>
             <w:vAlign w:val="center"/>
-            <w:tcW w:type="dxa" w:w="1593"/>
+            <w:tcW w:type="dxa" w:w="1572"/>
           </w:tcPr>
           <w:p>
             <w:pPr>
@@ -3280,99 +3340,99 @@
         <w:tc>
           <w:tcPr>
             <w:vAlign w:val="center"/>
-            <w:tcW w:type="dxa" w:w="2696"/>
-          </w:tcPr>
-          <w:p>
-            <w:pPr>
-              <w:spacing w:before="20" w:after="20"/>
-              <w:jc w:val="center"/>
-            </w:pPr>
-            <w:r/>
-            <w:r>
-              <w:rPr>
-                <w:rFonts w:ascii="Calibri" w:hAnsi="Calibri"/>
-                <w:b w:val="0"/>
-                <w:i w:val="0"/>
-                <w:color w:val="000000"/>
-                <w:sz w:val="18"/>
-              </w:rPr>
-              <w:t>P060072 / CJ092501</w:t>
-            </w:r>
-          </w:p>
-        </w:tc>
-        <w:tc>
-          <w:tcPr>
-            <w:vAlign w:val="center"/>
-            <w:tcW w:type="dxa" w:w="852"/>
-          </w:tcPr>
-          <w:p>
-            <w:pPr>
-              <w:spacing w:before="20" w:after="20"/>
-              <w:jc w:val="center"/>
-            </w:pPr>
-            <w:r/>
-            <w:r>
-              <w:rPr>
-                <w:rFonts w:ascii="Calibri" w:hAnsi="Calibri"/>
-                <w:b w:val="0"/>
-                <w:i w:val="0"/>
-                <w:color w:val="000000"/>
-                <w:sz w:val="18"/>
-              </w:rPr>
-              <w:t>29</w:t>
-            </w:r>
-          </w:p>
-        </w:tc>
-        <w:tc>
-          <w:tcPr>
-            <w:vAlign w:val="center"/>
-            <w:tcW w:type="dxa" w:w="1244"/>
-          </w:tcPr>
-          <w:p>
-            <w:pPr>
-              <w:spacing w:before="20" w:after="20"/>
-              <w:jc w:val="center"/>
-            </w:pPr>
-            <w:r/>
-            <w:r>
-              <w:rPr>
-                <w:rFonts w:ascii="Calibri" w:hAnsi="Calibri"/>
-                <w:b w:val="0"/>
-                <w:i w:val="0"/>
-                <w:color w:val="000000"/>
-                <w:sz w:val="18"/>
-              </w:rPr>
-              <w:t>3</w:t>
-            </w:r>
-          </w:p>
-        </w:tc>
-        <w:tc>
-          <w:tcPr>
-            <w:vAlign w:val="center"/>
-            <w:tcW w:type="dxa" w:w="1614"/>
-          </w:tcPr>
-          <w:p>
-            <w:pPr>
-              <w:spacing w:before="20" w:after="20"/>
-              <w:jc w:val="center"/>
-            </w:pPr>
-            <w:r/>
-            <w:r>
-              <w:rPr>
-                <w:rFonts w:ascii="Calibri" w:hAnsi="Calibri"/>
-                <w:b w:val="0"/>
-                <w:i w:val="0"/>
-                <w:color w:val="000000"/>
-                <w:sz w:val="18"/>
-              </w:rPr>
-              <w:t>28 380</w:t>
-            </w:r>
-          </w:p>
-        </w:tc>
-        <w:tc>
-          <w:tcPr>
-            <w:vAlign w:val="center"/>
-            <w:tcW w:type="dxa" w:w="2465"/>
+            <w:tcW w:type="dxa" w:w="2800"/>
+          </w:tcPr>
+          <w:p>
+            <w:pPr>
+              <w:spacing w:before="20" w:after="20"/>
+              <w:jc w:val="center"/>
+            </w:pPr>
+            <w:r/>
+            <w:r>
+              <w:rPr>
+                <w:rFonts w:ascii="Calibri" w:hAnsi="Calibri"/>
+                <w:b w:val="0"/>
+                <w:i w:val="0"/>
+                <w:color w:val="0B5CAD"/>
+                <w:sz w:val="18"/>
+              </w:rPr>
+              <w:t xml:space="preserve">[P060072 / CJ092501]</w:t>
+            </w:r>
+          </w:p>
+        </w:tc>
+        <w:tc>
+          <w:tcPr>
+            <w:vAlign w:val="center"/>
+            <w:tcW w:type="dxa" w:w="974"/>
+          </w:tcPr>
+          <w:p>
+            <w:pPr>
+              <w:spacing w:before="20" w:after="20"/>
+              <w:jc w:val="center"/>
+            </w:pPr>
+            <w:r/>
+            <w:r>
+              <w:rPr>
+                <w:rFonts w:ascii="Calibri" w:hAnsi="Calibri"/>
+                <w:b w:val="0"/>
+                <w:i w:val="0"/>
+                <w:color w:val="0B5CAD"/>
+                <w:sz w:val="18"/>
+              </w:rPr>
+              <w:t xml:space="preserve">[71]</w:t>
+            </w:r>
+          </w:p>
+        </w:tc>
+        <w:tc>
+          <w:tcPr>
+            <w:vAlign w:val="center"/>
+            <w:tcW w:type="dxa" w:w="1132"/>
+          </w:tcPr>
+          <w:p>
+            <w:pPr>
+              <w:spacing w:before="20" w:after="20"/>
+              <w:jc w:val="center"/>
+            </w:pPr>
+            <w:r/>
+            <w:r>
+              <w:rPr>
+                <w:rFonts w:ascii="Calibri" w:hAnsi="Calibri"/>
+                <w:b w:val="0"/>
+                <w:i w:val="0"/>
+                <w:color w:val="0B5CAD"/>
+                <w:sz w:val="18"/>
+              </w:rPr>
+              <w:t xml:space="preserve">[8]</w:t>
+            </w:r>
+          </w:p>
+        </w:tc>
+        <w:tc>
+          <w:tcPr>
+            <w:vAlign w:val="center"/>
+            <w:tcW w:type="dxa" w:w="1641"/>
+          </w:tcPr>
+          <w:p>
+            <w:pPr>
+              <w:spacing w:before="20" w:after="20"/>
+              <w:jc w:val="center"/>
+            </w:pPr>
+            <w:r/>
+            <w:r>
+              <w:rPr>
+                <w:rFonts w:ascii="Calibri" w:hAnsi="Calibri"/>
+                <w:b w:val="0"/>
+                <w:i w:val="0"/>
+                <w:color w:val="0B5CAD"/>
+                <w:sz w:val="18"/>
+              </w:rPr>
+              <w:t xml:space="preserve">[28 380]</w:t>
+            </w:r>
+          </w:p>
+        </w:tc>
+        <w:tc>
+          <w:tcPr>
+            <w:vAlign w:val="center"/>
+            <w:tcW w:type="dxa" w:w="2345"/>
           </w:tcPr>
           <w:p>
             <w:pPr>
@@ -3401,7 +3461,7 @@
           <w:tcPr>
             <w:shd w:val="clear" w:color="auto" w:fill="F2F2F2"/>
             <w:vAlign w:val="center"/>
-            <w:tcW w:type="dxa" w:w="1593"/>
+            <w:tcW w:type="dxa" w:w="1572"/>
           </w:tcPr>
           <w:p>
             <w:pPr>
@@ -3425,23 +3485,23 @@
           <w:tcPr>
             <w:shd w:val="clear" w:color="auto" w:fill="F7FAFC"/>
             <w:vAlign w:val="center"/>
-            <w:tcW w:type="dxa" w:w="2696"/>
-          </w:tcPr>
-          <w:p>
-            <w:pPr>
-              <w:spacing w:before="20" w:after="20"/>
-              <w:jc w:val="center"/>
-            </w:pPr>
-            <w:r/>
-            <w:r>
-              <w:rPr>
-                <w:rFonts w:ascii="Calibri" w:hAnsi="Calibri"/>
-                <w:b w:val="0"/>
-                <w:i w:val="0"/>
-                <w:color w:val="000000"/>
-                <w:sz w:val="18"/>
-              </w:rPr>
-              <w:t>P060322 / FB012601/1</w:t>
+            <w:tcW w:type="dxa" w:w="2800"/>
+          </w:tcPr>
+          <w:p>
+            <w:pPr>
+              <w:spacing w:before="20" w:after="20"/>
+              <w:jc w:val="center"/>
+            </w:pPr>
+            <w:r/>
+            <w:r>
+              <w:rPr>
+                <w:rFonts w:ascii="Calibri" w:hAnsi="Calibri"/>
+                <w:b w:val="0"/>
+                <w:i w:val="0"/>
+                <w:color w:val="0B5CAD"/>
+                <w:sz w:val="18"/>
+              </w:rPr>
+              <w:t xml:space="preserve">[P060322 / FB012601/1]</w:t>
             </w:r>
           </w:p>
         </w:tc>
@@ -3449,23 +3509,23 @@
           <w:tcPr>
             <w:shd w:val="clear" w:color="auto" w:fill="F7FAFC"/>
             <w:vAlign w:val="center"/>
-            <w:tcW w:type="dxa" w:w="852"/>
-          </w:tcPr>
-          <w:p>
-            <w:pPr>
-              <w:spacing w:before="20" w:after="20"/>
-              <w:jc w:val="center"/>
-            </w:pPr>
-            <w:r/>
-            <w:r>
-              <w:rPr>
-                <w:rFonts w:ascii="Calibri" w:hAnsi="Calibri"/>
-                <w:b w:val="0"/>
-                <w:i w:val="0"/>
-                <w:color w:val="000000"/>
-                <w:sz w:val="18"/>
-              </w:rPr>
-              <w:t>9</w:t>
+            <w:tcW w:type="dxa" w:w="974"/>
+          </w:tcPr>
+          <w:p>
+            <w:pPr>
+              <w:spacing w:before="20" w:after="20"/>
+              <w:jc w:val="center"/>
+            </w:pPr>
+            <w:r/>
+            <w:r>
+              <w:rPr>
+                <w:rFonts w:ascii="Calibri" w:hAnsi="Calibri"/>
+                <w:b w:val="0"/>
+                <w:i w:val="0"/>
+                <w:color w:val="0B5CAD"/>
+                <w:sz w:val="18"/>
+              </w:rPr>
+              <w:t xml:space="preserve">[22]</w:t>
             </w:r>
           </w:p>
         </w:tc>
@@ -3473,23 +3533,23 @@
           <w:tcPr>
             <w:shd w:val="clear" w:color="auto" w:fill="F7FAFC"/>
             <w:vAlign w:val="center"/>
-            <w:tcW w:type="dxa" w:w="1244"/>
-          </w:tcPr>
-          <w:p>
-            <w:pPr>
-              <w:spacing w:before="20" w:after="20"/>
-              <w:jc w:val="center"/>
-            </w:pPr>
-            <w:r/>
-            <w:r>
-              <w:rPr>
-                <w:rFonts w:ascii="Calibri" w:hAnsi="Calibri"/>
-                <w:b w:val="0"/>
-                <w:i w:val="0"/>
-                <w:color w:val="000000"/>
-                <w:sz w:val="18"/>
-              </w:rPr>
-              <w:t>1</w:t>
+            <w:tcW w:type="dxa" w:w="1132"/>
+          </w:tcPr>
+          <w:p>
+            <w:pPr>
+              <w:spacing w:before="20" w:after="20"/>
+              <w:jc w:val="center"/>
+            </w:pPr>
+            <w:r/>
+            <w:r>
+              <w:rPr>
+                <w:rFonts w:ascii="Calibri" w:hAnsi="Calibri"/>
+                <w:b w:val="0"/>
+                <w:i w:val="0"/>
+                <w:color w:val="0B5CAD"/>
+                <w:sz w:val="18"/>
+              </w:rPr>
+              <w:t xml:space="preserve">[3]</w:t>
             </w:r>
           </w:p>
         </w:tc>
@@ -3497,23 +3557,23 @@
           <w:tcPr>
             <w:shd w:val="clear" w:color="auto" w:fill="F7FAFC"/>
             <w:vAlign w:val="center"/>
-            <w:tcW w:type="dxa" w:w="1614"/>
-          </w:tcPr>
-          <w:p>
-            <w:pPr>
-              <w:spacing w:before="20" w:after="20"/>
-              <w:jc w:val="center"/>
-            </w:pPr>
-            <w:r/>
-            <w:r>
-              <w:rPr>
-                <w:rFonts w:ascii="Calibri" w:hAnsi="Calibri"/>
-                <w:b w:val="0"/>
-                <w:i w:val="0"/>
-                <w:color w:val="000000"/>
-                <w:sz w:val="18"/>
-              </w:rPr>
-              <w:t>8 850</w:t>
+            <w:tcW w:type="dxa" w:w="1641"/>
+          </w:tcPr>
+          <w:p>
+            <w:pPr>
+              <w:spacing w:before="20" w:after="20"/>
+              <w:jc w:val="center"/>
+            </w:pPr>
+            <w:r/>
+            <w:r>
+              <w:rPr>
+                <w:rFonts w:ascii="Calibri" w:hAnsi="Calibri"/>
+                <w:b w:val="0"/>
+                <w:i w:val="0"/>
+                <w:color w:val="0B5CAD"/>
+                <w:sz w:val="18"/>
+              </w:rPr>
+              <w:t xml:space="preserve">[8 850]</w:t>
             </w:r>
           </w:p>
         </w:tc>
@@ -3521,7 +3581,7 @@
           <w:tcPr>
             <w:shd w:val="clear" w:color="auto" w:fill="F7FAFC"/>
             <w:vAlign w:val="center"/>
-            <w:tcW w:type="dxa" w:w="2465"/>
+            <w:tcW w:type="dxa" w:w="2345"/>
           </w:tcPr>
           <w:p>
             <w:pPr>
@@ -3550,7 +3610,7 @@
           <w:tcPr>
             <w:shd w:val="clear" w:color="auto" w:fill="F2F2F2"/>
             <w:vAlign w:val="center"/>
-            <w:tcW w:type="dxa" w:w="1593"/>
+            <w:tcW w:type="dxa" w:w="1572"/>
           </w:tcPr>
           <w:p>
             <w:pPr>
@@ -3573,99 +3633,99 @@
         <w:tc>
           <w:tcPr>
             <w:vAlign w:val="center"/>
-            <w:tcW w:type="dxa" w:w="2696"/>
-          </w:tcPr>
-          <w:p>
-            <w:pPr>
-              <w:spacing w:before="20" w:after="20"/>
-              <w:jc w:val="center"/>
-            </w:pPr>
-            <w:r/>
-            <w:r>
-              <w:rPr>
-                <w:rFonts w:ascii="Calibri" w:hAnsi="Calibri"/>
-                <w:b w:val="0"/>
-                <w:i w:val="0"/>
-                <w:color w:val="000000"/>
-                <w:sz w:val="18"/>
-              </w:rPr>
-              <w:t>GG1024</w:t>
-            </w:r>
-          </w:p>
-        </w:tc>
-        <w:tc>
-          <w:tcPr>
-            <w:vAlign w:val="center"/>
-            <w:tcW w:type="dxa" w:w="852"/>
-          </w:tcPr>
-          <w:p>
-            <w:pPr>
-              <w:spacing w:before="20" w:after="20"/>
-              <w:jc w:val="center"/>
-            </w:pPr>
-            <w:r/>
-            <w:r>
-              <w:rPr>
-                <w:rFonts w:ascii="Calibri" w:hAnsi="Calibri"/>
-                <w:b w:val="0"/>
-                <w:i w:val="0"/>
-                <w:color w:val="000000"/>
-                <w:sz w:val="18"/>
-              </w:rPr>
-              <w:t>45</w:t>
-            </w:r>
-          </w:p>
-        </w:tc>
-        <w:tc>
-          <w:tcPr>
-            <w:vAlign w:val="center"/>
-            <w:tcW w:type="dxa" w:w="1244"/>
-          </w:tcPr>
-          <w:p>
-            <w:pPr>
-              <w:spacing w:before="20" w:after="20"/>
-              <w:jc w:val="center"/>
-            </w:pPr>
-            <w:r/>
-            <w:r>
-              <w:rPr>
-                <w:rFonts w:ascii="Calibri" w:hAnsi="Calibri"/>
-                <w:b w:val="0"/>
-                <w:i w:val="0"/>
-                <w:color w:val="000000"/>
-                <w:sz w:val="18"/>
-              </w:rPr>
-              <w:t>5</w:t>
-            </w:r>
-          </w:p>
-        </w:tc>
-        <w:tc>
-          <w:tcPr>
-            <w:vAlign w:val="center"/>
-            <w:tcW w:type="dxa" w:w="1614"/>
-          </w:tcPr>
-          <w:p>
-            <w:pPr>
-              <w:spacing w:before="20" w:after="20"/>
-              <w:jc w:val="center"/>
-            </w:pPr>
-            <w:r/>
-            <w:r>
-              <w:rPr>
-                <w:rFonts w:ascii="Calibri" w:hAnsi="Calibri"/>
-                <w:b w:val="0"/>
-                <w:i w:val="0"/>
-                <w:color w:val="000000"/>
-                <w:sz w:val="18"/>
-              </w:rPr>
-              <w:t>44 840</w:t>
-            </w:r>
-          </w:p>
-        </w:tc>
-        <w:tc>
-          <w:tcPr>
-            <w:vAlign w:val="center"/>
-            <w:tcW w:type="dxa" w:w="2465"/>
+            <w:tcW w:type="dxa" w:w="2800"/>
+          </w:tcPr>
+          <w:p>
+            <w:pPr>
+              <w:spacing w:before="20" w:after="20"/>
+              <w:jc w:val="center"/>
+            </w:pPr>
+            <w:r/>
+            <w:r>
+              <w:rPr>
+                <w:rFonts w:ascii="Calibri" w:hAnsi="Calibri"/>
+                <w:b w:val="0"/>
+                <w:i w:val="0"/>
+                <w:color w:val="0B5CAD"/>
+                <w:sz w:val="18"/>
+              </w:rPr>
+              <w:t xml:space="preserve">[GG1024]</w:t>
+            </w:r>
+          </w:p>
+        </w:tc>
+        <w:tc>
+          <w:tcPr>
+            <w:vAlign w:val="center"/>
+            <w:tcW w:type="dxa" w:w="974"/>
+          </w:tcPr>
+          <w:p>
+            <w:pPr>
+              <w:spacing w:before="20" w:after="20"/>
+              <w:jc w:val="center"/>
+            </w:pPr>
+            <w:r/>
+            <w:r>
+              <w:rPr>
+                <w:rFonts w:ascii="Calibri" w:hAnsi="Calibri"/>
+                <w:b w:val="0"/>
+                <w:i w:val="0"/>
+                <w:color w:val="0B5CAD"/>
+                <w:sz w:val="18"/>
+              </w:rPr>
+              <w:t xml:space="preserve">[112]</w:t>
+            </w:r>
+          </w:p>
+        </w:tc>
+        <w:tc>
+          <w:tcPr>
+            <w:vAlign w:val="center"/>
+            <w:tcW w:type="dxa" w:w="1132"/>
+          </w:tcPr>
+          <w:p>
+            <w:pPr>
+              <w:spacing w:before="20" w:after="20"/>
+              <w:jc w:val="center"/>
+            </w:pPr>
+            <w:r/>
+            <w:r>
+              <w:rPr>
+                <w:rFonts w:ascii="Calibri" w:hAnsi="Calibri"/>
+                <w:b w:val="0"/>
+                <w:i w:val="0"/>
+                <w:color w:val="0B5CAD"/>
+                <w:sz w:val="18"/>
+              </w:rPr>
+              <w:t xml:space="preserve">[12]</w:t>
+            </w:r>
+          </w:p>
+        </w:tc>
+        <w:tc>
+          <w:tcPr>
+            <w:vAlign w:val="center"/>
+            <w:tcW w:type="dxa" w:w="1641"/>
+          </w:tcPr>
+          <w:p>
+            <w:pPr>
+              <w:spacing w:before="20" w:after="20"/>
+              <w:jc w:val="center"/>
+            </w:pPr>
+            <w:r/>
+            <w:r>
+              <w:rPr>
+                <w:rFonts w:ascii="Calibri" w:hAnsi="Calibri"/>
+                <w:b w:val="0"/>
+                <w:i w:val="0"/>
+                <w:color w:val="0B5CAD"/>
+                <w:sz w:val="18"/>
+              </w:rPr>
+              <w:t xml:space="preserve">[44 840]</w:t>
+            </w:r>
+          </w:p>
+        </w:tc>
+        <w:tc>
+          <w:tcPr>
+            <w:vAlign w:val="center"/>
+            <w:tcW w:type="dxa" w:w="2345"/>
           </w:tcPr>
           <w:p>
             <w:pPr>
@@ -3694,7 +3754,7 @@
           <w:tcPr>
             <w:shd w:val="clear" w:color="auto" w:fill="F2F2F2"/>
             <w:vAlign w:val="center"/>
-            <w:tcW w:type="dxa" w:w="1593"/>
+            <w:tcW w:type="dxa" w:w="1572"/>
           </w:tcPr>
           <w:p>
             <w:pPr>
@@ -3718,23 +3778,23 @@
           <w:tcPr>
             <w:shd w:val="clear" w:color="auto" w:fill="F7FAFC"/>
             <w:vAlign w:val="center"/>
-            <w:tcW w:type="dxa" w:w="2696"/>
-          </w:tcPr>
-          <w:p>
-            <w:pPr>
-              <w:spacing w:before="20" w:after="20"/>
-              <w:jc w:val="center"/>
-            </w:pPr>
-            <w:r/>
-            <w:r>
-              <w:rPr>
-                <w:rFonts w:ascii="Calibri" w:hAnsi="Calibri"/>
-                <w:b w:val="0"/>
-                <w:i w:val="0"/>
-                <w:color w:val="000000"/>
-                <w:sz w:val="18"/>
-              </w:rPr>
-              <w:t>P050302 / GP072501/2</w:t>
+            <w:tcW w:type="dxa" w:w="2800"/>
+          </w:tcPr>
+          <w:p>
+            <w:pPr>
+              <w:spacing w:before="20" w:after="20"/>
+              <w:jc w:val="center"/>
+            </w:pPr>
+            <w:r/>
+            <w:r>
+              <w:rPr>
+                <w:rFonts w:ascii="Calibri" w:hAnsi="Calibri"/>
+                <w:b w:val="0"/>
+                <w:i w:val="0"/>
+                <w:color w:val="0B5CAD"/>
+                <w:sz w:val="18"/>
+              </w:rPr>
+              <w:t xml:space="preserve">[P050302 / GP072501/2]</w:t>
             </w:r>
           </w:p>
         </w:tc>
@@ -3742,23 +3802,23 @@
           <w:tcPr>
             <w:shd w:val="clear" w:color="auto" w:fill="F7FAFC"/>
             <w:vAlign w:val="center"/>
-            <w:tcW w:type="dxa" w:w="852"/>
-          </w:tcPr>
-          <w:p>
-            <w:pPr>
-              <w:spacing w:before="20" w:after="20"/>
-              <w:jc w:val="center"/>
-            </w:pPr>
-            <w:r/>
-            <w:r>
-              <w:rPr>
-                <w:rFonts w:ascii="Calibri" w:hAnsi="Calibri"/>
-                <w:b w:val="0"/>
-                <w:i w:val="0"/>
-                <w:color w:val="000000"/>
-                <w:sz w:val="18"/>
-              </w:rPr>
-              <w:t>14</w:t>
+            <w:tcW w:type="dxa" w:w="974"/>
+          </w:tcPr>
+          <w:p>
+            <w:pPr>
+              <w:spacing w:before="20" w:after="20"/>
+              <w:jc w:val="center"/>
+            </w:pPr>
+            <w:r/>
+            <w:r>
+              <w:rPr>
+                <w:rFonts w:ascii="Calibri" w:hAnsi="Calibri"/>
+                <w:b w:val="0"/>
+                <w:i w:val="0"/>
+                <w:color w:val="0B5CAD"/>
+                <w:sz w:val="18"/>
+              </w:rPr>
+              <w:t xml:space="preserve">[34]</w:t>
             </w:r>
           </w:p>
         </w:tc>
@@ -3766,23 +3826,23 @@
           <w:tcPr>
             <w:shd w:val="clear" w:color="auto" w:fill="F7FAFC"/>
             <w:vAlign w:val="center"/>
-            <w:tcW w:type="dxa" w:w="1244"/>
-          </w:tcPr>
-          <w:p>
-            <w:pPr>
-              <w:spacing w:before="20" w:after="20"/>
-              <w:jc w:val="center"/>
-            </w:pPr>
-            <w:r/>
-            <w:r>
-              <w:rPr>
-                <w:rFonts w:ascii="Calibri" w:hAnsi="Calibri"/>
-                <w:b w:val="0"/>
-                <w:i w:val="0"/>
-                <w:color w:val="000000"/>
-                <w:sz w:val="18"/>
-              </w:rPr>
-              <w:t>2</w:t>
+            <w:tcW w:type="dxa" w:w="1132"/>
+          </w:tcPr>
+          <w:p>
+            <w:pPr>
+              <w:spacing w:before="20" w:after="20"/>
+              <w:jc w:val="center"/>
+            </w:pPr>
+            <w:r/>
+            <w:r>
+              <w:rPr>
+                <w:rFonts w:ascii="Calibri" w:hAnsi="Calibri"/>
+                <w:b w:val="0"/>
+                <w:i w:val="0"/>
+                <w:color w:val="0B5CAD"/>
+                <w:sz w:val="18"/>
+              </w:rPr>
+              <w:t xml:space="preserve">[4]</w:t>
             </w:r>
           </w:p>
         </w:tc>
@@ -3790,23 +3850,23 @@
           <w:tcPr>
             <w:shd w:val="clear" w:color="auto" w:fill="F7FAFC"/>
             <w:vAlign w:val="center"/>
-            <w:tcW w:type="dxa" w:w="1614"/>
-          </w:tcPr>
-          <w:p>
-            <w:pPr>
-              <w:spacing w:before="20" w:after="20"/>
-              <w:jc w:val="center"/>
-            </w:pPr>
-            <w:r/>
-            <w:r>
-              <w:rPr>
-                <w:rFonts w:ascii="Calibri" w:hAnsi="Calibri"/>
-                <w:b w:val="0"/>
-                <w:i w:val="0"/>
-                <w:color w:val="000000"/>
-                <w:sz w:val="18"/>
-              </w:rPr>
-              <w:t>13 630</w:t>
+            <w:tcW w:type="dxa" w:w="1641"/>
+          </w:tcPr>
+          <w:p>
+            <w:pPr>
+              <w:spacing w:before="20" w:after="20"/>
+              <w:jc w:val="center"/>
+            </w:pPr>
+            <w:r/>
+            <w:r>
+              <w:rPr>
+                <w:rFonts w:ascii="Calibri" w:hAnsi="Calibri"/>
+                <w:b w:val="0"/>
+                <w:i w:val="0"/>
+                <w:color w:val="0B5CAD"/>
+                <w:sz w:val="18"/>
+              </w:rPr>
+              <w:t xml:space="preserve">[13 630]</w:t>
             </w:r>
           </w:p>
         </w:tc>
@@ -3814,7 +3874,7 @@
           <w:tcPr>
             <w:shd w:val="clear" w:color="auto" w:fill="F7FAFC"/>
             <w:vAlign w:val="center"/>
-            <w:tcW w:type="dxa" w:w="2465"/>
+            <w:tcW w:type="dxa" w:w="2345"/>
           </w:tcPr>
           <w:p>
             <w:pPr>
@@ -3843,7 +3903,7 @@
           <w:tcPr>
             <w:shd w:val="clear" w:color="auto" w:fill="F2F2F2"/>
             <w:vAlign w:val="center"/>
-            <w:tcW w:type="dxa" w:w="1593"/>
+            <w:tcW w:type="dxa" w:w="1572"/>
           </w:tcPr>
           <w:p>
             <w:pPr>
@@ -3866,99 +3926,99 @@
         <w:tc>
           <w:tcPr>
             <w:vAlign w:val="center"/>
-            <w:tcW w:type="dxa" w:w="2696"/>
-          </w:tcPr>
-          <w:p>
-            <w:pPr>
-              <w:spacing w:before="20" w:after="20"/>
-              <w:jc w:val="center"/>
-            </w:pPr>
-            <w:r/>
-            <w:r>
-              <w:rPr>
-                <w:rFonts w:ascii="Calibri" w:hAnsi="Calibri"/>
-                <w:b w:val="0"/>
-                <w:i w:val="0"/>
-                <w:color w:val="000000"/>
-                <w:sz w:val="18"/>
-              </w:rPr>
-              <w:t>P050072 / GP0824_03</w:t>
-            </w:r>
-          </w:p>
-        </w:tc>
-        <w:tc>
-          <w:tcPr>
-            <w:vAlign w:val="center"/>
-            <w:tcW w:type="dxa" w:w="852"/>
-          </w:tcPr>
-          <w:p>
-            <w:pPr>
-              <w:spacing w:before="20" w:after="20"/>
-              <w:jc w:val="center"/>
-            </w:pPr>
-            <w:r/>
-            <w:r>
-              <w:rPr>
-                <w:rFonts w:ascii="Calibri" w:hAnsi="Calibri"/>
-                <w:b w:val="0"/>
-                <w:i w:val="0"/>
-                <w:color w:val="000000"/>
-                <w:sz w:val="18"/>
-              </w:rPr>
-              <w:t>238</w:t>
-            </w:r>
-          </w:p>
-        </w:tc>
-        <w:tc>
-          <w:tcPr>
-            <w:vAlign w:val="center"/>
-            <w:tcW w:type="dxa" w:w="1244"/>
-          </w:tcPr>
-          <w:p>
-            <w:pPr>
-              <w:spacing w:before="20" w:after="20"/>
-              <w:jc w:val="center"/>
-            </w:pPr>
-            <w:r/>
-            <w:r>
-              <w:rPr>
-                <w:rFonts w:ascii="Calibri" w:hAnsi="Calibri"/>
-                <w:b w:val="0"/>
-                <w:i w:val="0"/>
-                <w:color w:val="000000"/>
-                <w:sz w:val="18"/>
-              </w:rPr>
-              <w:t>24</w:t>
-            </w:r>
-          </w:p>
-        </w:tc>
-        <w:tc>
-          <w:tcPr>
-            <w:vAlign w:val="center"/>
-            <w:tcW w:type="dxa" w:w="1614"/>
-          </w:tcPr>
-          <w:p>
-            <w:pPr>
-              <w:spacing w:before="20" w:after="20"/>
-              <w:jc w:val="center"/>
-            </w:pPr>
-            <w:r/>
-            <w:r>
-              <w:rPr>
-                <w:rFonts w:ascii="Calibri" w:hAnsi="Calibri"/>
-                <w:b w:val="0"/>
-                <w:i w:val="0"/>
-                <w:color w:val="000000"/>
-                <w:sz w:val="18"/>
-              </w:rPr>
-              <w:t>237 670</w:t>
-            </w:r>
-          </w:p>
-        </w:tc>
-        <w:tc>
-          <w:tcPr>
-            <w:vAlign w:val="center"/>
-            <w:tcW w:type="dxa" w:w="2465"/>
+            <w:tcW w:type="dxa" w:w="2800"/>
+          </w:tcPr>
+          <w:p>
+            <w:pPr>
+              <w:spacing w:before="20" w:after="20"/>
+              <w:jc w:val="center"/>
+            </w:pPr>
+            <w:r/>
+            <w:r>
+              <w:rPr>
+                <w:rFonts w:ascii="Calibri" w:hAnsi="Calibri"/>
+                <w:b w:val="0"/>
+                <w:i w:val="0"/>
+                <w:color w:val="0B5CAD"/>
+                <w:sz w:val="18"/>
+              </w:rPr>
+              <w:t xml:space="preserve">[P050072 / GP0824_03]</w:t>
+            </w:r>
+          </w:p>
+        </w:tc>
+        <w:tc>
+          <w:tcPr>
+            <w:vAlign w:val="center"/>
+            <w:tcW w:type="dxa" w:w="974"/>
+          </w:tcPr>
+          <w:p>
+            <w:pPr>
+              <w:spacing w:before="20" w:after="20"/>
+              <w:jc w:val="center"/>
+            </w:pPr>
+            <w:r/>
+            <w:r>
+              <w:rPr>
+                <w:rFonts w:ascii="Calibri" w:hAnsi="Calibri"/>
+                <w:b w:val="0"/>
+                <w:i w:val="0"/>
+                <w:color w:val="0B5CAD"/>
+                <w:sz w:val="18"/>
+              </w:rPr>
+              <w:t xml:space="preserve">[593]</w:t>
+            </w:r>
+          </w:p>
+        </w:tc>
+        <w:tc>
+          <w:tcPr>
+            <w:vAlign w:val="center"/>
+            <w:tcW w:type="dxa" w:w="1132"/>
+          </w:tcPr>
+          <w:p>
+            <w:pPr>
+              <w:spacing w:before="20" w:after="20"/>
+              <w:jc w:val="center"/>
+            </w:pPr>
+            <w:r/>
+            <w:r>
+              <w:rPr>
+                <w:rFonts w:ascii="Calibri" w:hAnsi="Calibri"/>
+                <w:b w:val="0"/>
+                <w:i w:val="0"/>
+                <w:color w:val="0B5CAD"/>
+                <w:sz w:val="18"/>
+              </w:rPr>
+              <w:t xml:space="preserve">[60]</w:t>
+            </w:r>
+          </w:p>
+        </w:tc>
+        <w:tc>
+          <w:tcPr>
+            <w:vAlign w:val="center"/>
+            <w:tcW w:type="dxa" w:w="1641"/>
+          </w:tcPr>
+          <w:p>
+            <w:pPr>
+              <w:spacing w:before="20" w:after="20"/>
+              <w:jc w:val="center"/>
+            </w:pPr>
+            <w:r/>
+            <w:r>
+              <w:rPr>
+                <w:rFonts w:ascii="Calibri" w:hAnsi="Calibri"/>
+                <w:b w:val="0"/>
+                <w:i w:val="0"/>
+                <w:color w:val="0B5CAD"/>
+                <w:sz w:val="18"/>
+              </w:rPr>
+              <w:t xml:space="preserve">[237 670]</w:t>
+            </w:r>
+          </w:p>
+        </w:tc>
+        <w:tc>
+          <w:tcPr>
+            <w:vAlign w:val="center"/>
+            <w:tcW w:type="dxa" w:w="2345"/>
           </w:tcPr>
           <w:p>
             <w:pPr>
@@ -3987,7 +4047,7 @@
           <w:tcPr>
             <w:shd w:val="clear" w:color="auto" w:fill="F2F2F2"/>
             <w:vAlign w:val="center"/>
-            <w:tcW w:type="dxa" w:w="1593"/>
+            <w:tcW w:type="dxa" w:w="1572"/>
           </w:tcPr>
           <w:p>
             <w:pPr>
@@ -4011,23 +4071,23 @@
           <w:tcPr>
             <w:shd w:val="clear" w:color="auto" w:fill="F7FAFC"/>
             <w:vAlign w:val="center"/>
-            <w:tcW w:type="dxa" w:w="2696"/>
-          </w:tcPr>
-          <w:p>
-            <w:pPr>
-              <w:spacing w:before="20" w:after="20"/>
-              <w:jc w:val="center"/>
-            </w:pPr>
-            <w:r/>
-            <w:r>
-              <w:rPr>
-                <w:rFonts w:ascii="Calibri" w:hAnsi="Calibri"/>
-                <w:b w:val="0"/>
-                <w:i w:val="0"/>
-                <w:color w:val="000000"/>
-                <w:sz w:val="18"/>
-              </w:rPr>
-              <w:t>P050312 / GP082501/1</w:t>
+            <w:tcW w:type="dxa" w:w="2800"/>
+          </w:tcPr>
+          <w:p>
+            <w:pPr>
+              <w:spacing w:before="20" w:after="20"/>
+              <w:jc w:val="center"/>
+            </w:pPr>
+            <w:r/>
+            <w:r>
+              <w:rPr>
+                <w:rFonts w:ascii="Calibri" w:hAnsi="Calibri"/>
+                <w:b w:val="0"/>
+                <w:i w:val="0"/>
+                <w:color w:val="0B5CAD"/>
+                <w:sz w:val="18"/>
+              </w:rPr>
+              <w:t xml:space="preserve">[P050312 / GP082501/1]</w:t>
             </w:r>
           </w:p>
         </w:tc>
@@ -4035,23 +4095,23 @@
           <w:tcPr>
             <w:shd w:val="clear" w:color="auto" w:fill="F7FAFC"/>
             <w:vAlign w:val="center"/>
-            <w:tcW w:type="dxa" w:w="852"/>
-          </w:tcPr>
-          <w:p>
-            <w:pPr>
-              <w:spacing w:before="20" w:after="20"/>
-              <w:jc w:val="center"/>
-            </w:pPr>
-            <w:r/>
-            <w:r>
-              <w:rPr>
-                <w:rFonts w:ascii="Calibri" w:hAnsi="Calibri"/>
-                <w:b w:val="0"/>
-                <w:i w:val="0"/>
-                <w:color w:val="000000"/>
-                <w:sz w:val="18"/>
-              </w:rPr>
-              <w:t>201</w:t>
+            <w:tcW w:type="dxa" w:w="974"/>
+          </w:tcPr>
+          <w:p>
+            <w:pPr>
+              <w:spacing w:before="20" w:after="20"/>
+              <w:jc w:val="center"/>
+            </w:pPr>
+            <w:r/>
+            <w:r>
+              <w:rPr>
+                <w:rFonts w:ascii="Calibri" w:hAnsi="Calibri"/>
+                <w:b w:val="0"/>
+                <w:i w:val="0"/>
+                <w:color w:val="0B5CAD"/>
+                <w:sz w:val="18"/>
+              </w:rPr>
+              <w:t xml:space="preserve">[500]</w:t>
             </w:r>
           </w:p>
         </w:tc>
@@ -4059,23 +4119,23 @@
           <w:tcPr>
             <w:shd w:val="clear" w:color="auto" w:fill="F7FAFC"/>
             <w:vAlign w:val="center"/>
-            <w:tcW w:type="dxa" w:w="1244"/>
-          </w:tcPr>
-          <w:p>
-            <w:pPr>
-              <w:spacing w:before="20" w:after="20"/>
-              <w:jc w:val="center"/>
-            </w:pPr>
-            <w:r/>
-            <w:r>
-              <w:rPr>
-                <w:rFonts w:ascii="Calibri" w:hAnsi="Calibri"/>
-                <w:b w:val="0"/>
-                <w:i w:val="0"/>
-                <w:color w:val="000000"/>
-                <w:sz w:val="18"/>
-              </w:rPr>
-              <w:t>21</w:t>
+            <w:tcW w:type="dxa" w:w="1132"/>
+          </w:tcPr>
+          <w:p>
+            <w:pPr>
+              <w:spacing w:before="20" w:after="20"/>
+              <w:jc w:val="center"/>
+            </w:pPr>
+            <w:r/>
+            <w:r>
+              <w:rPr>
+                <w:rFonts w:ascii="Calibri" w:hAnsi="Calibri"/>
+                <w:b w:val="0"/>
+                <w:i w:val="0"/>
+                <w:color w:val="0B5CAD"/>
+                <w:sz w:val="18"/>
+              </w:rPr>
+              <w:t xml:space="preserve">[50]</w:t>
             </w:r>
           </w:p>
         </w:tc>
@@ -4083,23 +4143,23 @@
           <w:tcPr>
             <w:shd w:val="clear" w:color="auto" w:fill="F7FAFC"/>
             <w:vAlign w:val="center"/>
-            <w:tcW w:type="dxa" w:w="1614"/>
-          </w:tcPr>
-          <w:p>
-            <w:pPr>
-              <w:spacing w:before="20" w:after="20"/>
-              <w:jc w:val="center"/>
-            </w:pPr>
-            <w:r/>
-            <w:r>
-              <w:rPr>
-                <w:rFonts w:ascii="Calibri" w:hAnsi="Calibri"/>
-                <w:b w:val="0"/>
-                <w:i w:val="0"/>
-                <w:color w:val="000000"/>
-                <w:sz w:val="18"/>
-              </w:rPr>
-              <w:t>200 420</w:t>
+            <w:tcW w:type="dxa" w:w="1641"/>
+          </w:tcPr>
+          <w:p>
+            <w:pPr>
+              <w:spacing w:before="20" w:after="20"/>
+              <w:jc w:val="center"/>
+            </w:pPr>
+            <w:r/>
+            <w:r>
+              <w:rPr>
+                <w:rFonts w:ascii="Calibri" w:hAnsi="Calibri"/>
+                <w:b w:val="0"/>
+                <w:i w:val="0"/>
+                <w:color w:val="0B5CAD"/>
+                <w:sz w:val="18"/>
+              </w:rPr>
+              <w:t xml:space="preserve">[200 420]</w:t>
             </w:r>
           </w:p>
         </w:tc>
@@ -4107,7 +4167,7 @@
           <w:tcPr>
             <w:shd w:val="clear" w:color="auto" w:fill="F7FAFC"/>
             <w:vAlign w:val="center"/>
-            <w:tcW w:type="dxa" w:w="2465"/>
+            <w:tcW w:type="dxa" w:w="2345"/>
           </w:tcPr>
           <w:p>
             <w:pPr>
@@ -4136,7 +4196,7 @@
           <w:tcPr>
             <w:shd w:val="clear" w:color="auto" w:fill="F2F2F2"/>
             <w:vAlign w:val="center"/>
-            <w:tcW w:type="dxa" w:w="1593"/>
+            <w:tcW w:type="dxa" w:w="1572"/>
           </w:tcPr>
           <w:p>
             <w:pPr>
@@ -4159,99 +4219,99 @@
         <w:tc>
           <w:tcPr>
             <w:vAlign w:val="center"/>
-            <w:tcW w:type="dxa" w:w="2696"/>
-          </w:tcPr>
-          <w:p>
-            <w:pPr>
-              <w:spacing w:before="20" w:after="20"/>
-              <w:jc w:val="center"/>
-            </w:pPr>
-            <w:r/>
-            <w:r>
-              <w:rPr>
-                <w:rFonts w:ascii="Calibri" w:hAnsi="Calibri"/>
-                <w:b w:val="0"/>
-                <w:i w:val="0"/>
-                <w:color w:val="000000"/>
-                <w:sz w:val="18"/>
-              </w:rPr>
-              <w:t>P060092 / GP092501</w:t>
-            </w:r>
-          </w:p>
-        </w:tc>
-        <w:tc>
-          <w:tcPr>
-            <w:vAlign w:val="center"/>
-            <w:tcW w:type="dxa" w:w="852"/>
-          </w:tcPr>
-          <w:p>
-            <w:pPr>
-              <w:spacing w:before="20" w:after="20"/>
-              <w:jc w:val="center"/>
-            </w:pPr>
-            <w:r/>
-            <w:r>
-              <w:rPr>
-                <w:rFonts w:ascii="Calibri" w:hAnsi="Calibri"/>
-                <w:b w:val="0"/>
-                <w:i w:val="0"/>
-                <w:color w:val="000000"/>
-                <w:sz w:val="18"/>
-              </w:rPr>
-              <w:t>172</w:t>
-            </w:r>
-          </w:p>
-        </w:tc>
-        <w:tc>
-          <w:tcPr>
-            <w:vAlign w:val="center"/>
-            <w:tcW w:type="dxa" w:w="1244"/>
-          </w:tcPr>
-          <w:p>
-            <w:pPr>
-              <w:spacing w:before="20" w:after="20"/>
-              <w:jc w:val="center"/>
-            </w:pPr>
-            <w:r/>
-            <w:r>
-              <w:rPr>
-                <w:rFonts w:ascii="Calibri" w:hAnsi="Calibri"/>
-                <w:b w:val="0"/>
-                <w:i w:val="0"/>
-                <w:color w:val="000000"/>
-                <w:sz w:val="18"/>
-              </w:rPr>
-              <w:t>18</w:t>
-            </w:r>
-          </w:p>
-        </w:tc>
-        <w:tc>
-          <w:tcPr>
-            <w:vAlign w:val="center"/>
-            <w:tcW w:type="dxa" w:w="1614"/>
-          </w:tcPr>
-          <w:p>
-            <w:pPr>
-              <w:spacing w:before="20" w:after="20"/>
-              <w:jc w:val="center"/>
-            </w:pPr>
-            <w:r/>
-            <w:r>
-              <w:rPr>
-                <w:rFonts w:ascii="Calibri" w:hAnsi="Calibri"/>
-                <w:b w:val="0"/>
-                <w:i w:val="0"/>
-                <w:color w:val="000000"/>
-                <w:sz w:val="18"/>
-              </w:rPr>
-              <w:t>171 030</w:t>
-            </w:r>
-          </w:p>
-        </w:tc>
-        <w:tc>
-          <w:tcPr>
-            <w:vAlign w:val="center"/>
-            <w:tcW w:type="dxa" w:w="2465"/>
+            <w:tcW w:type="dxa" w:w="2800"/>
+          </w:tcPr>
+          <w:p>
+            <w:pPr>
+              <w:spacing w:before="20" w:after="20"/>
+              <w:jc w:val="center"/>
+            </w:pPr>
+            <w:r/>
+            <w:r>
+              <w:rPr>
+                <w:rFonts w:ascii="Calibri" w:hAnsi="Calibri"/>
+                <w:b w:val="0"/>
+                <w:i w:val="0"/>
+                <w:color w:val="0B5CAD"/>
+                <w:sz w:val="18"/>
+              </w:rPr>
+              <w:t xml:space="preserve">[P060092 / GP092501]</w:t>
+            </w:r>
+          </w:p>
+        </w:tc>
+        <w:tc>
+          <w:tcPr>
+            <w:vAlign w:val="center"/>
+            <w:tcW w:type="dxa" w:w="974"/>
+          </w:tcPr>
+          <w:p>
+            <w:pPr>
+              <w:spacing w:before="20" w:after="20"/>
+              <w:jc w:val="center"/>
+            </w:pPr>
+            <w:r/>
+            <w:r>
+              <w:rPr>
+                <w:rFonts w:ascii="Calibri" w:hAnsi="Calibri"/>
+                <w:b w:val="0"/>
+                <w:i w:val="0"/>
+                <w:color w:val="0B5CAD"/>
+                <w:sz w:val="18"/>
+              </w:rPr>
+              <w:t xml:space="preserve">[427]</w:t>
+            </w:r>
+          </w:p>
+        </w:tc>
+        <w:tc>
+          <w:tcPr>
+            <w:vAlign w:val="center"/>
+            <w:tcW w:type="dxa" w:w="1132"/>
+          </w:tcPr>
+          <w:p>
+            <w:pPr>
+              <w:spacing w:before="20" w:after="20"/>
+              <w:jc w:val="center"/>
+            </w:pPr>
+            <w:r/>
+            <w:r>
+              <w:rPr>
+                <w:rFonts w:ascii="Calibri" w:hAnsi="Calibri"/>
+                <w:b w:val="0"/>
+                <w:i w:val="0"/>
+                <w:color w:val="0B5CAD"/>
+                <w:sz w:val="18"/>
+              </w:rPr>
+              <w:t xml:space="preserve">[43]</w:t>
+            </w:r>
+          </w:p>
+        </w:tc>
+        <w:tc>
+          <w:tcPr>
+            <w:vAlign w:val="center"/>
+            <w:tcW w:type="dxa" w:w="1641"/>
+          </w:tcPr>
+          <w:p>
+            <w:pPr>
+              <w:spacing w:before="20" w:after="20"/>
+              <w:jc w:val="center"/>
+            </w:pPr>
+            <w:r/>
+            <w:r>
+              <w:rPr>
+                <w:rFonts w:ascii="Calibri" w:hAnsi="Calibri"/>
+                <w:b w:val="0"/>
+                <w:i w:val="0"/>
+                <w:color w:val="0B5CAD"/>
+                <w:sz w:val="18"/>
+              </w:rPr>
+              <w:t xml:space="preserve">[171 030]</w:t>
+            </w:r>
+          </w:p>
+        </w:tc>
+        <w:tc>
+          <w:tcPr>
+            <w:vAlign w:val="center"/>
+            <w:tcW w:type="dxa" w:w="2345"/>
           </w:tcPr>
           <w:p>
             <w:pPr>
@@ -4280,7 +4340,7 @@
           <w:tcPr>
             <w:shd w:val="clear" w:color="auto" w:fill="F2F2F2"/>
             <w:vAlign w:val="center"/>
-            <w:tcW w:type="dxa" w:w="1593"/>
+            <w:tcW w:type="dxa" w:w="1572"/>
           </w:tcPr>
           <w:p>
             <w:pPr>
@@ -4304,23 +4364,23 @@
           <w:tcPr>
             <w:shd w:val="clear" w:color="auto" w:fill="F7FAFC"/>
             <w:vAlign w:val="center"/>
-            <w:tcW w:type="dxa" w:w="2696"/>
-          </w:tcPr>
-          <w:p>
-            <w:pPr>
-              <w:spacing w:before="20" w:after="20"/>
-              <w:jc w:val="center"/>
-            </w:pPr>
-            <w:r/>
-            <w:r>
-              <w:rPr>
-                <w:rFonts w:ascii="Calibri" w:hAnsi="Calibri"/>
-                <w:b w:val="0"/>
-                <w:i w:val="0"/>
-                <w:color w:val="000000"/>
-                <w:sz w:val="18"/>
-              </w:rPr>
-              <w:t>P060182 / GRC102501/2</w:t>
+            <w:tcW w:type="dxa" w:w="2800"/>
+          </w:tcPr>
+          <w:p>
+            <w:pPr>
+              <w:spacing w:before="20" w:after="20"/>
+              <w:jc w:val="center"/>
+            </w:pPr>
+            <w:r/>
+            <w:r>
+              <w:rPr>
+                <w:rFonts w:ascii="Calibri" w:hAnsi="Calibri"/>
+                <w:b w:val="0"/>
+                <w:i w:val="0"/>
+                <w:color w:val="0B5CAD"/>
+                <w:sz w:val="18"/>
+              </w:rPr>
+              <w:t xml:space="preserve">[P060182 / GRC102501/2]</w:t>
             </w:r>
           </w:p>
         </w:tc>
@@ -4328,23 +4388,23 @@
           <w:tcPr>
             <w:shd w:val="clear" w:color="auto" w:fill="F7FAFC"/>
             <w:vAlign w:val="center"/>
-            <w:tcW w:type="dxa" w:w="852"/>
-          </w:tcPr>
-          <w:p>
-            <w:pPr>
-              <w:spacing w:before="20" w:after="20"/>
-              <w:jc w:val="center"/>
-            </w:pPr>
-            <w:r/>
-            <w:r>
-              <w:rPr>
-                <w:rFonts w:ascii="Calibri" w:hAnsi="Calibri"/>
-                <w:b w:val="0"/>
-                <w:i w:val="0"/>
-                <w:color w:val="000000"/>
-                <w:sz w:val="18"/>
-              </w:rPr>
-              <w:t>21</w:t>
+            <w:tcW w:type="dxa" w:w="974"/>
+          </w:tcPr>
+          <w:p>
+            <w:pPr>
+              <w:spacing w:before="20" w:after="20"/>
+              <w:jc w:val="center"/>
+            </w:pPr>
+            <w:r/>
+            <w:r>
+              <w:rPr>
+                <w:rFonts w:ascii="Calibri" w:hAnsi="Calibri"/>
+                <w:b w:val="0"/>
+                <w:i w:val="0"/>
+                <w:color w:val="0B5CAD"/>
+                <w:sz w:val="18"/>
+              </w:rPr>
+              <w:t xml:space="preserve">[50]</w:t>
             </w:r>
           </w:p>
         </w:tc>
@@ -4352,23 +4412,23 @@
           <w:tcPr>
             <w:shd w:val="clear" w:color="auto" w:fill="F7FAFC"/>
             <w:vAlign w:val="center"/>
-            <w:tcW w:type="dxa" w:w="1244"/>
-          </w:tcPr>
-          <w:p>
-            <w:pPr>
-              <w:spacing w:before="20" w:after="20"/>
-              <w:jc w:val="center"/>
-            </w:pPr>
-            <w:r/>
-            <w:r>
-              <w:rPr>
-                <w:rFonts w:ascii="Calibri" w:hAnsi="Calibri"/>
-                <w:b w:val="0"/>
-                <w:i w:val="0"/>
-                <w:color w:val="000000"/>
-                <w:sz w:val="18"/>
-              </w:rPr>
-              <w:t>3</w:t>
+            <w:tcW w:type="dxa" w:w="1132"/>
+          </w:tcPr>
+          <w:p>
+            <w:pPr>
+              <w:spacing w:before="20" w:after="20"/>
+              <w:jc w:val="center"/>
+            </w:pPr>
+            <w:r/>
+            <w:r>
+              <w:rPr>
+                <w:rFonts w:ascii="Calibri" w:hAnsi="Calibri"/>
+                <w:b w:val="0"/>
+                <w:i w:val="0"/>
+                <w:color w:val="0B5CAD"/>
+                <w:sz w:val="18"/>
+              </w:rPr>
+              <w:t xml:space="preserve">[5]</w:t>
             </w:r>
           </w:p>
         </w:tc>
@@ -4376,23 +4436,23 @@
           <w:tcPr>
             <w:shd w:val="clear" w:color="auto" w:fill="F7FAFC"/>
             <w:vAlign w:val="center"/>
-            <w:tcW w:type="dxa" w:w="1614"/>
-          </w:tcPr>
-          <w:p>
-            <w:pPr>
-              <w:spacing w:before="20" w:after="20"/>
-              <w:jc w:val="center"/>
-            </w:pPr>
-            <w:r/>
-            <w:r>
-              <w:rPr>
-                <w:rFonts w:ascii="Calibri" w:hAnsi="Calibri"/>
-                <w:b w:val="0"/>
-                <w:i w:val="0"/>
-                <w:color w:val="000000"/>
-                <w:sz w:val="18"/>
-              </w:rPr>
-              <w:t>20 170</w:t>
+            <w:tcW w:type="dxa" w:w="1641"/>
+          </w:tcPr>
+          <w:p>
+            <w:pPr>
+              <w:spacing w:before="20" w:after="20"/>
+              <w:jc w:val="center"/>
+            </w:pPr>
+            <w:r/>
+            <w:r>
+              <w:rPr>
+                <w:rFonts w:ascii="Calibri" w:hAnsi="Calibri"/>
+                <w:b w:val="0"/>
+                <w:i w:val="0"/>
+                <w:color w:val="0B5CAD"/>
+                <w:sz w:val="18"/>
+              </w:rPr>
+              <w:t xml:space="preserve">[20 170]</w:t>
             </w:r>
           </w:p>
         </w:tc>
@@ -4400,7 +4460,7 @@
           <w:tcPr>
             <w:shd w:val="clear" w:color="auto" w:fill="F7FAFC"/>
             <w:vAlign w:val="center"/>
-            <w:tcW w:type="dxa" w:w="2465"/>
+            <w:tcW w:type="dxa" w:w="2345"/>
           </w:tcPr>
           <w:p>
             <w:pPr>
@@ -4429,7 +4489,7 @@
           <w:tcPr>
             <w:shd w:val="clear" w:color="auto" w:fill="F2F2F2"/>
             <w:vAlign w:val="center"/>
-            <w:tcW w:type="dxa" w:w="1593"/>
+            <w:tcW w:type="dxa" w:w="1572"/>
           </w:tcPr>
           <w:p>
             <w:pPr>
@@ -4452,99 +4512,99 @@
         <w:tc>
           <w:tcPr>
             <w:vAlign w:val="center"/>
-            <w:tcW w:type="dxa" w:w="2696"/>
-          </w:tcPr>
-          <w:p>
-            <w:pPr>
-              <w:spacing w:before="20" w:after="20"/>
-              <w:jc w:val="center"/>
-            </w:pPr>
-            <w:r/>
-            <w:r>
-              <w:rPr>
-                <w:rFonts w:ascii="Calibri" w:hAnsi="Calibri"/>
-                <w:b w:val="0"/>
-                <w:i w:val="0"/>
-                <w:color w:val="000000"/>
-                <w:sz w:val="18"/>
-              </w:rPr>
-              <w:t>P050182 / HPA052501</w:t>
-            </w:r>
-          </w:p>
-        </w:tc>
-        <w:tc>
-          <w:tcPr>
-            <w:vAlign w:val="center"/>
-            <w:tcW w:type="dxa" w:w="852"/>
-          </w:tcPr>
-          <w:p>
-            <w:pPr>
-              <w:spacing w:before="20" w:after="20"/>
-              <w:jc w:val="center"/>
-            </w:pPr>
-            <w:r/>
-            <w:r>
-              <w:rPr>
-                <w:rFonts w:ascii="Calibri" w:hAnsi="Calibri"/>
-                <w:b w:val="0"/>
-                <w:i w:val="0"/>
-                <w:color w:val="000000"/>
-                <w:sz w:val="18"/>
-              </w:rPr>
-              <w:t>250</w:t>
-            </w:r>
-          </w:p>
-        </w:tc>
-        <w:tc>
-          <w:tcPr>
-            <w:vAlign w:val="center"/>
-            <w:tcW w:type="dxa" w:w="1244"/>
-          </w:tcPr>
-          <w:p>
-            <w:pPr>
-              <w:spacing w:before="20" w:after="20"/>
-              <w:jc w:val="center"/>
-            </w:pPr>
-            <w:r/>
-            <w:r>
-              <w:rPr>
-                <w:rFonts w:ascii="Calibri" w:hAnsi="Calibri"/>
-                <w:b w:val="0"/>
-                <w:i w:val="0"/>
-                <w:color w:val="000000"/>
-                <w:sz w:val="18"/>
-              </w:rPr>
-              <w:t>25</w:t>
-            </w:r>
-          </w:p>
-        </w:tc>
-        <w:tc>
-          <w:tcPr>
-            <w:vAlign w:val="center"/>
-            <w:tcW w:type="dxa" w:w="1614"/>
-          </w:tcPr>
-          <w:p>
-            <w:pPr>
-              <w:spacing w:before="20" w:after="20"/>
-              <w:jc w:val="center"/>
-            </w:pPr>
-            <w:r/>
-            <w:r>
-              <w:rPr>
-                <w:rFonts w:ascii="Calibri" w:hAnsi="Calibri"/>
-                <w:b w:val="0"/>
-                <w:i w:val="0"/>
-                <w:color w:val="000000"/>
-                <w:sz w:val="18"/>
-              </w:rPr>
-              <w:t>249 950</w:t>
-            </w:r>
-          </w:p>
-        </w:tc>
-        <w:tc>
-          <w:tcPr>
-            <w:vAlign w:val="center"/>
-            <w:tcW w:type="dxa" w:w="2465"/>
+            <w:tcW w:type="dxa" w:w="2800"/>
+          </w:tcPr>
+          <w:p>
+            <w:pPr>
+              <w:spacing w:before="20" w:after="20"/>
+              <w:jc w:val="center"/>
+            </w:pPr>
+            <w:r/>
+            <w:r>
+              <w:rPr>
+                <w:rFonts w:ascii="Calibri" w:hAnsi="Calibri"/>
+                <w:b w:val="0"/>
+                <w:i w:val="0"/>
+                <w:color w:val="0B5CAD"/>
+                <w:sz w:val="18"/>
+              </w:rPr>
+              <w:t xml:space="preserve">[P050182 / HPA052501]</w:t>
+            </w:r>
+          </w:p>
+        </w:tc>
+        <w:tc>
+          <w:tcPr>
+            <w:vAlign w:val="center"/>
+            <w:tcW w:type="dxa" w:w="974"/>
+          </w:tcPr>
+          <w:p>
+            <w:pPr>
+              <w:spacing w:before="20" w:after="20"/>
+              <w:jc w:val="center"/>
+            </w:pPr>
+            <w:r/>
+            <w:r>
+              <w:rPr>
+                <w:rFonts w:ascii="Calibri" w:hAnsi="Calibri"/>
+                <w:b w:val="0"/>
+                <w:i w:val="0"/>
+                <w:color w:val="0B5CAD"/>
+                <w:sz w:val="18"/>
+              </w:rPr>
+              <w:t xml:space="preserve">[623]</w:t>
+            </w:r>
+          </w:p>
+        </w:tc>
+        <w:tc>
+          <w:tcPr>
+            <w:vAlign w:val="center"/>
+            <w:tcW w:type="dxa" w:w="1132"/>
+          </w:tcPr>
+          <w:p>
+            <w:pPr>
+              <w:spacing w:before="20" w:after="20"/>
+              <w:jc w:val="center"/>
+            </w:pPr>
+            <w:r/>
+            <w:r>
+              <w:rPr>
+                <w:rFonts w:ascii="Calibri" w:hAnsi="Calibri"/>
+                <w:b w:val="0"/>
+                <w:i w:val="0"/>
+                <w:color w:val="0B5CAD"/>
+                <w:sz w:val="18"/>
+              </w:rPr>
+              <w:t xml:space="preserve">[63]</w:t>
+            </w:r>
+          </w:p>
+        </w:tc>
+        <w:tc>
+          <w:tcPr>
+            <w:vAlign w:val="center"/>
+            <w:tcW w:type="dxa" w:w="1641"/>
+          </w:tcPr>
+          <w:p>
+            <w:pPr>
+              <w:spacing w:before="20" w:after="20"/>
+              <w:jc w:val="center"/>
+            </w:pPr>
+            <w:r/>
+            <w:r>
+              <w:rPr>
+                <w:rFonts w:ascii="Calibri" w:hAnsi="Calibri"/>
+                <w:b w:val="0"/>
+                <w:i w:val="0"/>
+                <w:color w:val="0B5CAD"/>
+                <w:sz w:val="18"/>
+              </w:rPr>
+              <w:t xml:space="preserve">[249 950]</w:t>
+            </w:r>
+          </w:p>
+        </w:tc>
+        <w:tc>
+          <w:tcPr>
+            <w:vAlign w:val="center"/>
+            <w:tcW w:type="dxa" w:w="2345"/>
           </w:tcPr>
           <w:p>
             <w:pPr>
@@ -4573,7 +4633,7 @@
           <w:tcPr>
             <w:shd w:val="clear" w:color="auto" w:fill="F2F2F2"/>
             <w:vAlign w:val="center"/>
-            <w:tcW w:type="dxa" w:w="1593"/>
+            <w:tcW w:type="dxa" w:w="1572"/>
           </w:tcPr>
           <w:p>
             <w:pPr>
@@ -4597,23 +4657,23 @@
           <w:tcPr>
             <w:shd w:val="clear" w:color="auto" w:fill="F7FAFC"/>
             <w:vAlign w:val="center"/>
-            <w:tcW w:type="dxa" w:w="2696"/>
-          </w:tcPr>
-          <w:p>
-            <w:pPr>
-              <w:spacing w:before="20" w:after="20"/>
-              <w:jc w:val="center"/>
-            </w:pPr>
-            <w:r/>
-            <w:r>
-              <w:rPr>
-                <w:rFonts w:ascii="Calibri" w:hAnsi="Calibri"/>
-                <w:b w:val="0"/>
-                <w:i w:val="0"/>
-                <w:color w:val="000000"/>
-                <w:sz w:val="18"/>
-              </w:rPr>
-              <w:t>P060422 / JD012603/02V</w:t>
+            <w:tcW w:type="dxa" w:w="2800"/>
+          </w:tcPr>
+          <w:p>
+            <w:pPr>
+              <w:spacing w:before="20" w:after="20"/>
+              <w:jc w:val="center"/>
+            </w:pPr>
+            <w:r/>
+            <w:r>
+              <w:rPr>
+                <w:rFonts w:ascii="Calibri" w:hAnsi="Calibri"/>
+                <w:b w:val="0"/>
+                <w:i w:val="0"/>
+                <w:color w:val="0B5CAD"/>
+                <w:sz w:val="18"/>
+              </w:rPr>
+              <w:t xml:space="preserve">[P060422 / JD012603/02V]</w:t>
             </w:r>
           </w:p>
         </w:tc>
@@ -4621,23 +4681,23 @@
           <w:tcPr>
             <w:shd w:val="clear" w:color="auto" w:fill="F7FAFC"/>
             <w:vAlign w:val="center"/>
-            <w:tcW w:type="dxa" w:w="852"/>
-          </w:tcPr>
-          <w:p>
-            <w:pPr>
-              <w:spacing w:before="20" w:after="20"/>
-              <w:jc w:val="center"/>
-            </w:pPr>
-            <w:r/>
-            <w:r>
-              <w:rPr>
-                <w:rFonts w:ascii="Calibri" w:hAnsi="Calibri"/>
-                <w:b w:val="0"/>
-                <w:i w:val="0"/>
-                <w:color w:val="000000"/>
-                <w:sz w:val="18"/>
-              </w:rPr>
-              <w:t>11</w:t>
+            <w:tcW w:type="dxa" w:w="974"/>
+          </w:tcPr>
+          <w:p>
+            <w:pPr>
+              <w:spacing w:before="20" w:after="20"/>
+              <w:jc w:val="center"/>
+            </w:pPr>
+            <w:r/>
+            <w:r>
+              <w:rPr>
+                <w:rFonts w:ascii="Calibri" w:hAnsi="Calibri"/>
+                <w:b w:val="0"/>
+                <w:i w:val="0"/>
+                <w:color w:val="0B5CAD"/>
+                <w:sz w:val="18"/>
+              </w:rPr>
+              <w:t xml:space="preserve">[27]</w:t>
             </w:r>
           </w:p>
         </w:tc>
@@ -4645,23 +4705,23 @@
           <w:tcPr>
             <w:shd w:val="clear" w:color="auto" w:fill="F7FAFC"/>
             <w:vAlign w:val="center"/>
-            <w:tcW w:type="dxa" w:w="1244"/>
-          </w:tcPr>
-          <w:p>
-            <w:pPr>
-              <w:spacing w:before="20" w:after="20"/>
-              <w:jc w:val="center"/>
-            </w:pPr>
-            <w:r/>
-            <w:r>
-              <w:rPr>
-                <w:rFonts w:ascii="Calibri" w:hAnsi="Calibri"/>
-                <w:b w:val="0"/>
-                <w:i w:val="0"/>
-                <w:color w:val="000000"/>
-                <w:sz w:val="18"/>
-              </w:rPr>
-              <w:t>2</w:t>
+            <w:tcW w:type="dxa" w:w="1132"/>
+          </w:tcPr>
+          <w:p>
+            <w:pPr>
+              <w:spacing w:before="20" w:after="20"/>
+              <w:jc w:val="center"/>
+            </w:pPr>
+            <w:r/>
+            <w:r>
+              <w:rPr>
+                <w:rFonts w:ascii="Calibri" w:hAnsi="Calibri"/>
+                <w:b w:val="0"/>
+                <w:i w:val="0"/>
+                <w:color w:val="0B5CAD"/>
+                <w:sz w:val="18"/>
+              </w:rPr>
+              <w:t xml:space="preserve">[3]</w:t>
             </w:r>
           </w:p>
         </w:tc>
@@ -4669,23 +4729,23 @@
           <w:tcPr>
             <w:shd w:val="clear" w:color="auto" w:fill="F7FAFC"/>
             <w:vAlign w:val="center"/>
-            <w:tcW w:type="dxa" w:w="1614"/>
-          </w:tcPr>
-          <w:p>
-            <w:pPr>
-              <w:spacing w:before="20" w:after="20"/>
-              <w:jc w:val="center"/>
-            </w:pPr>
-            <w:r/>
-            <w:r>
-              <w:rPr>
-                <w:rFonts w:ascii="Calibri" w:hAnsi="Calibri"/>
-                <w:b w:val="0"/>
-                <w:i w:val="0"/>
-                <w:color w:val="000000"/>
-                <w:sz w:val="18"/>
-              </w:rPr>
-              <w:t>11 000</w:t>
+            <w:tcW w:type="dxa" w:w="1641"/>
+          </w:tcPr>
+          <w:p>
+            <w:pPr>
+              <w:spacing w:before="20" w:after="20"/>
+              <w:jc w:val="center"/>
+            </w:pPr>
+            <w:r/>
+            <w:r>
+              <w:rPr>
+                <w:rFonts w:ascii="Calibri" w:hAnsi="Calibri"/>
+                <w:b w:val="0"/>
+                <w:i w:val="0"/>
+                <w:color w:val="0B5CAD"/>
+                <w:sz w:val="18"/>
+              </w:rPr>
+              <w:t xml:space="preserve">[11 000]</w:t>
             </w:r>
           </w:p>
         </w:tc>
@@ -4693,7 +4753,7 @@
           <w:tcPr>
             <w:shd w:val="clear" w:color="auto" w:fill="F7FAFC"/>
             <w:vAlign w:val="center"/>
-            <w:tcW w:type="dxa" w:w="2465"/>
+            <w:tcW w:type="dxa" w:w="2345"/>
           </w:tcPr>
           <w:p>
             <w:pPr>
@@ -4722,7 +4782,7 @@
           <w:tcPr>
             <w:shd w:val="clear" w:color="auto" w:fill="F2F2F2"/>
             <w:vAlign w:val="center"/>
-            <w:tcW w:type="dxa" w:w="1593"/>
+            <w:tcW w:type="dxa" w:w="1572"/>
           </w:tcPr>
           <w:p>
             <w:pPr>
@@ -4745,99 +4805,99 @@
         <w:tc>
           <w:tcPr>
             <w:vAlign w:val="center"/>
-            <w:tcW w:type="dxa" w:w="2696"/>
-          </w:tcPr>
-          <w:p>
-            <w:pPr>
-              <w:spacing w:before="20" w:after="20"/>
-              <w:jc w:val="center"/>
-            </w:pPr>
-            <w:r/>
-            <w:r>
-              <w:rPr>
-                <w:rFonts w:ascii="Calibri" w:hAnsi="Calibri"/>
-                <w:b w:val="0"/>
-                <w:i w:val="0"/>
-                <w:color w:val="000000"/>
-                <w:sz w:val="18"/>
-              </w:rPr>
-              <w:t>P060412 / JD012603/02</w:t>
-            </w:r>
-          </w:p>
-        </w:tc>
-        <w:tc>
-          <w:tcPr>
-            <w:vAlign w:val="center"/>
-            <w:tcW w:type="dxa" w:w="852"/>
-          </w:tcPr>
-          <w:p>
-            <w:pPr>
-              <w:spacing w:before="20" w:after="20"/>
-              <w:jc w:val="center"/>
-            </w:pPr>
-            <w:r/>
-            <w:r>
-              <w:rPr>
-                <w:rFonts w:ascii="Calibri" w:hAnsi="Calibri"/>
-                <w:b w:val="0"/>
-                <w:i w:val="0"/>
-                <w:color w:val="000000"/>
-                <w:sz w:val="18"/>
-              </w:rPr>
-              <w:t>46</w:t>
-            </w:r>
-          </w:p>
-        </w:tc>
-        <w:tc>
-          <w:tcPr>
-            <w:vAlign w:val="center"/>
-            <w:tcW w:type="dxa" w:w="1244"/>
-          </w:tcPr>
-          <w:p>
-            <w:pPr>
-              <w:spacing w:before="20" w:after="20"/>
-              <w:jc w:val="center"/>
-            </w:pPr>
-            <w:r/>
-            <w:r>
-              <w:rPr>
-                <w:rFonts w:ascii="Calibri" w:hAnsi="Calibri"/>
-                <w:b w:val="0"/>
-                <w:i w:val="0"/>
-                <w:color w:val="000000"/>
-                <w:sz w:val="18"/>
-              </w:rPr>
-              <w:t>5</w:t>
-            </w:r>
-          </w:p>
-        </w:tc>
-        <w:tc>
-          <w:tcPr>
-            <w:vAlign w:val="center"/>
-            <w:tcW w:type="dxa" w:w="1614"/>
-          </w:tcPr>
-          <w:p>
-            <w:pPr>
-              <w:spacing w:before="20" w:after="20"/>
-              <w:jc w:val="center"/>
-            </w:pPr>
-            <w:r/>
-            <w:r>
-              <w:rPr>
-                <w:rFonts w:ascii="Calibri" w:hAnsi="Calibri"/>
-                <w:b w:val="0"/>
-                <w:i w:val="0"/>
-                <w:color w:val="000000"/>
-                <w:sz w:val="18"/>
-              </w:rPr>
-              <w:t>46 000</w:t>
-            </w:r>
-          </w:p>
-        </w:tc>
-        <w:tc>
-          <w:tcPr>
-            <w:vAlign w:val="center"/>
-            <w:tcW w:type="dxa" w:w="2465"/>
+            <w:tcW w:type="dxa" w:w="2800"/>
+          </w:tcPr>
+          <w:p>
+            <w:pPr>
+              <w:spacing w:before="20" w:after="20"/>
+              <w:jc w:val="center"/>
+            </w:pPr>
+            <w:r/>
+            <w:r>
+              <w:rPr>
+                <w:rFonts w:ascii="Calibri" w:hAnsi="Calibri"/>
+                <w:b w:val="0"/>
+                <w:i w:val="0"/>
+                <w:color w:val="0B5CAD"/>
+                <w:sz w:val="18"/>
+              </w:rPr>
+              <w:t xml:space="preserve">[P060412 / JD012603/02]</w:t>
+            </w:r>
+          </w:p>
+        </w:tc>
+        <w:tc>
+          <w:tcPr>
+            <w:vAlign w:val="center"/>
+            <w:tcW w:type="dxa" w:w="974"/>
+          </w:tcPr>
+          <w:p>
+            <w:pPr>
+              <w:spacing w:before="20" w:after="20"/>
+              <w:jc w:val="center"/>
+            </w:pPr>
+            <w:r/>
+            <w:r>
+              <w:rPr>
+                <w:rFonts w:ascii="Calibri" w:hAnsi="Calibri"/>
+                <w:b w:val="0"/>
+                <w:i w:val="0"/>
+                <w:color w:val="0B5CAD"/>
+                <w:sz w:val="18"/>
+              </w:rPr>
+              <w:t xml:space="preserve">[115]</w:t>
+            </w:r>
+          </w:p>
+        </w:tc>
+        <w:tc>
+          <w:tcPr>
+            <w:vAlign w:val="center"/>
+            <w:tcW w:type="dxa" w:w="1132"/>
+          </w:tcPr>
+          <w:p>
+            <w:pPr>
+              <w:spacing w:before="20" w:after="20"/>
+              <w:jc w:val="center"/>
+            </w:pPr>
+            <w:r/>
+            <w:r>
+              <w:rPr>
+                <w:rFonts w:ascii="Calibri" w:hAnsi="Calibri"/>
+                <w:b w:val="0"/>
+                <w:i w:val="0"/>
+                <w:color w:val="0B5CAD"/>
+                <w:sz w:val="18"/>
+              </w:rPr>
+              <w:t xml:space="preserve">[12]</w:t>
+            </w:r>
+          </w:p>
+        </w:tc>
+        <w:tc>
+          <w:tcPr>
+            <w:vAlign w:val="center"/>
+            <w:tcW w:type="dxa" w:w="1641"/>
+          </w:tcPr>
+          <w:p>
+            <w:pPr>
+              <w:spacing w:before="20" w:after="20"/>
+              <w:jc w:val="center"/>
+            </w:pPr>
+            <w:r/>
+            <w:r>
+              <w:rPr>
+                <w:rFonts w:ascii="Calibri" w:hAnsi="Calibri"/>
+                <w:b w:val="0"/>
+                <w:i w:val="0"/>
+                <w:color w:val="0B5CAD"/>
+                <w:sz w:val="18"/>
+              </w:rPr>
+              <w:t xml:space="preserve">[46 000]</w:t>
+            </w:r>
+          </w:p>
+        </w:tc>
+        <w:tc>
+          <w:tcPr>
+            <w:vAlign w:val="center"/>
+            <w:tcW w:type="dxa" w:w="2345"/>
           </w:tcPr>
           <w:p>
             <w:pPr>
@@ -4866,7 +4926,7 @@
           <w:tcPr>
             <w:shd w:val="clear" w:color="auto" w:fill="F2F2F2"/>
             <w:vAlign w:val="center"/>
-            <w:tcW w:type="dxa" w:w="1593"/>
+            <w:tcW w:type="dxa" w:w="1572"/>
           </w:tcPr>
           <w:p>
             <w:pPr>
@@ -4890,23 +4950,23 @@
           <w:tcPr>
             <w:shd w:val="clear" w:color="auto" w:fill="F7FAFC"/>
             <w:vAlign w:val="center"/>
-            <w:tcW w:type="dxa" w:w="2696"/>
-          </w:tcPr>
-          <w:p>
-            <w:pPr>
-              <w:spacing w:before="20" w:after="20"/>
-              <w:jc w:val="center"/>
-            </w:pPr>
-            <w:r/>
-            <w:r>
-              <w:rPr>
-                <w:rFonts w:ascii="Calibri" w:hAnsi="Calibri"/>
-                <w:b w:val="0"/>
-                <w:i w:val="0"/>
-                <w:color w:val="000000"/>
-                <w:sz w:val="18"/>
-              </w:rPr>
-              <w:t>P060362 / JD012603/01</w:t>
+            <w:tcW w:type="dxa" w:w="2800"/>
+          </w:tcPr>
+          <w:p>
+            <w:pPr>
+              <w:spacing w:before="20" w:after="20"/>
+              <w:jc w:val="center"/>
+            </w:pPr>
+            <w:r/>
+            <w:r>
+              <w:rPr>
+                <w:rFonts w:ascii="Calibri" w:hAnsi="Calibri"/>
+                <w:b w:val="0"/>
+                <w:i w:val="0"/>
+                <w:color w:val="0B5CAD"/>
+                <w:sz w:val="18"/>
+              </w:rPr>
+              <w:t xml:space="preserve">[P060362 / JD012603/01]</w:t>
             </w:r>
           </w:p>
         </w:tc>
@@ -4914,23 +4974,23 @@
           <w:tcPr>
             <w:shd w:val="clear" w:color="auto" w:fill="F7FAFC"/>
             <w:vAlign w:val="center"/>
-            <w:tcW w:type="dxa" w:w="852"/>
-          </w:tcPr>
-          <w:p>
-            <w:pPr>
-              <w:spacing w:before="20" w:after="20"/>
-              <w:jc w:val="center"/>
-            </w:pPr>
-            <w:r/>
-            <w:r>
-              <w:rPr>
-                <w:rFonts w:ascii="Calibri" w:hAnsi="Calibri"/>
-                <w:b w:val="0"/>
-                <w:i w:val="0"/>
-                <w:color w:val="000000"/>
-                <w:sz w:val="18"/>
-              </w:rPr>
-              <w:t>12</w:t>
+            <w:tcW w:type="dxa" w:w="974"/>
+          </w:tcPr>
+          <w:p>
+            <w:pPr>
+              <w:spacing w:before="20" w:after="20"/>
+              <w:jc w:val="center"/>
+            </w:pPr>
+            <w:r/>
+            <w:r>
+              <w:rPr>
+                <w:rFonts w:ascii="Calibri" w:hAnsi="Calibri"/>
+                <w:b w:val="0"/>
+                <w:i w:val="0"/>
+                <w:color w:val="0B5CAD"/>
+                <w:sz w:val="18"/>
+              </w:rPr>
+              <w:t xml:space="preserve">[30]</w:t>
             </w:r>
           </w:p>
         </w:tc>
@@ -4938,23 +4998,23 @@
           <w:tcPr>
             <w:shd w:val="clear" w:color="auto" w:fill="F7FAFC"/>
             <w:vAlign w:val="center"/>
-            <w:tcW w:type="dxa" w:w="1244"/>
-          </w:tcPr>
-          <w:p>
-            <w:pPr>
-              <w:spacing w:before="20" w:after="20"/>
-              <w:jc w:val="center"/>
-            </w:pPr>
-            <w:r/>
-            <w:r>
-              <w:rPr>
-                <w:rFonts w:ascii="Calibri" w:hAnsi="Calibri"/>
-                <w:b w:val="0"/>
-                <w:i w:val="0"/>
-                <w:color w:val="000000"/>
-                <w:sz w:val="18"/>
-              </w:rPr>
-              <w:t>2</w:t>
+            <w:tcW w:type="dxa" w:w="1132"/>
+          </w:tcPr>
+          <w:p>
+            <w:pPr>
+              <w:spacing w:before="20" w:after="20"/>
+              <w:jc w:val="center"/>
+            </w:pPr>
+            <w:r/>
+            <w:r>
+              <w:rPr>
+                <w:rFonts w:ascii="Calibri" w:hAnsi="Calibri"/>
+                <w:b w:val="0"/>
+                <w:i w:val="0"/>
+                <w:color w:val="0B5CAD"/>
+                <w:sz w:val="18"/>
+              </w:rPr>
+              <w:t xml:space="preserve">[3]</w:t>
             </w:r>
           </w:p>
         </w:tc>
@@ -4962,23 +5022,23 @@
           <w:tcPr>
             <w:shd w:val="clear" w:color="auto" w:fill="F7FAFC"/>
             <w:vAlign w:val="center"/>
-            <w:tcW w:type="dxa" w:w="1614"/>
-          </w:tcPr>
-          <w:p>
-            <w:pPr>
-              <w:spacing w:before="20" w:after="20"/>
-              <w:jc w:val="center"/>
-            </w:pPr>
-            <w:r/>
-            <w:r>
-              <w:rPr>
-                <w:rFonts w:ascii="Calibri" w:hAnsi="Calibri"/>
-                <w:b w:val="0"/>
-                <w:i w:val="0"/>
-                <w:color w:val="000000"/>
-                <w:sz w:val="18"/>
-              </w:rPr>
-              <w:t>12 000</w:t>
+            <w:tcW w:type="dxa" w:w="1641"/>
+          </w:tcPr>
+          <w:p>
+            <w:pPr>
+              <w:spacing w:before="20" w:after="20"/>
+              <w:jc w:val="center"/>
+            </w:pPr>
+            <w:r/>
+            <w:r>
+              <w:rPr>
+                <w:rFonts w:ascii="Calibri" w:hAnsi="Calibri"/>
+                <w:b w:val="0"/>
+                <w:i w:val="0"/>
+                <w:color w:val="0B5CAD"/>
+                <w:sz w:val="18"/>
+              </w:rPr>
+              <w:t xml:space="preserve">[12 000]</w:t>
             </w:r>
           </w:p>
         </w:tc>
@@ -4986,7 +5046,7 @@
           <w:tcPr>
             <w:shd w:val="clear" w:color="auto" w:fill="F7FAFC"/>
             <w:vAlign w:val="center"/>
-            <w:tcW w:type="dxa" w:w="2465"/>
+            <w:tcW w:type="dxa" w:w="2345"/>
           </w:tcPr>
           <w:p>
             <w:pPr>
@@ -5015,7 +5075,7 @@
           <w:tcPr>
             <w:shd w:val="clear" w:color="auto" w:fill="F2F2F2"/>
             <w:vAlign w:val="center"/>
-            <w:tcW w:type="dxa" w:w="1593"/>
+            <w:tcW w:type="dxa" w:w="1572"/>
           </w:tcPr>
           <w:p>
             <w:pPr>
@@ -5038,99 +5098,99 @@
         <w:tc>
           <w:tcPr>
             <w:vAlign w:val="center"/>
-            <w:tcW w:type="dxa" w:w="2696"/>
-          </w:tcPr>
-          <w:p>
-            <w:pPr>
-              <w:spacing w:before="20" w:after="20"/>
-              <w:jc w:val="center"/>
-            </w:pPr>
-            <w:r/>
-            <w:r>
-              <w:rPr>
-                <w:rFonts w:ascii="Calibri" w:hAnsi="Calibri"/>
-                <w:b w:val="0"/>
-                <w:i w:val="0"/>
-                <w:color w:val="000000"/>
-                <w:sz w:val="18"/>
-              </w:rPr>
-              <w:t>P060172 / KC102501</w:t>
-            </w:r>
-          </w:p>
-        </w:tc>
-        <w:tc>
-          <w:tcPr>
-            <w:vAlign w:val="center"/>
-            <w:tcW w:type="dxa" w:w="852"/>
-          </w:tcPr>
-          <w:p>
-            <w:pPr>
-              <w:spacing w:before="20" w:after="20"/>
-              <w:jc w:val="center"/>
-            </w:pPr>
-            <w:r/>
-            <w:r>
-              <w:rPr>
-                <w:rFonts w:ascii="Calibri" w:hAnsi="Calibri"/>
-                <w:b w:val="0"/>
-                <w:i w:val="0"/>
-                <w:color w:val="000000"/>
-                <w:sz w:val="18"/>
-              </w:rPr>
-              <w:t>22</w:t>
-            </w:r>
-          </w:p>
-        </w:tc>
-        <w:tc>
-          <w:tcPr>
-            <w:vAlign w:val="center"/>
-            <w:tcW w:type="dxa" w:w="1244"/>
-          </w:tcPr>
-          <w:p>
-            <w:pPr>
-              <w:spacing w:before="20" w:after="20"/>
-              <w:jc w:val="center"/>
-            </w:pPr>
-            <w:r/>
-            <w:r>
-              <w:rPr>
-                <w:rFonts w:ascii="Calibri" w:hAnsi="Calibri"/>
-                <w:b w:val="0"/>
-                <w:i w:val="0"/>
-                <w:color w:val="000000"/>
-                <w:sz w:val="18"/>
-              </w:rPr>
-              <w:t>3</w:t>
-            </w:r>
-          </w:p>
-        </w:tc>
-        <w:tc>
-          <w:tcPr>
-            <w:vAlign w:val="center"/>
-            <w:tcW w:type="dxa" w:w="1614"/>
-          </w:tcPr>
-          <w:p>
-            <w:pPr>
-              <w:spacing w:before="20" w:after="20"/>
-              <w:jc w:val="center"/>
-            </w:pPr>
-            <w:r/>
-            <w:r>
-              <w:rPr>
-                <w:rFonts w:ascii="Calibri" w:hAnsi="Calibri"/>
-                <w:b w:val="0"/>
-                <w:i w:val="0"/>
-                <w:color w:val="000000"/>
-                <w:sz w:val="18"/>
-              </w:rPr>
-              <w:t>21 670</w:t>
-            </w:r>
-          </w:p>
-        </w:tc>
-        <w:tc>
-          <w:tcPr>
-            <w:vAlign w:val="center"/>
-            <w:tcW w:type="dxa" w:w="2465"/>
+            <w:tcW w:type="dxa" w:w="2800"/>
+          </w:tcPr>
+          <w:p>
+            <w:pPr>
+              <w:spacing w:before="20" w:after="20"/>
+              <w:jc w:val="center"/>
+            </w:pPr>
+            <w:r/>
+            <w:r>
+              <w:rPr>
+                <w:rFonts w:ascii="Calibri" w:hAnsi="Calibri"/>
+                <w:b w:val="0"/>
+                <w:i w:val="0"/>
+                <w:color w:val="0B5CAD"/>
+                <w:sz w:val="18"/>
+              </w:rPr>
+              <w:t xml:space="preserve">[P060172 / KC102501]</w:t>
+            </w:r>
+          </w:p>
+        </w:tc>
+        <w:tc>
+          <w:tcPr>
+            <w:vAlign w:val="center"/>
+            <w:tcW w:type="dxa" w:w="974"/>
+          </w:tcPr>
+          <w:p>
+            <w:pPr>
+              <w:spacing w:before="20" w:after="20"/>
+              <w:jc w:val="center"/>
+            </w:pPr>
+            <w:r/>
+            <w:r>
+              <w:rPr>
+                <w:rFonts w:ascii="Calibri" w:hAnsi="Calibri"/>
+                <w:b w:val="0"/>
+                <w:i w:val="0"/>
+                <w:color w:val="0B5CAD"/>
+                <w:sz w:val="18"/>
+              </w:rPr>
+              <w:t xml:space="preserve">[54]</w:t>
+            </w:r>
+          </w:p>
+        </w:tc>
+        <w:tc>
+          <w:tcPr>
+            <w:vAlign w:val="center"/>
+            <w:tcW w:type="dxa" w:w="1132"/>
+          </w:tcPr>
+          <w:p>
+            <w:pPr>
+              <w:spacing w:before="20" w:after="20"/>
+              <w:jc w:val="center"/>
+            </w:pPr>
+            <w:r/>
+            <w:r>
+              <w:rPr>
+                <w:rFonts w:ascii="Calibri" w:hAnsi="Calibri"/>
+                <w:b w:val="0"/>
+                <w:i w:val="0"/>
+                <w:color w:val="0B5CAD"/>
+                <w:sz w:val="18"/>
+              </w:rPr>
+              <w:t xml:space="preserve">[6]</w:t>
+            </w:r>
+          </w:p>
+        </w:tc>
+        <w:tc>
+          <w:tcPr>
+            <w:vAlign w:val="center"/>
+            <w:tcW w:type="dxa" w:w="1641"/>
+          </w:tcPr>
+          <w:p>
+            <w:pPr>
+              <w:spacing w:before="20" w:after="20"/>
+              <w:jc w:val="center"/>
+            </w:pPr>
+            <w:r/>
+            <w:r>
+              <w:rPr>
+                <w:rFonts w:ascii="Calibri" w:hAnsi="Calibri"/>
+                <w:b w:val="0"/>
+                <w:i w:val="0"/>
+                <w:color w:val="0B5CAD"/>
+                <w:sz w:val="18"/>
+              </w:rPr>
+              <w:t xml:space="preserve">[21 670]</w:t>
+            </w:r>
+          </w:p>
+        </w:tc>
+        <w:tc>
+          <w:tcPr>
+            <w:vAlign w:val="center"/>
+            <w:tcW w:type="dxa" w:w="2345"/>
           </w:tcPr>
           <w:p>
             <w:pPr>
@@ -5159,7 +5219,7 @@
           <w:tcPr>
             <w:shd w:val="clear" w:color="auto" w:fill="F2F2F2"/>
             <w:vAlign w:val="center"/>
-            <w:tcW w:type="dxa" w:w="1593"/>
+            <w:tcW w:type="dxa" w:w="1572"/>
           </w:tcPr>
           <w:p>
             <w:pPr>
@@ -5183,23 +5243,23 @@
           <w:tcPr>
             <w:shd w:val="clear" w:color="auto" w:fill="F7FAFC"/>
             <w:vAlign w:val="center"/>
-            <w:tcW w:type="dxa" w:w="2696"/>
-          </w:tcPr>
-          <w:p>
-            <w:pPr>
-              <w:spacing w:before="20" w:after="20"/>
-              <w:jc w:val="center"/>
-            </w:pPr>
-            <w:r/>
-            <w:r>
-              <w:rPr>
-                <w:rFonts w:ascii="Calibri" w:hAnsi="Calibri"/>
-                <w:b w:val="0"/>
-                <w:i w:val="0"/>
-                <w:color w:val="000000"/>
-                <w:sz w:val="18"/>
-              </w:rPr>
-              <w:t>P050112 / MB0824_05</w:t>
+            <w:tcW w:type="dxa" w:w="2800"/>
+          </w:tcPr>
+          <w:p>
+            <w:pPr>
+              <w:spacing w:before="20" w:after="20"/>
+              <w:jc w:val="center"/>
+            </w:pPr>
+            <w:r/>
+            <w:r>
+              <w:rPr>
+                <w:rFonts w:ascii="Calibri" w:hAnsi="Calibri"/>
+                <w:b w:val="0"/>
+                <w:i w:val="0"/>
+                <w:color w:val="0B5CAD"/>
+                <w:sz w:val="18"/>
+              </w:rPr>
+              <w:t xml:space="preserve">[P050112 / MB0824_05]</w:t>
             </w:r>
           </w:p>
         </w:tc>
@@ -5207,23 +5267,23 @@
           <w:tcPr>
             <w:shd w:val="clear" w:color="auto" w:fill="F7FAFC"/>
             <w:vAlign w:val="center"/>
-            <w:tcW w:type="dxa" w:w="852"/>
-          </w:tcPr>
-          <w:p>
-            <w:pPr>
-              <w:spacing w:before="20" w:after="20"/>
-              <w:jc w:val="center"/>
-            </w:pPr>
-            <w:r/>
-            <w:r>
-              <w:rPr>
-                <w:rFonts w:ascii="Calibri" w:hAnsi="Calibri"/>
-                <w:b w:val="0"/>
-                <w:i w:val="0"/>
-                <w:color w:val="000000"/>
-                <w:sz w:val="18"/>
-              </w:rPr>
-              <w:t>245</w:t>
+            <w:tcW w:type="dxa" w:w="974"/>
+          </w:tcPr>
+          <w:p>
+            <w:pPr>
+              <w:spacing w:before="20" w:after="20"/>
+              <w:jc w:val="center"/>
+            </w:pPr>
+            <w:r/>
+            <w:r>
+              <w:rPr>
+                <w:rFonts w:ascii="Calibri" w:hAnsi="Calibri"/>
+                <w:b w:val="0"/>
+                <w:i w:val="0"/>
+                <w:color w:val="0B5CAD"/>
+                <w:sz w:val="18"/>
+              </w:rPr>
+              <w:t xml:space="preserve">[609]</w:t>
             </w:r>
           </w:p>
         </w:tc>
@@ -5231,23 +5291,23 @@
           <w:tcPr>
             <w:shd w:val="clear" w:color="auto" w:fill="F7FAFC"/>
             <w:vAlign w:val="center"/>
-            <w:tcW w:type="dxa" w:w="1244"/>
-          </w:tcPr>
-          <w:p>
-            <w:pPr>
-              <w:spacing w:before="20" w:after="20"/>
-              <w:jc w:val="center"/>
-            </w:pPr>
-            <w:r/>
-            <w:r>
-              <w:rPr>
-                <w:rFonts w:ascii="Calibri" w:hAnsi="Calibri"/>
-                <w:b w:val="0"/>
-                <w:i w:val="0"/>
-                <w:color w:val="000000"/>
-                <w:sz w:val="18"/>
-              </w:rPr>
-              <w:t>25</w:t>
+            <w:tcW w:type="dxa" w:w="1132"/>
+          </w:tcPr>
+          <w:p>
+            <w:pPr>
+              <w:spacing w:before="20" w:after="20"/>
+              <w:jc w:val="center"/>
+            </w:pPr>
+            <w:r/>
+            <w:r>
+              <w:rPr>
+                <w:rFonts w:ascii="Calibri" w:hAnsi="Calibri"/>
+                <w:b w:val="0"/>
+                <w:i w:val="0"/>
+                <w:color w:val="0B5CAD"/>
+                <w:sz w:val="18"/>
+              </w:rPr>
+              <w:t xml:space="preserve">[61]</w:t>
             </w:r>
           </w:p>
         </w:tc>
@@ -5255,23 +5315,23 @@
           <w:tcPr>
             <w:shd w:val="clear" w:color="auto" w:fill="F7FAFC"/>
             <w:vAlign w:val="center"/>
-            <w:tcW w:type="dxa" w:w="1614"/>
-          </w:tcPr>
-          <w:p>
-            <w:pPr>
-              <w:spacing w:before="20" w:after="20"/>
-              <w:jc w:val="center"/>
-            </w:pPr>
-            <w:r/>
-            <w:r>
-              <w:rPr>
-                <w:rFonts w:ascii="Calibri" w:hAnsi="Calibri"/>
-                <w:b w:val="0"/>
-                <w:i w:val="0"/>
-                <w:color w:val="000000"/>
-                <w:sz w:val="18"/>
-              </w:rPr>
-              <w:t>244 060</w:t>
+            <w:tcW w:type="dxa" w:w="1641"/>
+          </w:tcPr>
+          <w:p>
+            <w:pPr>
+              <w:spacing w:before="20" w:after="20"/>
+              <w:jc w:val="center"/>
+            </w:pPr>
+            <w:r/>
+            <w:r>
+              <w:rPr>
+                <w:rFonts w:ascii="Calibri" w:hAnsi="Calibri"/>
+                <w:b w:val="0"/>
+                <w:i w:val="0"/>
+                <w:color w:val="0B5CAD"/>
+                <w:sz w:val="18"/>
+              </w:rPr>
+              <w:t xml:space="preserve">[244 060]</w:t>
             </w:r>
           </w:p>
         </w:tc>
@@ -5279,7 +5339,7 @@
           <w:tcPr>
             <w:shd w:val="clear" w:color="auto" w:fill="F7FAFC"/>
             <w:vAlign w:val="center"/>
-            <w:tcW w:type="dxa" w:w="2465"/>
+            <w:tcW w:type="dxa" w:w="2345"/>
           </w:tcPr>
           <w:p>
             <w:pPr>
@@ -5308,7 +5368,7 @@
           <w:tcPr>
             <w:shd w:val="clear" w:color="auto" w:fill="F2F2F2"/>
             <w:vAlign w:val="center"/>
-            <w:tcW w:type="dxa" w:w="1593"/>
+            <w:tcW w:type="dxa" w:w="1572"/>
           </w:tcPr>
           <w:p>
             <w:pPr>
@@ -5331,99 +5391,99 @@
         <w:tc>
           <w:tcPr>
             <w:vAlign w:val="center"/>
-            <w:tcW w:type="dxa" w:w="2696"/>
-          </w:tcPr>
-          <w:p>
-            <w:pPr>
-              <w:spacing w:before="20" w:after="20"/>
-              <w:jc w:val="center"/>
-            </w:pPr>
-            <w:r/>
-            <w:r>
-              <w:rPr>
-                <w:rFonts w:ascii="Calibri" w:hAnsi="Calibri"/>
-                <w:b w:val="0"/>
-                <w:i w:val="0"/>
-                <w:color w:val="000000"/>
-                <w:sz w:val="18"/>
-              </w:rPr>
-              <w:t>P050042 / OMP1024_01</w:t>
-            </w:r>
-          </w:p>
-        </w:tc>
-        <w:tc>
-          <w:tcPr>
-            <w:vAlign w:val="center"/>
-            <w:tcW w:type="dxa" w:w="852"/>
-          </w:tcPr>
-          <w:p>
-            <w:pPr>
-              <w:spacing w:before="20" w:after="20"/>
-              <w:jc w:val="center"/>
-            </w:pPr>
-            <w:r/>
-            <w:r>
-              <w:rPr>
-                <w:rFonts w:ascii="Calibri" w:hAnsi="Calibri"/>
-                <w:b w:val="0"/>
-                <w:i w:val="0"/>
-                <w:color w:val="000000"/>
-                <w:sz w:val="18"/>
-              </w:rPr>
-              <w:t>214</w:t>
-            </w:r>
-          </w:p>
-        </w:tc>
-        <w:tc>
-          <w:tcPr>
-            <w:vAlign w:val="center"/>
-            <w:tcW w:type="dxa" w:w="1244"/>
-          </w:tcPr>
-          <w:p>
-            <w:pPr>
-              <w:spacing w:before="20" w:after="20"/>
-              <w:jc w:val="center"/>
-            </w:pPr>
-            <w:r/>
-            <w:r>
-              <w:rPr>
-                <w:rFonts w:ascii="Calibri" w:hAnsi="Calibri"/>
-                <w:b w:val="0"/>
-                <w:i w:val="0"/>
-                <w:color w:val="000000"/>
-                <w:sz w:val="18"/>
-              </w:rPr>
-              <w:t>22</w:t>
-            </w:r>
-          </w:p>
-        </w:tc>
-        <w:tc>
-          <w:tcPr>
-            <w:vAlign w:val="center"/>
-            <w:tcW w:type="dxa" w:w="1614"/>
-          </w:tcPr>
-          <w:p>
-            <w:pPr>
-              <w:spacing w:before="20" w:after="20"/>
-              <w:jc w:val="center"/>
-            </w:pPr>
-            <w:r/>
-            <w:r>
-              <w:rPr>
-                <w:rFonts w:ascii="Calibri" w:hAnsi="Calibri"/>
-                <w:b w:val="0"/>
-                <w:i w:val="0"/>
-                <w:color w:val="000000"/>
-                <w:sz w:val="18"/>
-              </w:rPr>
-              <w:t>213 590</w:t>
-            </w:r>
-          </w:p>
-        </w:tc>
-        <w:tc>
-          <w:tcPr>
-            <w:vAlign w:val="center"/>
-            <w:tcW w:type="dxa" w:w="2465"/>
+            <w:tcW w:type="dxa" w:w="2800"/>
+          </w:tcPr>
+          <w:p>
+            <w:pPr>
+              <w:spacing w:before="20" w:after="20"/>
+              <w:jc w:val="center"/>
+            </w:pPr>
+            <w:r/>
+            <w:r>
+              <w:rPr>
+                <w:rFonts w:ascii="Calibri" w:hAnsi="Calibri"/>
+                <w:b w:val="0"/>
+                <w:i w:val="0"/>
+                <w:color w:val="0B5CAD"/>
+                <w:sz w:val="18"/>
+              </w:rPr>
+              <w:t xml:space="preserve">[P050042 / OMP1024_01]</w:t>
+            </w:r>
+          </w:p>
+        </w:tc>
+        <w:tc>
+          <w:tcPr>
+            <w:vAlign w:val="center"/>
+            <w:tcW w:type="dxa" w:w="974"/>
+          </w:tcPr>
+          <w:p>
+            <w:pPr>
+              <w:spacing w:before="20" w:after="20"/>
+              <w:jc w:val="center"/>
+            </w:pPr>
+            <w:r/>
+            <w:r>
+              <w:rPr>
+                <w:rFonts w:ascii="Calibri" w:hAnsi="Calibri"/>
+                <w:b w:val="0"/>
+                <w:i w:val="0"/>
+                <w:color w:val="0B5CAD"/>
+                <w:sz w:val="18"/>
+              </w:rPr>
+              <w:t xml:space="preserve">[533]</w:t>
+            </w:r>
+          </w:p>
+        </w:tc>
+        <w:tc>
+          <w:tcPr>
+            <w:vAlign w:val="center"/>
+            <w:tcW w:type="dxa" w:w="1132"/>
+          </w:tcPr>
+          <w:p>
+            <w:pPr>
+              <w:spacing w:before="20" w:after="20"/>
+              <w:jc w:val="center"/>
+            </w:pPr>
+            <w:r/>
+            <w:r>
+              <w:rPr>
+                <w:rFonts w:ascii="Calibri" w:hAnsi="Calibri"/>
+                <w:b w:val="0"/>
+                <w:i w:val="0"/>
+                <w:color w:val="0B5CAD"/>
+                <w:sz w:val="18"/>
+              </w:rPr>
+              <w:t xml:space="preserve">[54]</w:t>
+            </w:r>
+          </w:p>
+        </w:tc>
+        <w:tc>
+          <w:tcPr>
+            <w:vAlign w:val="center"/>
+            <w:tcW w:type="dxa" w:w="1641"/>
+          </w:tcPr>
+          <w:p>
+            <w:pPr>
+              <w:spacing w:before="20" w:after="20"/>
+              <w:jc w:val="center"/>
+            </w:pPr>
+            <w:r/>
+            <w:r>
+              <w:rPr>
+                <w:rFonts w:ascii="Calibri" w:hAnsi="Calibri"/>
+                <w:b w:val="0"/>
+                <w:i w:val="0"/>
+                <w:color w:val="0B5CAD"/>
+                <w:sz w:val="18"/>
+              </w:rPr>
+              <w:t xml:space="preserve">[213 590]</w:t>
+            </w:r>
+          </w:p>
+        </w:tc>
+        <w:tc>
+          <w:tcPr>
+            <w:vAlign w:val="center"/>
+            <w:tcW w:type="dxa" w:w="2345"/>
           </w:tcPr>
           <w:p>
             <w:pPr>
@@ -5452,7 +5512,7 @@
           <w:tcPr>
             <w:shd w:val="clear" w:color="auto" w:fill="F2F2F2"/>
             <w:vAlign w:val="center"/>
-            <w:tcW w:type="dxa" w:w="1593"/>
+            <w:tcW w:type="dxa" w:w="1572"/>
           </w:tcPr>
           <w:p>
             <w:pPr>
@@ -5476,23 +5536,23 @@
           <w:tcPr>
             <w:shd w:val="clear" w:color="auto" w:fill="F7FAFC"/>
             <w:vAlign w:val="center"/>
-            <w:tcW w:type="dxa" w:w="2696"/>
-          </w:tcPr>
-          <w:p>
-            <w:pPr>
-              <w:spacing w:before="20" w:after="20"/>
-              <w:jc w:val="center"/>
-            </w:pPr>
-            <w:r/>
-            <w:r>
-              <w:rPr>
-                <w:rFonts w:ascii="Calibri" w:hAnsi="Calibri"/>
-                <w:b w:val="0"/>
-                <w:i w:val="0"/>
-                <w:color w:val="000000"/>
-                <w:sz w:val="18"/>
-              </w:rPr>
-              <w:t>P050082 / OPM1024_03</w:t>
+            <w:tcW w:type="dxa" w:w="2800"/>
+          </w:tcPr>
+          <w:p>
+            <w:pPr>
+              <w:spacing w:before="20" w:after="20"/>
+              <w:jc w:val="center"/>
+            </w:pPr>
+            <w:r/>
+            <w:r>
+              <w:rPr>
+                <w:rFonts w:ascii="Calibri" w:hAnsi="Calibri"/>
+                <w:b w:val="0"/>
+                <w:i w:val="0"/>
+                <w:color w:val="0B5CAD"/>
+                <w:sz w:val="18"/>
+              </w:rPr>
+              <w:t xml:space="preserve">[P050082 / OPM1024_03]</w:t>
             </w:r>
           </w:p>
         </w:tc>
@@ -5500,23 +5560,23 @@
           <w:tcPr>
             <w:shd w:val="clear" w:color="auto" w:fill="F7FAFC"/>
             <w:vAlign w:val="center"/>
-            <w:tcW w:type="dxa" w:w="852"/>
-          </w:tcPr>
-          <w:p>
-            <w:pPr>
-              <w:spacing w:before="20" w:after="20"/>
-              <w:jc w:val="center"/>
-            </w:pPr>
-            <w:r/>
-            <w:r>
-              <w:rPr>
-                <w:rFonts w:ascii="Calibri" w:hAnsi="Calibri"/>
-                <w:b w:val="0"/>
-                <w:i w:val="0"/>
-                <w:color w:val="000000"/>
-                <w:sz w:val="18"/>
-              </w:rPr>
-              <w:t>268</w:t>
+            <w:tcW w:type="dxa" w:w="974"/>
+          </w:tcPr>
+          <w:p>
+            <w:pPr>
+              <w:spacing w:before="20" w:after="20"/>
+              <w:jc w:val="center"/>
+            </w:pPr>
+            <w:r/>
+            <w:r>
+              <w:rPr>
+                <w:rFonts w:ascii="Calibri" w:hAnsi="Calibri"/>
+                <w:b w:val="0"/>
+                <w:i w:val="0"/>
+                <w:color w:val="0B5CAD"/>
+                <w:sz w:val="18"/>
+              </w:rPr>
+              <w:t xml:space="preserve">[667]</w:t>
             </w:r>
           </w:p>
         </w:tc>
@@ -5524,23 +5584,23 @@
           <w:tcPr>
             <w:shd w:val="clear" w:color="auto" w:fill="F7FAFC"/>
             <w:vAlign w:val="center"/>
-            <w:tcW w:type="dxa" w:w="1244"/>
-          </w:tcPr>
-          <w:p>
-            <w:pPr>
-              <w:spacing w:before="20" w:after="20"/>
-              <w:jc w:val="center"/>
-            </w:pPr>
-            <w:r/>
-            <w:r>
-              <w:rPr>
-                <w:rFonts w:ascii="Calibri" w:hAnsi="Calibri"/>
-                <w:b w:val="0"/>
-                <w:i w:val="0"/>
-                <w:color w:val="000000"/>
-                <w:sz w:val="18"/>
-              </w:rPr>
-              <w:t>27</w:t>
+            <w:tcW w:type="dxa" w:w="1132"/>
+          </w:tcPr>
+          <w:p>
+            <w:pPr>
+              <w:spacing w:before="20" w:after="20"/>
+              <w:jc w:val="center"/>
+            </w:pPr>
+            <w:r/>
+            <w:r>
+              <w:rPr>
+                <w:rFonts w:ascii="Calibri" w:hAnsi="Calibri"/>
+                <w:b w:val="0"/>
+                <w:i w:val="0"/>
+                <w:color w:val="0B5CAD"/>
+                <w:sz w:val="18"/>
+              </w:rPr>
+              <w:t xml:space="preserve">[67]</w:t>
             </w:r>
           </w:p>
         </w:tc>
@@ -5548,23 +5608,23 @@
           <w:tcPr>
             <w:shd w:val="clear" w:color="auto" w:fill="F7FAFC"/>
             <w:vAlign w:val="center"/>
-            <w:tcW w:type="dxa" w:w="1614"/>
-          </w:tcPr>
-          <w:p>
-            <w:pPr>
-              <w:spacing w:before="20" w:after="20"/>
-              <w:jc w:val="center"/>
-            </w:pPr>
-            <w:r/>
-            <w:r>
-              <w:rPr>
-                <w:rFonts w:ascii="Calibri" w:hAnsi="Calibri"/>
-                <w:b w:val="0"/>
-                <w:i w:val="0"/>
-                <w:color w:val="000000"/>
-                <w:sz w:val="18"/>
-              </w:rPr>
-              <w:t>267 590</w:t>
+            <w:tcW w:type="dxa" w:w="1641"/>
+          </w:tcPr>
+          <w:p>
+            <w:pPr>
+              <w:spacing w:before="20" w:after="20"/>
+              <w:jc w:val="center"/>
+            </w:pPr>
+            <w:r/>
+            <w:r>
+              <w:rPr>
+                <w:rFonts w:ascii="Calibri" w:hAnsi="Calibri"/>
+                <w:b w:val="0"/>
+                <w:i w:val="0"/>
+                <w:color w:val="0B5CAD"/>
+                <w:sz w:val="18"/>
+              </w:rPr>
+              <w:t xml:space="preserve">[267 590]</w:t>
             </w:r>
           </w:p>
         </w:tc>
@@ -5572,7 +5632,7 @@
           <w:tcPr>
             <w:shd w:val="clear" w:color="auto" w:fill="F7FAFC"/>
             <w:vAlign w:val="center"/>
-            <w:tcW w:type="dxa" w:w="2465"/>
+            <w:tcW w:type="dxa" w:w="2345"/>
           </w:tcPr>
           <w:p>
             <w:pPr>
@@ -5601,7 +5661,7 @@
           <w:tcPr>
             <w:shd w:val="clear" w:color="auto" w:fill="F2F2F2"/>
             <w:vAlign w:val="center"/>
-            <w:tcW w:type="dxa" w:w="1593"/>
+            <w:tcW w:type="dxa" w:w="1572"/>
           </w:tcPr>
           <w:p>
             <w:pPr>
@@ -5624,99 +5684,99 @@
         <w:tc>
           <w:tcPr>
             <w:vAlign w:val="center"/>
-            <w:tcW w:type="dxa" w:w="2696"/>
-          </w:tcPr>
-          <w:p>
-            <w:pPr>
-              <w:spacing w:before="20" w:after="20"/>
-              <w:jc w:val="center"/>
-            </w:pPr>
-            <w:r/>
-            <w:r>
-              <w:rPr>
-                <w:rFonts w:ascii="Calibri" w:hAnsi="Calibri"/>
-                <w:b w:val="0"/>
-                <w:i w:val="0"/>
-                <w:color w:val="000000"/>
-                <w:sz w:val="18"/>
-              </w:rPr>
-              <w:t>P060232 / PM112501</w:t>
-            </w:r>
-          </w:p>
-        </w:tc>
-        <w:tc>
-          <w:tcPr>
-            <w:vAlign w:val="center"/>
-            <w:tcW w:type="dxa" w:w="852"/>
-          </w:tcPr>
-          <w:p>
-            <w:pPr>
-              <w:spacing w:before="20" w:after="20"/>
-              <w:jc w:val="center"/>
-            </w:pPr>
-            <w:r/>
-            <w:r>
-              <w:rPr>
-                <w:rFonts w:ascii="Calibri" w:hAnsi="Calibri"/>
-                <w:b w:val="0"/>
-                <w:i w:val="0"/>
-                <w:color w:val="000000"/>
-                <w:sz w:val="18"/>
-              </w:rPr>
-              <w:t>49</w:t>
-            </w:r>
-          </w:p>
-        </w:tc>
-        <w:tc>
-          <w:tcPr>
-            <w:vAlign w:val="center"/>
-            <w:tcW w:type="dxa" w:w="1244"/>
-          </w:tcPr>
-          <w:p>
-            <w:pPr>
-              <w:spacing w:before="20" w:after="20"/>
-              <w:jc w:val="center"/>
-            </w:pPr>
-            <w:r/>
-            <w:r>
-              <w:rPr>
-                <w:rFonts w:ascii="Calibri" w:hAnsi="Calibri"/>
-                <w:b w:val="0"/>
-                <w:i w:val="0"/>
-                <w:color w:val="000000"/>
-                <w:sz w:val="18"/>
-              </w:rPr>
-              <w:t>5</w:t>
-            </w:r>
-          </w:p>
-        </w:tc>
-        <w:tc>
-          <w:tcPr>
-            <w:vAlign w:val="center"/>
-            <w:tcW w:type="dxa" w:w="1614"/>
-          </w:tcPr>
-          <w:p>
-            <w:pPr>
-              <w:spacing w:before="20" w:after="20"/>
-              <w:jc w:val="center"/>
-            </w:pPr>
-            <w:r/>
-            <w:r>
-              <w:rPr>
-                <w:rFonts w:ascii="Calibri" w:hAnsi="Calibri"/>
-                <w:b w:val="0"/>
-                <w:i w:val="0"/>
-                <w:color w:val="000000"/>
-                <w:sz w:val="18"/>
-              </w:rPr>
-              <w:t>48 090</w:t>
-            </w:r>
-          </w:p>
-        </w:tc>
-        <w:tc>
-          <w:tcPr>
-            <w:vAlign w:val="center"/>
-            <w:tcW w:type="dxa" w:w="2465"/>
+            <w:tcW w:type="dxa" w:w="2800"/>
+          </w:tcPr>
+          <w:p>
+            <w:pPr>
+              <w:spacing w:before="20" w:after="20"/>
+              <w:jc w:val="center"/>
+            </w:pPr>
+            <w:r/>
+            <w:r>
+              <w:rPr>
+                <w:rFonts w:ascii="Calibri" w:hAnsi="Calibri"/>
+                <w:b w:val="0"/>
+                <w:i w:val="0"/>
+                <w:color w:val="0B5CAD"/>
+                <w:sz w:val="18"/>
+              </w:rPr>
+              <w:t xml:space="preserve">[P060232 / PM112501]</w:t>
+            </w:r>
+          </w:p>
+        </w:tc>
+        <w:tc>
+          <w:tcPr>
+            <w:vAlign w:val="center"/>
+            <w:tcW w:type="dxa" w:w="974"/>
+          </w:tcPr>
+          <w:p>
+            <w:pPr>
+              <w:spacing w:before="20" w:after="20"/>
+              <w:jc w:val="center"/>
+            </w:pPr>
+            <w:r/>
+            <w:r>
+              <w:rPr>
+                <w:rFonts w:ascii="Calibri" w:hAnsi="Calibri"/>
+                <w:b w:val="0"/>
+                <w:i w:val="0"/>
+                <w:color w:val="0B5CAD"/>
+                <w:sz w:val="18"/>
+              </w:rPr>
+              <w:t xml:space="preserve">[120]</w:t>
+            </w:r>
+          </w:p>
+        </w:tc>
+        <w:tc>
+          <w:tcPr>
+            <w:vAlign w:val="center"/>
+            <w:tcW w:type="dxa" w:w="1132"/>
+          </w:tcPr>
+          <w:p>
+            <w:pPr>
+              <w:spacing w:before="20" w:after="20"/>
+              <w:jc w:val="center"/>
+            </w:pPr>
+            <w:r/>
+            <w:r>
+              <w:rPr>
+                <w:rFonts w:ascii="Calibri" w:hAnsi="Calibri"/>
+                <w:b w:val="0"/>
+                <w:i w:val="0"/>
+                <w:color w:val="0B5CAD"/>
+                <w:sz w:val="18"/>
+              </w:rPr>
+              <w:t xml:space="preserve">[12]</w:t>
+            </w:r>
+          </w:p>
+        </w:tc>
+        <w:tc>
+          <w:tcPr>
+            <w:vAlign w:val="center"/>
+            <w:tcW w:type="dxa" w:w="1641"/>
+          </w:tcPr>
+          <w:p>
+            <w:pPr>
+              <w:spacing w:before="20" w:after="20"/>
+              <w:jc w:val="center"/>
+            </w:pPr>
+            <w:r/>
+            <w:r>
+              <w:rPr>
+                <w:rFonts w:ascii="Calibri" w:hAnsi="Calibri"/>
+                <w:b w:val="0"/>
+                <w:i w:val="0"/>
+                <w:color w:val="0B5CAD"/>
+                <w:sz w:val="18"/>
+              </w:rPr>
+              <w:t xml:space="preserve">[48 090]</w:t>
+            </w:r>
+          </w:p>
+        </w:tc>
+        <w:tc>
+          <w:tcPr>
+            <w:vAlign w:val="center"/>
+            <w:tcW w:type="dxa" w:w="2345"/>
           </w:tcPr>
           <w:p>
             <w:pPr>
@@ -5745,7 +5805,7 @@
           <w:tcPr>
             <w:shd w:val="clear" w:color="auto" w:fill="F2F2F2"/>
             <w:vAlign w:val="center"/>
-            <w:tcW w:type="dxa" w:w="1593"/>
+            <w:tcW w:type="dxa" w:w="1572"/>
           </w:tcPr>
           <w:p>
             <w:pPr>
@@ -5769,23 +5829,23 @@
           <w:tcPr>
             <w:shd w:val="clear" w:color="auto" w:fill="F7FAFC"/>
             <w:vAlign w:val="center"/>
-            <w:tcW w:type="dxa" w:w="2696"/>
-          </w:tcPr>
-          <w:p>
-            <w:pPr>
-              <w:spacing w:before="20" w:after="20"/>
-              <w:jc w:val="center"/>
-            </w:pPr>
-            <w:r/>
-            <w:r>
-              <w:rPr>
-                <w:rFonts w:ascii="Calibri" w:hAnsi="Calibri"/>
-                <w:b w:val="0"/>
-                <w:i w:val="0"/>
-                <w:color w:val="000000"/>
-                <w:sz w:val="18"/>
-              </w:rPr>
-              <w:t>P060112 / PUM102501</w:t>
+            <w:tcW w:type="dxa" w:w="2800"/>
+          </w:tcPr>
+          <w:p>
+            <w:pPr>
+              <w:spacing w:before="20" w:after="20"/>
+              <w:jc w:val="center"/>
+            </w:pPr>
+            <w:r/>
+            <w:r>
+              <w:rPr>
+                <w:rFonts w:ascii="Calibri" w:hAnsi="Calibri"/>
+                <w:b w:val="0"/>
+                <w:i w:val="0"/>
+                <w:color w:val="0B5CAD"/>
+                <w:sz w:val="18"/>
+              </w:rPr>
+              <w:t xml:space="preserve">[P060112 / PUM102501]</w:t>
             </w:r>
           </w:p>
         </w:tc>
@@ -5793,23 +5853,23 @@
           <w:tcPr>
             <w:shd w:val="clear" w:color="auto" w:fill="F7FAFC"/>
             <w:vAlign w:val="center"/>
-            <w:tcW w:type="dxa" w:w="852"/>
-          </w:tcPr>
-          <w:p>
-            <w:pPr>
-              <w:spacing w:before="20" w:after="20"/>
-              <w:jc w:val="center"/>
-            </w:pPr>
-            <w:r/>
-            <w:r>
-              <w:rPr>
-                <w:rFonts w:ascii="Calibri" w:hAnsi="Calibri"/>
-                <w:b w:val="0"/>
-                <w:i w:val="0"/>
-                <w:color w:val="000000"/>
-                <w:sz w:val="18"/>
-              </w:rPr>
-              <w:t>50</w:t>
+            <w:tcW w:type="dxa" w:w="974"/>
+          </w:tcPr>
+          <w:p>
+            <w:pPr>
+              <w:spacing w:before="20" w:after="20"/>
+              <w:jc w:val="center"/>
+            </w:pPr>
+            <w:r/>
+            <w:r>
+              <w:rPr>
+                <w:rFonts w:ascii="Calibri" w:hAnsi="Calibri"/>
+                <w:b w:val="0"/>
+                <w:i w:val="0"/>
+                <w:color w:val="0B5CAD"/>
+                <w:sz w:val="18"/>
+              </w:rPr>
+              <w:t xml:space="preserve">[124]</w:t>
             </w:r>
           </w:p>
         </w:tc>
@@ -5817,23 +5877,23 @@
           <w:tcPr>
             <w:shd w:val="clear" w:color="auto" w:fill="F7FAFC"/>
             <w:vAlign w:val="center"/>
-            <w:tcW w:type="dxa" w:w="1244"/>
-          </w:tcPr>
-          <w:p>
-            <w:pPr>
-              <w:spacing w:before="20" w:after="20"/>
-              <w:jc w:val="center"/>
-            </w:pPr>
-            <w:r/>
-            <w:r>
-              <w:rPr>
-                <w:rFonts w:ascii="Calibri" w:hAnsi="Calibri"/>
-                <w:b w:val="0"/>
-                <w:i w:val="0"/>
-                <w:color w:val="000000"/>
-                <w:sz w:val="18"/>
-              </w:rPr>
-              <w:t>5</w:t>
+            <w:tcW w:type="dxa" w:w="1132"/>
+          </w:tcPr>
+          <w:p>
+            <w:pPr>
+              <w:spacing w:before="20" w:after="20"/>
+              <w:jc w:val="center"/>
+            </w:pPr>
+            <w:r/>
+            <w:r>
+              <w:rPr>
+                <w:rFonts w:ascii="Calibri" w:hAnsi="Calibri"/>
+                <w:b w:val="0"/>
+                <w:i w:val="0"/>
+                <w:color w:val="0B5CAD"/>
+                <w:sz w:val="18"/>
+              </w:rPr>
+              <w:t xml:space="preserve">[13]</w:t>
             </w:r>
           </w:p>
         </w:tc>
@@ -5841,23 +5901,23 @@
           <w:tcPr>
             <w:shd w:val="clear" w:color="auto" w:fill="F7FAFC"/>
             <w:vAlign w:val="center"/>
-            <w:tcW w:type="dxa" w:w="1614"/>
-          </w:tcPr>
-          <w:p>
-            <w:pPr>
-              <w:spacing w:before="20" w:after="20"/>
-              <w:jc w:val="center"/>
-            </w:pPr>
-            <w:r/>
-            <w:r>
-              <w:rPr>
-                <w:rFonts w:ascii="Calibri" w:hAnsi="Calibri"/>
-                <w:b w:val="0"/>
-                <w:i w:val="0"/>
-                <w:color w:val="000000"/>
-                <w:sz w:val="18"/>
-              </w:rPr>
-              <w:t>49 910</w:t>
+            <w:tcW w:type="dxa" w:w="1641"/>
+          </w:tcPr>
+          <w:p>
+            <w:pPr>
+              <w:spacing w:before="20" w:after="20"/>
+              <w:jc w:val="center"/>
+            </w:pPr>
+            <w:r/>
+            <w:r>
+              <w:rPr>
+                <w:rFonts w:ascii="Calibri" w:hAnsi="Calibri"/>
+                <w:b w:val="0"/>
+                <w:i w:val="0"/>
+                <w:color w:val="0B5CAD"/>
+                <w:sz w:val="18"/>
+              </w:rPr>
+              <w:t xml:space="preserve">[49 910]</w:t>
             </w:r>
           </w:p>
         </w:tc>
@@ -5865,7 +5925,7 @@
           <w:tcPr>
             <w:shd w:val="clear" w:color="auto" w:fill="F7FAFC"/>
             <w:vAlign w:val="center"/>
-            <w:tcW w:type="dxa" w:w="2465"/>
+            <w:tcW w:type="dxa" w:w="2345"/>
           </w:tcPr>
           <w:p>
             <w:pPr>
@@ -5894,7 +5954,7 @@
           <w:tcPr>
             <w:shd w:val="clear" w:color="auto" w:fill="F2F2F2"/>
             <w:vAlign w:val="center"/>
-            <w:tcW w:type="dxa" w:w="1593"/>
+            <w:tcW w:type="dxa" w:w="1572"/>
           </w:tcPr>
           <w:p>
             <w:pPr>
@@ -5917,99 +5977,99 @@
         <w:tc>
           <w:tcPr>
             <w:vAlign w:val="center"/>
-            <w:tcW w:type="dxa" w:w="2696"/>
-          </w:tcPr>
-          <w:p>
-            <w:pPr>
-              <w:spacing w:before="20" w:after="20"/>
-              <w:jc w:val="center"/>
-            </w:pPr>
-            <w:r/>
-            <w:r>
-              <w:rPr>
-                <w:rFonts w:ascii="Calibri" w:hAnsi="Calibri"/>
-                <w:b w:val="0"/>
-                <w:i w:val="0"/>
-                <w:color w:val="000000"/>
-                <w:sz w:val="18"/>
-              </w:rPr>
-              <w:t>P060282 / SCR112501</w:t>
-            </w:r>
-          </w:p>
-        </w:tc>
-        <w:tc>
-          <w:tcPr>
-            <w:vAlign w:val="center"/>
-            <w:tcW w:type="dxa" w:w="852"/>
-          </w:tcPr>
-          <w:p>
-            <w:pPr>
-              <w:spacing w:before="20" w:after="20"/>
-              <w:jc w:val="center"/>
-            </w:pPr>
-            <w:r/>
-            <w:r>
-              <w:rPr>
-                <w:rFonts w:ascii="Calibri" w:hAnsi="Calibri"/>
-                <w:b w:val="0"/>
-                <w:i w:val="0"/>
-                <w:color w:val="000000"/>
-                <w:sz w:val="18"/>
-              </w:rPr>
-              <w:t>24</w:t>
-            </w:r>
-          </w:p>
-        </w:tc>
-        <w:tc>
-          <w:tcPr>
-            <w:vAlign w:val="center"/>
-            <w:tcW w:type="dxa" w:w="1244"/>
-          </w:tcPr>
-          <w:p>
-            <w:pPr>
-              <w:spacing w:before="20" w:after="20"/>
-              <w:jc w:val="center"/>
-            </w:pPr>
-            <w:r/>
-            <w:r>
-              <w:rPr>
-                <w:rFonts w:ascii="Calibri" w:hAnsi="Calibri"/>
-                <w:b w:val="0"/>
-                <w:i w:val="0"/>
-                <w:color w:val="000000"/>
-                <w:sz w:val="18"/>
-              </w:rPr>
-              <w:t>3</w:t>
-            </w:r>
-          </w:p>
-        </w:tc>
-        <w:tc>
-          <w:tcPr>
-            <w:vAlign w:val="center"/>
-            <w:tcW w:type="dxa" w:w="1614"/>
-          </w:tcPr>
-          <w:p>
-            <w:pPr>
-              <w:spacing w:before="20" w:after="20"/>
-              <w:jc w:val="center"/>
-            </w:pPr>
-            <w:r/>
-            <w:r>
-              <w:rPr>
-                <w:rFonts w:ascii="Calibri" w:hAnsi="Calibri"/>
-                <w:b w:val="0"/>
-                <w:i w:val="0"/>
-                <w:color w:val="000000"/>
-                <w:sz w:val="18"/>
-              </w:rPr>
-              <w:t>23 440</w:t>
-            </w:r>
-          </w:p>
-        </w:tc>
-        <w:tc>
-          <w:tcPr>
-            <w:vAlign w:val="center"/>
-            <w:tcW w:type="dxa" w:w="2465"/>
+            <w:tcW w:type="dxa" w:w="2800"/>
+          </w:tcPr>
+          <w:p>
+            <w:pPr>
+              <w:spacing w:before="20" w:after="20"/>
+              <w:jc w:val="center"/>
+            </w:pPr>
+            <w:r/>
+            <w:r>
+              <w:rPr>
+                <w:rFonts w:ascii="Calibri" w:hAnsi="Calibri"/>
+                <w:b w:val="0"/>
+                <w:i w:val="0"/>
+                <w:color w:val="0B5CAD"/>
+                <w:sz w:val="18"/>
+              </w:rPr>
+              <w:t xml:space="preserve">[P060282 / SCR112501]</w:t>
+            </w:r>
+          </w:p>
+        </w:tc>
+        <w:tc>
+          <w:tcPr>
+            <w:vAlign w:val="center"/>
+            <w:tcW w:type="dxa" w:w="974"/>
+          </w:tcPr>
+          <w:p>
+            <w:pPr>
+              <w:spacing w:before="20" w:after="20"/>
+              <w:jc w:val="center"/>
+            </w:pPr>
+            <w:r/>
+            <w:r>
+              <w:rPr>
+                <w:rFonts w:ascii="Calibri" w:hAnsi="Calibri"/>
+                <w:b w:val="0"/>
+                <w:i w:val="0"/>
+                <w:color w:val="0B5CAD"/>
+                <w:sz w:val="18"/>
+              </w:rPr>
+              <w:t xml:space="preserve">[58]</w:t>
+            </w:r>
+          </w:p>
+        </w:tc>
+        <w:tc>
+          <w:tcPr>
+            <w:vAlign w:val="center"/>
+            <w:tcW w:type="dxa" w:w="1132"/>
+          </w:tcPr>
+          <w:p>
+            <w:pPr>
+              <w:spacing w:before="20" w:after="20"/>
+              <w:jc w:val="center"/>
+            </w:pPr>
+            <w:r/>
+            <w:r>
+              <w:rPr>
+                <w:rFonts w:ascii="Calibri" w:hAnsi="Calibri"/>
+                <w:b w:val="0"/>
+                <w:i w:val="0"/>
+                <w:color w:val="0B5CAD"/>
+                <w:sz w:val="18"/>
+              </w:rPr>
+              <w:t xml:space="preserve">[6]</w:t>
+            </w:r>
+          </w:p>
+        </w:tc>
+        <w:tc>
+          <w:tcPr>
+            <w:vAlign w:val="center"/>
+            <w:tcW w:type="dxa" w:w="1641"/>
+          </w:tcPr>
+          <w:p>
+            <w:pPr>
+              <w:spacing w:before="20" w:after="20"/>
+              <w:jc w:val="center"/>
+            </w:pPr>
+            <w:r/>
+            <w:r>
+              <w:rPr>
+                <w:rFonts w:ascii="Calibri" w:hAnsi="Calibri"/>
+                <w:b w:val="0"/>
+                <w:i w:val="0"/>
+                <w:color w:val="0B5CAD"/>
+                <w:sz w:val="18"/>
+              </w:rPr>
+              <w:t xml:space="preserve">[23 440]</w:t>
+            </w:r>
+          </w:p>
+        </w:tc>
+        <w:tc>
+          <w:tcPr>
+            <w:vAlign w:val="center"/>
+            <w:tcW w:type="dxa" w:w="2345"/>
           </w:tcPr>
           <w:p>
             <w:pPr>
@@ -6038,7 +6098,7 @@
           <w:tcPr>
             <w:shd w:val="clear" w:color="auto" w:fill="F2F2F2"/>
             <w:vAlign w:val="center"/>
-            <w:tcW w:type="dxa" w:w="1593"/>
+            <w:tcW w:type="dxa" w:w="1572"/>
           </w:tcPr>
           <w:p>
             <w:pPr>
@@ -6062,23 +6122,23 @@
           <w:tcPr>
             <w:shd w:val="clear" w:color="auto" w:fill="F7FAFC"/>
             <w:vAlign w:val="center"/>
-            <w:tcW w:type="dxa" w:w="2696"/>
-          </w:tcPr>
-          <w:p>
-            <w:pPr>
-              <w:spacing w:before="20" w:after="20"/>
-              <w:jc w:val="center"/>
-            </w:pPr>
-            <w:r/>
-            <w:r>
-              <w:rPr>
-                <w:rFonts w:ascii="Calibri" w:hAnsi="Calibri"/>
-                <w:b w:val="0"/>
-                <w:i w:val="0"/>
-                <w:color w:val="000000"/>
-                <w:sz w:val="18"/>
-              </w:rPr>
-              <w:t>P060012 / WC082501</w:t>
+            <w:tcW w:type="dxa" w:w="2800"/>
+          </w:tcPr>
+          <w:p>
+            <w:pPr>
+              <w:spacing w:before="20" w:after="20"/>
+              <w:jc w:val="center"/>
+            </w:pPr>
+            <w:r/>
+            <w:r>
+              <w:rPr>
+                <w:rFonts w:ascii="Calibri" w:hAnsi="Calibri"/>
+                <w:b w:val="0"/>
+                <w:i w:val="0"/>
+                <w:color w:val="0B5CAD"/>
+                <w:sz w:val="18"/>
+              </w:rPr>
+              <w:t xml:space="preserve">[P060012 / WC082501]</w:t>
             </w:r>
           </w:p>
         </w:tc>
@@ -6086,23 +6146,23 @@
           <w:tcPr>
             <w:shd w:val="clear" w:color="auto" w:fill="F7FAFC"/>
             <w:vAlign w:val="center"/>
-            <w:tcW w:type="dxa" w:w="852"/>
-          </w:tcPr>
-          <w:p>
-            <w:pPr>
-              <w:spacing w:before="20" w:after="20"/>
-              <w:jc w:val="center"/>
-            </w:pPr>
-            <w:r/>
-            <w:r>
-              <w:rPr>
-                <w:rFonts w:ascii="Calibri" w:hAnsi="Calibri"/>
-                <w:b w:val="0"/>
-                <w:i w:val="0"/>
-                <w:color w:val="000000"/>
-                <w:sz w:val="18"/>
-              </w:rPr>
-              <w:t>83</w:t>
+            <w:tcW w:type="dxa" w:w="974"/>
+          </w:tcPr>
+          <w:p>
+            <w:pPr>
+              <w:spacing w:before="20" w:after="20"/>
+              <w:jc w:val="center"/>
+            </w:pPr>
+            <w:r/>
+            <w:r>
+              <w:rPr>
+                <w:rFonts w:ascii="Calibri" w:hAnsi="Calibri"/>
+                <w:b w:val="0"/>
+                <w:i w:val="0"/>
+                <w:color w:val="0B5CAD"/>
+                <w:sz w:val="18"/>
+              </w:rPr>
+              <w:t xml:space="preserve">[206]</w:t>
             </w:r>
           </w:p>
         </w:tc>
@@ -6110,23 +6170,23 @@
           <w:tcPr>
             <w:shd w:val="clear" w:color="auto" w:fill="F7FAFC"/>
             <w:vAlign w:val="center"/>
-            <w:tcW w:type="dxa" w:w="1244"/>
-          </w:tcPr>
-          <w:p>
-            <w:pPr>
-              <w:spacing w:before="20" w:after="20"/>
-              <w:jc w:val="center"/>
-            </w:pPr>
-            <w:r/>
-            <w:r>
-              <w:rPr>
-                <w:rFonts w:ascii="Calibri" w:hAnsi="Calibri"/>
-                <w:b w:val="0"/>
-                <w:i w:val="0"/>
-                <w:color w:val="000000"/>
-                <w:sz w:val="18"/>
-              </w:rPr>
-              <w:t>9</w:t>
+            <w:tcW w:type="dxa" w:w="1132"/>
+          </w:tcPr>
+          <w:p>
+            <w:pPr>
+              <w:spacing w:before="20" w:after="20"/>
+              <w:jc w:val="center"/>
+            </w:pPr>
+            <w:r/>
+            <w:r>
+              <w:rPr>
+                <w:rFonts w:ascii="Calibri" w:hAnsi="Calibri"/>
+                <w:b w:val="0"/>
+                <w:i w:val="0"/>
+                <w:color w:val="0B5CAD"/>
+                <w:sz w:val="18"/>
+              </w:rPr>
+              <w:t xml:space="preserve">[21]</w:t>
             </w:r>
           </w:p>
         </w:tc>
@@ -6134,23 +6194,23 @@
           <w:tcPr>
             <w:shd w:val="clear" w:color="auto" w:fill="F7FAFC"/>
             <w:vAlign w:val="center"/>
-            <w:tcW w:type="dxa" w:w="1614"/>
-          </w:tcPr>
-          <w:p>
-            <w:pPr>
-              <w:spacing w:before="20" w:after="20"/>
-              <w:jc w:val="center"/>
-            </w:pPr>
-            <w:r/>
-            <w:r>
-              <w:rPr>
-                <w:rFonts w:ascii="Calibri" w:hAnsi="Calibri"/>
-                <w:b w:val="0"/>
-                <w:i w:val="0"/>
-                <w:color w:val="000000"/>
-                <w:sz w:val="18"/>
-              </w:rPr>
-              <w:t>82 630</w:t>
+            <w:tcW w:type="dxa" w:w="1641"/>
+          </w:tcPr>
+          <w:p>
+            <w:pPr>
+              <w:spacing w:before="20" w:after="20"/>
+              <w:jc w:val="center"/>
+            </w:pPr>
+            <w:r/>
+            <w:r>
+              <w:rPr>
+                <w:rFonts w:ascii="Calibri" w:hAnsi="Calibri"/>
+                <w:b w:val="0"/>
+                <w:i w:val="0"/>
+                <w:color w:val="0B5CAD"/>
+                <w:sz w:val="18"/>
+              </w:rPr>
+              <w:t xml:space="preserve">[82 630]</w:t>
             </w:r>
           </w:p>
         </w:tc>
@@ -6158,7 +6218,7 @@
           <w:tcPr>
             <w:shd w:val="clear" w:color="auto" w:fill="F7FAFC"/>
             <w:vAlign w:val="center"/>
-            <w:tcW w:type="dxa" w:w="2465"/>
+            <w:tcW w:type="dxa" w:w="2345"/>
           </w:tcPr>
           <w:p>
             <w:pPr>
@@ -6187,7 +6247,7 @@
           <w:tcPr>
             <w:shd w:val="clear" w:color="auto" w:fill="F2F2F2"/>
             <w:vAlign w:val="center"/>
-            <w:tcW w:type="dxa" w:w="1593"/>
+            <w:tcW w:type="dxa" w:w="1572"/>
           </w:tcPr>
           <w:p>
             <w:pPr>
@@ -6230,23 +6290,23 @@
         <w:tc>
           <w:tcPr>
             <w:vAlign w:val="center"/>
-            <w:tcW w:type="dxa" w:w="2696"/>
-          </w:tcPr>
-          <w:p>
-            <w:pPr>
-              <w:spacing w:before="20" w:after="20"/>
-              <w:jc w:val="center"/>
-            </w:pPr>
-            <w:r/>
-            <w:r>
-              <w:rPr>
-                <w:rFonts w:ascii="Calibri" w:hAnsi="Calibri"/>
-                <w:b w:val="0"/>
-                <w:i w:val="0"/>
-                <w:color w:val="000000"/>
-                <w:sz w:val="18"/>
-              </w:rPr>
-              <w:t>26 серии</w:t>
+            <w:tcW w:type="dxa" w:w="2800"/>
+          </w:tcPr>
+          <w:p>
+            <w:pPr>
+              <w:spacing w:before="20" w:after="20"/>
+              <w:jc w:val="center"/>
+            </w:pPr>
+            <w:r/>
+            <w:r>
+              <w:rPr>
+                <w:rFonts w:ascii="Calibri" w:hAnsi="Calibri"/>
+                <w:b w:val="0"/>
+                <w:i w:val="0"/>
+                <w:color w:val="0B5CAD"/>
+                <w:sz w:val="18"/>
+              </w:rPr>
+              <w:t xml:space="preserve">[26 серии]</w:t>
             </w:r>
             <w:r>
               <w:rPr>
@@ -6263,93 +6323,103 @@
                 <w:rFonts w:ascii="Calibri" w:hAnsi="Calibri"/>
                 <w:b w:val="0"/>
                 <w:i/>
-                <w:color w:val="000000"/>
+                <w:color w:val="0B5CAD"/>
                 <w:sz w:val="14"/>
               </w:rPr>
-              <w:t>26 batches</w:t>
-            </w:r>
-          </w:p>
-        </w:tc>
-        <w:tc>
-          <w:tcPr>
-            <w:vAlign w:val="center"/>
-            <w:tcW w:type="dxa" w:w="852"/>
-          </w:tcPr>
-          <w:p>
-            <w:pPr>
-              <w:spacing w:before="20" w:after="20"/>
-              <w:jc w:val="center"/>
-            </w:pPr>
-            <w:r/>
-            <w:r>
-              <w:rPr>
-                <w:rFonts w:ascii="Calibri" w:hAnsi="Calibri"/>
-                <w:b w:val="0"/>
-                <w:i w:val="0"/>
-                <w:color w:val="000000"/>
-                <w:sz w:val="18"/>
-              </w:rPr>
-              <w:t>2688</w:t>
-            </w:r>
-          </w:p>
-        </w:tc>
-        <w:tc>
-          <w:tcPr>
-            <w:vAlign w:val="center"/>
-            <w:tcW w:type="dxa" w:w="1244"/>
-          </w:tcPr>
-          <w:p>
-            <w:pPr>
-              <w:spacing w:before="20" w:after="20"/>
-              <w:jc w:val="center"/>
-            </w:pPr>
-            <w:r/>
-            <w:r>
-              <w:rPr>
-                <w:rFonts w:ascii="Calibri" w:hAnsi="Calibri"/>
-                <w:b w:val="0"/>
-                <w:i w:val="0"/>
-                <w:color w:val="000000"/>
-                <w:sz w:val="18"/>
-              </w:rPr>
-              <w:t>280</w:t>
-            </w:r>
-          </w:p>
-        </w:tc>
-        <w:tc>
-          <w:tcPr>
-            <w:vAlign w:val="center"/>
-            <w:tcW w:type="dxa" w:w="1614"/>
-          </w:tcPr>
-          <w:p>
-            <w:pPr>
-              <w:spacing w:before="20" w:after="20"/>
-              <w:jc w:val="center"/>
-            </w:pPr>
-            <w:r/>
-            <w:r>
-              <w:rPr>
-                <w:rFonts w:ascii="Calibri" w:hAnsi="Calibri"/>
-                <w:b w:val="0"/>
-                <w:i w:val="0"/>
-                <w:color w:val="000000"/>
-                <w:sz w:val="18"/>
-              </w:rPr>
-              <w:t>2 677 360</w:t>
-            </w:r>
-          </w:p>
-        </w:tc>
-        <w:tc>
-          <w:tcPr>
-            <w:vAlign w:val="center"/>
-            <w:tcW w:type="dxa" w:w="2465"/>
-          </w:tcPr>
-          <w:p>
-            <w:pPr>
-              <w:spacing w:before="20" w:after="20"/>
-              <w:jc w:val="center"/>
-            </w:pPr>
-            <w:r/>
+              <w:t xml:space="preserve">[26 batches]</w:t>
+            </w:r>
+          </w:p>
+        </w:tc>
+        <w:tc>
+          <w:tcPr>
+            <w:vAlign w:val="center"/>
+            <w:tcW w:type="dxa" w:w="974"/>
+          </w:tcPr>
+          <w:p>
+            <w:pPr>
+              <w:spacing w:before="20" w:after="20"/>
+              <w:jc w:val="center"/>
+            </w:pPr>
+            <w:r/>
+            <w:r>
+              <w:rPr>
+                <w:rFonts w:ascii="Calibri" w:hAnsi="Calibri"/>
+                <w:b w:val="0"/>
+                <w:i w:val="0"/>
+                <w:color w:val="0B5CAD"/>
+                <w:sz w:val="18"/>
+              </w:rPr>
+              <w:t xml:space="preserve">[6677]</w:t>
+            </w:r>
+          </w:p>
+        </w:tc>
+        <w:tc>
+          <w:tcPr>
+            <w:vAlign w:val="center"/>
+            <w:tcW w:type="dxa" w:w="1132"/>
+          </w:tcPr>
+          <w:p>
+            <w:pPr>
+              <w:spacing w:before="20" w:after="20"/>
+              <w:jc w:val="center"/>
+            </w:pPr>
+            <w:r/>
+            <w:r>
+              <w:rPr>
+                <w:rFonts w:ascii="Calibri" w:hAnsi="Calibri"/>
+                <w:b w:val="0"/>
+                <w:i w:val="0"/>
+                <w:color w:val="0B5CAD"/>
+                <w:sz w:val="18"/>
+              </w:rPr>
+              <w:t xml:space="preserve">[679]</w:t>
+            </w:r>
+          </w:p>
+        </w:tc>
+        <w:tc>
+          <w:tcPr>
+            <w:vAlign w:val="center"/>
+            <w:tcW w:type="dxa" w:w="1641"/>
+          </w:tcPr>
+          <w:p>
+            <w:pPr>
+              <w:spacing w:before="20" w:after="20"/>
+              <w:jc w:val="center"/>
+            </w:pPr>
+            <w:r/>
+            <w:r>
+              <w:rPr>
+                <w:rFonts w:ascii="Calibri" w:hAnsi="Calibri"/>
+                <w:b w:val="0"/>
+                <w:i w:val="0"/>
+                <w:color w:val="0B5CAD"/>
+                <w:sz w:val="18"/>
+              </w:rPr>
+              <w:t xml:space="preserve">[2 677 360]</w:t>
+            </w:r>
+          </w:p>
+        </w:tc>
+        <w:tc>
+          <w:tcPr>
+            <w:vAlign w:val="center"/>
+            <w:tcW w:type="dxa" w:w="2345"/>
+          </w:tcPr>
+          <w:p>
+            <w:pPr>
+              <w:spacing w:before="20" w:after="20"/>
+              <w:jc w:val="center"/>
+            </w:pPr>
+            <w:r/>
+            <w:r>
+              <w:rPr>
+                <w:rFonts w:ascii="Calibri" w:hAnsi="Calibri"/>
+                <w:b w:val="0"/>
+                <w:i w:val="0"/>
+                <w:color w:val="000000"/>
+                <w:sz w:val="18"/>
+              </w:rPr>
+              <w:t>—</w:t>
+            </w:r>
           </w:p>
         </w:tc>
       </w:tr>
@@ -6448,10 +6518,10 @@
                 <w:rFonts w:ascii="Calibri" w:hAnsi="Calibri"/>
                 <w:b w:val="0"/>
                 <w:i w:val="0"/>
-                <w:color w:val="000000"/>
+                <w:color w:val="0B5CAD"/>
                 <w:sz w:val="20"/>
               </w:rPr>
-              <w:t>35</w:t>
+              <w:t xml:space="preserve">[85]</w:t>
             </w:r>
           </w:p>
         </w:tc>
@@ -6517,10 +6587,10 @@
                 <w:rFonts w:ascii="Calibri" w:hAnsi="Calibri"/>
                 <w:b w:val="0"/>
                 <w:i w:val="0"/>
-                <w:color w:val="000000"/>
+                <w:color w:val="0B5CAD"/>
                 <w:sz w:val="20"/>
               </w:rPr>
-              <w:t>0</w:t>
+              <w:t xml:space="preserve">[0]</w:t>
             </w:r>
           </w:p>
         </w:tc>
@@ -6612,17 +6682,17 @@
                 <w:rFonts w:ascii="Calibri" w:hAnsi="Calibri"/>
                 <w:b w:val="0"/>
                 <w:i w:val="0"/>
-                <w:color w:val="000000"/>
+                <w:color w:val="0B5CAD"/>
                 <w:sz w:val="20"/>
               </w:rPr>
-              <w:t>70 (PQ: 2 по палета, Е1 + Е2)</w:t>
-            </w:r>
-            <w:r>
-              <w:rPr>
-                <w:rFonts w:ascii="Calibri" w:hAnsi="Calibri"/>
-                <w:b w:val="0"/>
-                <w:i w:val="0"/>
-                <w:color w:val="000000"/>
+              <w:t xml:space="preserve">[170 (PQ: 2 по палета, Е1 + Е2)</w:t>
+            </w:r>
+            <w:r>
+              <w:rPr>
+                <w:rFonts w:ascii="Calibri" w:hAnsi="Calibri"/>
+                <w:b w:val="0"/>
+                <w:i w:val="0"/>
+                <w:color w:val="0B5CAD"/>
                 <w:sz w:val="16"/>
               </w:rPr>
               <w:t xml:space="preserve"> | </w:t>
@@ -6632,10 +6702,10 @@
                 <w:rFonts w:ascii="Calibri" w:hAnsi="Calibri"/>
                 <w:b w:val="0"/>
                 <w:i/>
-                <w:color w:val="000000"/>
+                <w:color w:val="0B5CAD"/>
                 <w:sz w:val="16"/>
               </w:rPr>
-              <w:t>70 (PQ: 2 per pallet, E1 + E2)</w:t>
+              <w:t xml:space="preserve">170 (PQ: 2 per pallet, E1 + E2)]</w:t>
             </w:r>
           </w:p>
         </w:tc>
@@ -6658,7 +6728,8 @@
         </w:tblBorders>
       </w:tblPr>
       <w:tblGrid>
-        <w:gridCol w:w="10466"/>
+        <w:gridCol w:w="3288"/>
+        <w:gridCol w:w="7178"/>
       </w:tblGrid>
       <w:tr>
         <w:trPr>
@@ -6667,11 +6738,12 @@
         <w:tc>
           <w:tcPr>
             <w:shd w:val="clear" w:color="auto" w:fill="F2F2F2"/>
-            <w:tcW w:type="pct" w:w="5000"/>
-          </w:tcPr>
-          <w:p>
-            <w:pPr>
-              <w:spacing w:before="40" w:after="40"/>
+            <w:vAlign w:val="center"/>
+            <w:tcW w:type="pct" w:w="1570"/>
+          </w:tcPr>
+          <w:p>
+            <w:pPr>
+              <w:spacing w:before="20" w:after="20"/>
               <w:jc w:val="left"/>
             </w:pPr>
             <w:r/>
@@ -6699,47 +6771,74 @@
               <w:rPr>
                 <w:rFonts w:ascii="Calibri" w:hAnsi="Calibri"/>
                 <w:b w:val="0"/>
+                <w:i w:val="0"/>
+                <w:color w:val="000000"/>
+                <w:sz w:val="16"/>
+              </w:rPr>
+              <w:t>USB logger (serial No.)</w:t>
+            </w:r>
+          </w:p>
+        </w:tc>
+        <w:tc>
+          <w:tcPr>
+            <w:vAlign w:val="center"/>
+            <w:tcW w:type="pct" w:w="3429"/>
+          </w:tcPr>
+          <w:p>
+            <w:pPr>
+              <w:spacing w:before="20" w:after="20"/>
+              <w:jc w:val="center"/>
+            </w:pPr>
+            <w:r/>
+            <w:r>
+              <w:rPr>
+                <w:rFonts w:ascii="Calibri" w:hAnsi="Calibri"/>
+                <w:b w:val="0"/>
+                <w:i w:val="0"/>
+                <w:color w:val="0B5CAD"/>
+                <w:sz w:val="20"/>
+              </w:rPr>
+              <w:t xml:space="preserve">[9 USB (по 3 на возило: жешка, студена точка, амбиент)</w:t>
+            </w:r>
+            <w:r>
+              <w:rPr>
+                <w:rFonts w:ascii="Calibri" w:hAnsi="Calibri"/>
+                <w:b w:val="0"/>
+                <w:i w:val="0"/>
+                <w:color w:val="0B5CAD"/>
+                <w:sz w:val="16"/>
+              </w:rPr>
+              <w:t xml:space="preserve"> | </w:t>
+            </w:r>
+            <w:r>
+              <w:rPr>
+                <w:rFonts w:ascii="Calibri" w:hAnsi="Calibri"/>
+                <w:b w:val="0"/>
                 <w:i/>
-                <w:color w:val="000000"/>
+                <w:color w:val="0B5CAD"/>
                 <w:sz w:val="16"/>
               </w:rPr>
-              <w:t>USB logger (serial No.)</w:t>
-            </w:r>
-          </w:p>
-          <w:p>
-            <w:pPr>
-              <w:spacing w:before="20" w:after="40"/>
-              <w:jc w:val="both"/>
-            </w:pPr>
-            <w:r>
-              <w:rPr>
-                <w:rFonts w:ascii="Calibri" w:hAnsi="Calibri"/>
-                <w:b w:val="0"/>
-                <w:i w:val="0"/>
-                <w:color w:val="000000"/>
-                <w:sz w:val="20"/>
-              </w:rPr>
-              <w:t>3 USB по возило (PQ: жешка, студена точка, амбиент); броеви при извршување</w:t>
-            </w:r>
-            <w:r>
-              <w:rPr>
-                <w:rFonts w:ascii="Calibri" w:hAnsi="Calibri"/>
-                <w:b w:val="0"/>
-                <w:i w:val="0"/>
+              <w:t xml:space="preserve">9 USB (3 per vehicle: hot, cold spot, ambient)]</w:t>
+            </w:r>
+            <w:r>
+              <w:rPr>
+                <w:rFonts w:ascii="Calibri" w:hAnsi="Calibri"/>
+                <w:b w:val="0"/>
+                <w:i/>
                 <w:color w:val="000000"/>
                 <w:sz w:val="16"/>
               </w:rPr>
-              <w:t xml:space="preserve">  |  </w:t>
+              <w:t xml:space="preserve"> · </w:t>
             </w:r>
             <w:r>
               <w:rPr>
                 <w:rFonts w:ascii="Calibri" w:hAnsi="Calibri"/>
                 <w:b w:val="0"/>
                 <w:i/>
-                <w:color w:val="000000"/>
+                <w:color w:val="C55A11"/>
                 <w:sz w:val="16"/>
               </w:rPr>
-              <w:t>3 USB per vehicle (PQ: hot, cold spot, ambient); numbers at execution</w:t>
+              <w:t xml:space="preserve">[ ]</w:t>
             </w:r>
           </w:p>
         </w:tc>
@@ -6828,17 +6927,17 @@
                 <w:rFonts w:ascii="Calibri" w:hAnsi="Calibri"/>
                 <w:b w:val="0"/>
                 <w:i w:val="0"/>
-                <w:color w:val="000000"/>
+                <w:color w:val="0B5CAD"/>
                 <w:sz w:val="20"/>
               </w:rPr>
-              <w:t>35 палети на подот, во еден слој, без допир со ѕидовите и вратите; V1: P01–P18; V2: P19–P35; USB логери на жешката и студената точка од OQ</w:t>
-            </w:r>
-            <w:r>
-              <w:rPr>
-                <w:rFonts w:ascii="Calibri" w:hAnsi="Calibri"/>
-                <w:b w:val="0"/>
-                <w:i w:val="0"/>
-                <w:color w:val="000000"/>
+              <w:t xml:space="preserve">[палети на подот, во еден слој, без допир со ѕидовите и вратите; V1: P01–P29 (29); V2: P30–P57 (28); V3: P58–P85 (28); картон со мостри RS во V1</w:t>
+            </w:r>
+            <w:r>
+              <w:rPr>
+                <w:rFonts w:ascii="Calibri" w:hAnsi="Calibri"/>
+                <w:b w:val="0"/>
+                <w:i w:val="0"/>
+                <w:color w:val="0B5CAD"/>
                 <w:sz w:val="16"/>
               </w:rPr>
               <w:t xml:space="preserve">  |  </w:t>
@@ -6848,10 +6947,10 @@
                 <w:rFonts w:ascii="Calibri" w:hAnsi="Calibri"/>
                 <w:b w:val="0"/>
                 <w:i/>
-                <w:color w:val="000000"/>
+                <w:color w:val="0B5CAD"/>
                 <w:sz w:val="16"/>
               </w:rPr>
-              <w:t>35 pallets on the floor, single layer, clear of walls and doors; V1: P01–P18; V2: P19–P35; USB loggers at the OQ hot and cold spots</w:t>
+              <w:t xml:space="preserve">pallets on the floor, single layer, clear of walls and doors; V1: P01–P29 (29); V2: P30–P57 (28); V3: P58–P85 (28); sample carton RS in V1]</w:t>
             </w:r>
           </w:p>
         </w:tc>
@@ -6921,7 +7020,7 @@
           <w:color w:val="000000"/>
           <w:sz w:val="22"/>
         </w:rPr>
-        <w:t>Оценките се предлог за обука; ги потврдува QA. Секој ризик се оценува со веројатност (В) и последица (П) од 1 до 3; приоритет = В × П. Приоритет ≥ 6 бара дополнителна мерка пред одобрување; приоритет 9 бара одобрение од QP.</w:t>
+        <w:t>Оценките се предлог; ги потврдува QA. Секој ризик се оценува со веројатност (В) и последица (П) од 1 до 3; приоритет = В × П. Приоритет ≥ 6 бара дополнителна мерка пред одобрување; приоритет 9 бара одобрение од QP.</w:t>
       </w:r>
       <w:r>
         <w:rPr>
@@ -6941,7 +7040,7 @@
           <w:color w:val="595959"/>
           <w:sz w:val="16"/>
         </w:rPr>
-        <w:t>The scores are a proposal for training; QA confirms them. Each risk is scored for likelihood (L) and consequence (C) from 1 to 3; priority = L × C. Priority ≥ 6 requires an additional measure before approval; priority 9 requires QP approval.</w:t>
+        <w:t>The scores are a proposal; QA confirms them. Each risk is scored for likelihood (L) and consequence (C) from 1 to 3; priority = L × C. Priority ≥ 6 requires an additional measure before approval; priority 9 requires QP approval.</w:t>
       </w:r>
     </w:p>
     <w:p>
@@ -6968,12 +7067,12 @@
       </w:tblPr>
       <w:tblGrid>
         <w:gridCol w:w="510"/>
-        <w:gridCol w:w="2618"/>
+        <w:gridCol w:w="3247"/>
         <w:gridCol w:w="510"/>
         <w:gridCol w:w="510"/>
-        <w:gridCol w:w="1079"/>
-        <w:gridCol w:w="2618"/>
-        <w:gridCol w:w="2618"/>
+        <w:gridCol w:w="1120"/>
+        <w:gridCol w:w="3247"/>
+        <w:gridCol w:w="1319"/>
       </w:tblGrid>
       <w:tr>
         <w:trPr>
@@ -7009,7 +7108,7 @@
           <w:tcPr>
             <w:shd w:val="clear" w:color="auto" w:fill="2B547E"/>
             <w:vAlign w:val="center"/>
-            <w:tcW w:type="dxa" w:w="2618"/>
+            <w:tcW w:type="dxa" w:w="3247"/>
           </w:tcPr>
           <w:p>
             <w:pPr>
@@ -7144,7 +7243,7 @@
           <w:tcPr>
             <w:shd w:val="clear" w:color="auto" w:fill="2B547E"/>
             <w:vAlign w:val="center"/>
-            <w:tcW w:type="dxa" w:w="1079"/>
+            <w:tcW w:type="dxa" w:w="1120"/>
           </w:tcPr>
           <w:p>
             <w:pPr>
@@ -7189,7 +7288,7 @@
           <w:tcPr>
             <w:shd w:val="clear" w:color="auto" w:fill="2B547E"/>
             <w:vAlign w:val="center"/>
-            <w:tcW w:type="dxa" w:w="2618"/>
+            <w:tcW w:type="dxa" w:w="3247"/>
           </w:tcPr>
           <w:p>
             <w:pPr>
@@ -7234,7 +7333,7 @@
           <w:tcPr>
             <w:shd w:val="clear" w:color="auto" w:fill="2B547E"/>
             <w:vAlign w:val="center"/>
-            <w:tcW w:type="dxa" w:w="2618"/>
+            <w:tcW w:type="dxa" w:w="1319"/>
           </w:tcPr>
           <w:p>
             <w:pPr>
@@ -7308,7 +7407,7 @@
         <w:tc>
           <w:tcPr>
             <w:vAlign w:val="center"/>
-            <w:tcW w:type="dxa" w:w="2618"/>
+            <w:tcW w:type="dxa" w:w="3247"/>
           </w:tcPr>
           <w:p>
             <w:pPr>
@@ -7366,10 +7465,10 @@
                 <w:rFonts w:ascii="Calibri" w:hAnsi="Calibri"/>
                 <w:b w:val="0"/>
                 <w:i w:val="0"/>
-                <w:color w:val="000000"/>
-                <w:sz w:val="18"/>
-              </w:rPr>
-              <w:t>1</w:t>
+                <w:color w:val="0B5CAD"/>
+                <w:sz w:val="18"/>
+              </w:rPr>
+              <w:t xml:space="preserve">[1]</w:t>
             </w:r>
           </w:p>
         </w:tc>
@@ -7390,17 +7489,17 @@
                 <w:rFonts w:ascii="Calibri" w:hAnsi="Calibri"/>
                 <w:b w:val="0"/>
                 <w:i w:val="0"/>
-                <w:color w:val="000000"/>
-                <w:sz w:val="18"/>
-              </w:rPr>
-              <w:t>3</w:t>
-            </w:r>
-          </w:p>
-        </w:tc>
-        <w:tc>
-          <w:tcPr>
-            <w:vAlign w:val="center"/>
-            <w:tcW w:type="dxa" w:w="1079"/>
+                <w:color w:val="0B5CAD"/>
+                <w:sz w:val="18"/>
+              </w:rPr>
+              <w:t xml:space="preserve">[3]</w:t>
+            </w:r>
+          </w:p>
+        </w:tc>
+        <w:tc>
+          <w:tcPr>
+            <w:vAlign w:val="center"/>
+            <w:tcW w:type="dxa" w:w="1120"/>
           </w:tcPr>
           <w:p>
             <w:pPr>
@@ -7414,17 +7513,17 @@
                 <w:rFonts w:ascii="Calibri" w:hAnsi="Calibri"/>
                 <w:b w:val="0"/>
                 <w:i w:val="0"/>
-                <w:color w:val="000000"/>
-                <w:sz w:val="18"/>
-              </w:rPr>
-              <w:t>3</w:t>
-            </w:r>
-          </w:p>
-        </w:tc>
-        <w:tc>
-          <w:tcPr>
-            <w:vAlign w:val="center"/>
-            <w:tcW w:type="dxa" w:w="2618"/>
+                <w:color w:val="0B5CAD"/>
+                <w:sz w:val="18"/>
+              </w:rPr>
+              <w:t xml:space="preserve">[3]</w:t>
+            </w:r>
+          </w:p>
+        </w:tc>
+        <w:tc>
+          <w:tcPr>
+            <w:vAlign w:val="center"/>
+            <w:tcW w:type="dxa" w:w="3247"/>
           </w:tcPr>
           <w:p>
             <w:pPr>
@@ -7468,7 +7567,7 @@
         <w:tc>
           <w:tcPr>
             <w:vAlign w:val="center"/>
-            <w:tcW w:type="dxa" w:w="2618"/>
+            <w:tcW w:type="dxa" w:w="1319"/>
           </w:tcPr>
           <w:p>
             <w:pPr>
@@ -7482,10 +7581,10 @@
                 <w:rFonts w:ascii="Calibri" w:hAnsi="Calibri"/>
                 <w:b w:val="0"/>
                 <w:i w:val="0"/>
-                <w:color w:val="000000"/>
-                <w:sz w:val="18"/>
-              </w:rPr>
-              <w:t>Низок | Low</w:t>
+                <w:color w:val="7030A0"/>
+                <w:sz w:val="18"/>
+              </w:rPr>
+              <w:t xml:space="preserve">[Низок | Low]</w:t>
             </w:r>
           </w:p>
         </w:tc>
@@ -7523,7 +7622,7 @@
           <w:tcPr>
             <w:shd w:val="clear" w:color="auto" w:fill="F7FAFC"/>
             <w:vAlign w:val="center"/>
-            <w:tcW w:type="dxa" w:w="2618"/>
+            <w:tcW w:type="dxa" w:w="3247"/>
           </w:tcPr>
           <w:p>
             <w:pPr>
@@ -7582,10 +7681,10 @@
                 <w:rFonts w:ascii="Calibri" w:hAnsi="Calibri"/>
                 <w:b w:val="0"/>
                 <w:i w:val="0"/>
-                <w:color w:val="000000"/>
-                <w:sz w:val="18"/>
-              </w:rPr>
-              <w:t>1</w:t>
+                <w:color w:val="0B5CAD"/>
+                <w:sz w:val="18"/>
+              </w:rPr>
+              <w:t xml:space="preserve">[1]</w:t>
             </w:r>
           </w:p>
         </w:tc>
@@ -7607,10 +7706,10 @@
                 <w:rFonts w:ascii="Calibri" w:hAnsi="Calibri"/>
                 <w:b w:val="0"/>
                 <w:i w:val="0"/>
-                <w:color w:val="000000"/>
-                <w:sz w:val="18"/>
-              </w:rPr>
-              <w:t>2</w:t>
+                <w:color w:val="0B5CAD"/>
+                <w:sz w:val="18"/>
+              </w:rPr>
+              <w:t xml:space="preserve">[2]</w:t>
             </w:r>
           </w:p>
         </w:tc>
@@ -7618,7 +7717,7 @@
           <w:tcPr>
             <w:shd w:val="clear" w:color="auto" w:fill="F7FAFC"/>
             <w:vAlign w:val="center"/>
-            <w:tcW w:type="dxa" w:w="1079"/>
+            <w:tcW w:type="dxa" w:w="1120"/>
           </w:tcPr>
           <w:p>
             <w:pPr>
@@ -7632,10 +7731,10 @@
                 <w:rFonts w:ascii="Calibri" w:hAnsi="Calibri"/>
                 <w:b w:val="0"/>
                 <w:i w:val="0"/>
-                <w:color w:val="000000"/>
-                <w:sz w:val="18"/>
-              </w:rPr>
-              <w:t>2</w:t>
+                <w:color w:val="0B5CAD"/>
+                <w:sz w:val="18"/>
+              </w:rPr>
+              <w:t xml:space="preserve">[2]</w:t>
             </w:r>
           </w:p>
         </w:tc>
@@ -7643,7 +7742,7 @@
           <w:tcPr>
             <w:shd w:val="clear" w:color="auto" w:fill="F7FAFC"/>
             <w:vAlign w:val="center"/>
-            <w:tcW w:type="dxa" w:w="2618"/>
+            <w:tcW w:type="dxa" w:w="3247"/>
           </w:tcPr>
           <w:p>
             <w:pPr>
@@ -7688,7 +7787,7 @@
           <w:tcPr>
             <w:shd w:val="clear" w:color="auto" w:fill="F7FAFC"/>
             <w:vAlign w:val="center"/>
-            <w:tcW w:type="dxa" w:w="2618"/>
+            <w:tcW w:type="dxa" w:w="1319"/>
           </w:tcPr>
           <w:p>
             <w:pPr>
@@ -7702,10 +7801,10 @@
                 <w:rFonts w:ascii="Calibri" w:hAnsi="Calibri"/>
                 <w:b w:val="0"/>
                 <w:i w:val="0"/>
-                <w:color w:val="000000"/>
-                <w:sz w:val="18"/>
-              </w:rPr>
-              <w:t>Низок | Low</w:t>
+                <w:color w:val="7030A0"/>
+                <w:sz w:val="18"/>
+              </w:rPr>
+              <w:t xml:space="preserve">[Низок | Low]</w:t>
             </w:r>
           </w:p>
         </w:tc>
@@ -7741,7 +7840,7 @@
         <w:tc>
           <w:tcPr>
             <w:vAlign w:val="center"/>
-            <w:tcW w:type="dxa" w:w="2618"/>
+            <w:tcW w:type="dxa" w:w="3247"/>
           </w:tcPr>
           <w:p>
             <w:pPr>
@@ -7797,10 +7896,10 @@
                 <w:rFonts w:ascii="Calibri" w:hAnsi="Calibri"/>
                 <w:b w:val="0"/>
                 <w:i w:val="0"/>
-                <w:color w:val="000000"/>
-                <w:sz w:val="18"/>
-              </w:rPr>
-              <w:t>2</w:t>
+                <w:color w:val="0B5CAD"/>
+                <w:sz w:val="18"/>
+              </w:rPr>
+              <w:t xml:space="preserve">[2]</w:t>
             </w:r>
           </w:p>
         </w:tc>
@@ -7820,40 +7919,40 @@
                 <w:rFonts w:ascii="Calibri" w:hAnsi="Calibri"/>
                 <w:b w:val="0"/>
                 <w:i w:val="0"/>
-                <w:color w:val="000000"/>
-                <w:sz w:val="18"/>
-              </w:rPr>
-              <w:t>2</w:t>
-            </w:r>
-          </w:p>
-        </w:tc>
-        <w:tc>
-          <w:tcPr>
-            <w:vAlign w:val="center"/>
-            <w:tcW w:type="dxa" w:w="1079"/>
-          </w:tcPr>
-          <w:p>
-            <w:pPr>
-              <w:spacing w:before="20" w:after="20"/>
-              <w:jc w:val="center"/>
-            </w:pPr>
-            <w:r/>
-            <w:r>
-              <w:rPr>
-                <w:rFonts w:ascii="Calibri" w:hAnsi="Calibri"/>
-                <w:b w:val="0"/>
-                <w:i w:val="0"/>
-                <w:color w:val="000000"/>
-                <w:sz w:val="18"/>
-              </w:rPr>
-              <w:t>4</w:t>
-            </w:r>
-          </w:p>
-        </w:tc>
-        <w:tc>
-          <w:tcPr>
-            <w:vAlign w:val="center"/>
-            <w:tcW w:type="dxa" w:w="2618"/>
+                <w:color w:val="0B5CAD"/>
+                <w:sz w:val="18"/>
+              </w:rPr>
+              <w:t xml:space="preserve">[2]</w:t>
+            </w:r>
+          </w:p>
+        </w:tc>
+        <w:tc>
+          <w:tcPr>
+            <w:vAlign w:val="center"/>
+            <w:tcW w:type="dxa" w:w="1120"/>
+          </w:tcPr>
+          <w:p>
+            <w:pPr>
+              <w:spacing w:before="20" w:after="20"/>
+              <w:jc w:val="center"/>
+            </w:pPr>
+            <w:r/>
+            <w:r>
+              <w:rPr>
+                <w:rFonts w:ascii="Calibri" w:hAnsi="Calibri"/>
+                <w:b w:val="0"/>
+                <w:i w:val="0"/>
+                <w:color w:val="0B5CAD"/>
+                <w:sz w:val="18"/>
+              </w:rPr>
+              <w:t xml:space="preserve">[4]</w:t>
+            </w:r>
+          </w:p>
+        </w:tc>
+        <w:tc>
+          <w:tcPr>
+            <w:vAlign w:val="center"/>
+            <w:tcW w:type="dxa" w:w="3247"/>
           </w:tcPr>
           <w:p>
             <w:pPr>
@@ -7896,23 +7995,23 @@
         <w:tc>
           <w:tcPr>
             <w:vAlign w:val="center"/>
-            <w:tcW w:type="dxa" w:w="2618"/>
-          </w:tcPr>
-          <w:p>
-            <w:pPr>
-              <w:spacing w:before="20" w:after="20"/>
-              <w:jc w:val="center"/>
-            </w:pPr>
-            <w:r/>
-            <w:r>
-              <w:rPr>
-                <w:rFonts w:ascii="Calibri" w:hAnsi="Calibri"/>
-                <w:b w:val="0"/>
-                <w:i w:val="0"/>
-                <w:color w:val="000000"/>
-                <w:sz w:val="18"/>
-              </w:rPr>
-              <w:t>Низок | Low</w:t>
+            <w:tcW w:type="dxa" w:w="1319"/>
+          </w:tcPr>
+          <w:p>
+            <w:pPr>
+              <w:spacing w:before="20" w:after="20"/>
+              <w:jc w:val="center"/>
+            </w:pPr>
+            <w:r/>
+            <w:r>
+              <w:rPr>
+                <w:rFonts w:ascii="Calibri" w:hAnsi="Calibri"/>
+                <w:b w:val="0"/>
+                <w:i w:val="0"/>
+                <w:color w:val="7030A0"/>
+                <w:sz w:val="18"/>
+              </w:rPr>
+              <w:t xml:space="preserve">[Низок | Low]</w:t>
             </w:r>
           </w:p>
         </w:tc>
@@ -7949,7 +8048,7 @@
           <w:tcPr>
             <w:shd w:val="clear" w:color="auto" w:fill="F7FAFC"/>
             <w:vAlign w:val="center"/>
-            <w:tcW w:type="dxa" w:w="2618"/>
+            <w:tcW w:type="dxa" w:w="3247"/>
           </w:tcPr>
           <w:p>
             <w:pPr>
@@ -8006,10 +8105,10 @@
                 <w:rFonts w:ascii="Calibri" w:hAnsi="Calibri"/>
                 <w:b w:val="0"/>
                 <w:i w:val="0"/>
-                <w:color w:val="000000"/>
-                <w:sz w:val="18"/>
-              </w:rPr>
-              <w:t>2</w:t>
+                <w:color w:val="0B5CAD"/>
+                <w:sz w:val="18"/>
+              </w:rPr>
+              <w:t xml:space="preserve">[2]</w:t>
             </w:r>
           </w:p>
         </w:tc>
@@ -8030,10 +8129,10 @@
                 <w:rFonts w:ascii="Calibri" w:hAnsi="Calibri"/>
                 <w:b w:val="0"/>
                 <w:i w:val="0"/>
-                <w:color w:val="000000"/>
-                <w:sz w:val="18"/>
-              </w:rPr>
-              <w:t>3</w:t>
+                <w:color w:val="0B5CAD"/>
+                <w:sz w:val="18"/>
+              </w:rPr>
+              <w:t xml:space="preserve">[3]</w:t>
             </w:r>
           </w:p>
         </w:tc>
@@ -8041,23 +8140,23 @@
           <w:tcPr>
             <w:shd w:val="clear" w:color="auto" w:fill="F7FAFC"/>
             <w:vAlign w:val="center"/>
-            <w:tcW w:type="dxa" w:w="1079"/>
-          </w:tcPr>
-          <w:p>
-            <w:pPr>
-              <w:spacing w:before="20" w:after="20"/>
-              <w:jc w:val="center"/>
-            </w:pPr>
-            <w:r/>
-            <w:r>
-              <w:rPr>
-                <w:rFonts w:ascii="Calibri" w:hAnsi="Calibri"/>
-                <w:b w:val="0"/>
-                <w:i w:val="0"/>
-                <w:color w:val="000000"/>
-                <w:sz w:val="18"/>
-              </w:rPr>
-              <w:t>6</w:t>
+            <w:tcW w:type="dxa" w:w="1120"/>
+          </w:tcPr>
+          <w:p>
+            <w:pPr>
+              <w:spacing w:before="20" w:after="20"/>
+              <w:jc w:val="center"/>
+            </w:pPr>
+            <w:r/>
+            <w:r>
+              <w:rPr>
+                <w:rFonts w:ascii="Calibri" w:hAnsi="Calibri"/>
+                <w:b w:val="0"/>
+                <w:i w:val="0"/>
+                <w:color w:val="0B5CAD"/>
+                <w:sz w:val="18"/>
+              </w:rPr>
+              <w:t xml:space="preserve">[6]</w:t>
             </w:r>
           </w:p>
         </w:tc>
@@ -8065,7 +8164,7 @@
           <w:tcPr>
             <w:shd w:val="clear" w:color="auto" w:fill="F7FAFC"/>
             <w:vAlign w:val="center"/>
-            <w:tcW w:type="dxa" w:w="2618"/>
+            <w:tcW w:type="dxa" w:w="3247"/>
           </w:tcPr>
           <w:p>
             <w:pPr>
@@ -8109,23 +8208,23 @@
           <w:tcPr>
             <w:shd w:val="clear" w:color="auto" w:fill="F7FAFC"/>
             <w:vAlign w:val="center"/>
-            <w:tcW w:type="dxa" w:w="2618"/>
-          </w:tcPr>
-          <w:p>
-            <w:pPr>
-              <w:spacing w:before="20" w:after="20"/>
-              <w:jc w:val="center"/>
-            </w:pPr>
-            <w:r/>
-            <w:r>
-              <w:rPr>
-                <w:rFonts w:ascii="Calibri" w:hAnsi="Calibri"/>
-                <w:b w:val="0"/>
-                <w:i w:val="0"/>
-                <w:color w:val="000000"/>
-                <w:sz w:val="18"/>
-              </w:rPr>
-              <w:t>Низок по мерката | Low after the measure</w:t>
+            <w:tcW w:type="dxa" w:w="1319"/>
+          </w:tcPr>
+          <w:p>
+            <w:pPr>
+              <w:spacing w:before="20" w:after="20"/>
+              <w:jc w:val="center"/>
+            </w:pPr>
+            <w:r/>
+            <w:r>
+              <w:rPr>
+                <w:rFonts w:ascii="Calibri" w:hAnsi="Calibri"/>
+                <w:b w:val="0"/>
+                <w:i w:val="0"/>
+                <w:color w:val="7030A0"/>
+                <w:sz w:val="18"/>
+              </w:rPr>
+              <w:t xml:space="preserve">[Низок | Low]</w:t>
             </w:r>
           </w:p>
         </w:tc>
@@ -8161,7 +8260,7 @@
         <w:tc>
           <w:tcPr>
             <w:vAlign w:val="center"/>
-            <w:tcW w:type="dxa" w:w="2618"/>
+            <w:tcW w:type="dxa" w:w="3247"/>
           </w:tcPr>
           <w:p>
             <w:pPr>
@@ -8217,10 +8316,10 @@
                 <w:rFonts w:ascii="Calibri" w:hAnsi="Calibri"/>
                 <w:b w:val="0"/>
                 <w:i w:val="0"/>
-                <w:color w:val="000000"/>
-                <w:sz w:val="18"/>
-              </w:rPr>
-              <w:t>1</w:t>
+                <w:color w:val="0B5CAD"/>
+                <w:sz w:val="18"/>
+              </w:rPr>
+              <w:t xml:space="preserve">[1]</w:t>
             </w:r>
           </w:p>
         </w:tc>
@@ -8240,40 +8339,40 @@
                 <w:rFonts w:ascii="Calibri" w:hAnsi="Calibri"/>
                 <w:b w:val="0"/>
                 <w:i w:val="0"/>
-                <w:color w:val="000000"/>
-                <w:sz w:val="18"/>
-              </w:rPr>
-              <w:t>2</w:t>
-            </w:r>
-          </w:p>
-        </w:tc>
-        <w:tc>
-          <w:tcPr>
-            <w:vAlign w:val="center"/>
-            <w:tcW w:type="dxa" w:w="1079"/>
-          </w:tcPr>
-          <w:p>
-            <w:pPr>
-              <w:spacing w:before="20" w:after="20"/>
-              <w:jc w:val="center"/>
-            </w:pPr>
-            <w:r/>
-            <w:r>
-              <w:rPr>
-                <w:rFonts w:ascii="Calibri" w:hAnsi="Calibri"/>
-                <w:b w:val="0"/>
-                <w:i w:val="0"/>
-                <w:color w:val="000000"/>
-                <w:sz w:val="18"/>
-              </w:rPr>
-              <w:t>2</w:t>
-            </w:r>
-          </w:p>
-        </w:tc>
-        <w:tc>
-          <w:tcPr>
-            <w:vAlign w:val="center"/>
-            <w:tcW w:type="dxa" w:w="2618"/>
+                <w:color w:val="0B5CAD"/>
+                <w:sz w:val="18"/>
+              </w:rPr>
+              <w:t xml:space="preserve">[2]</w:t>
+            </w:r>
+          </w:p>
+        </w:tc>
+        <w:tc>
+          <w:tcPr>
+            <w:vAlign w:val="center"/>
+            <w:tcW w:type="dxa" w:w="1120"/>
+          </w:tcPr>
+          <w:p>
+            <w:pPr>
+              <w:spacing w:before="20" w:after="20"/>
+              <w:jc w:val="center"/>
+            </w:pPr>
+            <w:r/>
+            <w:r>
+              <w:rPr>
+                <w:rFonts w:ascii="Calibri" w:hAnsi="Calibri"/>
+                <w:b w:val="0"/>
+                <w:i w:val="0"/>
+                <w:color w:val="0B5CAD"/>
+                <w:sz w:val="18"/>
+              </w:rPr>
+              <w:t xml:space="preserve">[2]</w:t>
+            </w:r>
+          </w:p>
+        </w:tc>
+        <w:tc>
+          <w:tcPr>
+            <w:vAlign w:val="center"/>
+            <w:tcW w:type="dxa" w:w="3247"/>
           </w:tcPr>
           <w:p>
             <w:pPr>
@@ -8316,23 +8415,23 @@
         <w:tc>
           <w:tcPr>
             <w:vAlign w:val="center"/>
-            <w:tcW w:type="dxa" w:w="2618"/>
-          </w:tcPr>
-          <w:p>
-            <w:pPr>
-              <w:spacing w:before="20" w:after="20"/>
-              <w:jc w:val="center"/>
-            </w:pPr>
-            <w:r/>
-            <w:r>
-              <w:rPr>
-                <w:rFonts w:ascii="Calibri" w:hAnsi="Calibri"/>
-                <w:b w:val="0"/>
-                <w:i w:val="0"/>
-                <w:color w:val="000000"/>
-                <w:sz w:val="18"/>
-              </w:rPr>
-              <w:t>Низок | Low</w:t>
+            <w:tcW w:type="dxa" w:w="1319"/>
+          </w:tcPr>
+          <w:p>
+            <w:pPr>
+              <w:spacing w:before="20" w:after="20"/>
+              <w:jc w:val="center"/>
+            </w:pPr>
+            <w:r/>
+            <w:r>
+              <w:rPr>
+                <w:rFonts w:ascii="Calibri" w:hAnsi="Calibri"/>
+                <w:b w:val="0"/>
+                <w:i w:val="0"/>
+                <w:color w:val="7030A0"/>
+                <w:sz w:val="18"/>
+              </w:rPr>
+              <w:t xml:space="preserve">[Низок | Low]</w:t>
             </w:r>
           </w:p>
         </w:tc>
@@ -8369,7 +8468,7 @@
           <w:tcPr>
             <w:shd w:val="clear" w:color="auto" w:fill="F7FAFC"/>
             <w:vAlign w:val="center"/>
-            <w:tcW w:type="dxa" w:w="2618"/>
+            <w:tcW w:type="dxa" w:w="3247"/>
           </w:tcPr>
           <w:p>
             <w:pPr>
@@ -8426,10 +8525,10 @@
                 <w:rFonts w:ascii="Calibri" w:hAnsi="Calibri"/>
                 <w:b w:val="0"/>
                 <w:i w:val="0"/>
-                <w:color w:val="000000"/>
-                <w:sz w:val="18"/>
-              </w:rPr>
-              <w:t>2</w:t>
+                <w:color w:val="0B5CAD"/>
+                <w:sz w:val="18"/>
+              </w:rPr>
+              <w:t xml:space="preserve">[2]</w:t>
             </w:r>
           </w:p>
         </w:tc>
@@ -8450,10 +8549,10 @@
                 <w:rFonts w:ascii="Calibri" w:hAnsi="Calibri"/>
                 <w:b w:val="0"/>
                 <w:i w:val="0"/>
-                <w:color w:val="000000"/>
-                <w:sz w:val="18"/>
-              </w:rPr>
-              <w:t>2</w:t>
+                <w:color w:val="0B5CAD"/>
+                <w:sz w:val="18"/>
+              </w:rPr>
+              <w:t xml:space="preserve">[2]</w:t>
             </w:r>
           </w:p>
         </w:tc>
@@ -8461,23 +8560,23 @@
           <w:tcPr>
             <w:shd w:val="clear" w:color="auto" w:fill="F7FAFC"/>
             <w:vAlign w:val="center"/>
-            <w:tcW w:type="dxa" w:w="1079"/>
-          </w:tcPr>
-          <w:p>
-            <w:pPr>
-              <w:spacing w:before="20" w:after="20"/>
-              <w:jc w:val="center"/>
-            </w:pPr>
-            <w:r/>
-            <w:r>
-              <w:rPr>
-                <w:rFonts w:ascii="Calibri" w:hAnsi="Calibri"/>
-                <w:b w:val="0"/>
-                <w:i w:val="0"/>
-                <w:color w:val="000000"/>
-                <w:sz w:val="18"/>
-              </w:rPr>
-              <w:t>4</w:t>
+            <w:tcW w:type="dxa" w:w="1120"/>
+          </w:tcPr>
+          <w:p>
+            <w:pPr>
+              <w:spacing w:before="20" w:after="20"/>
+              <w:jc w:val="center"/>
+            </w:pPr>
+            <w:r/>
+            <w:r>
+              <w:rPr>
+                <w:rFonts w:ascii="Calibri" w:hAnsi="Calibri"/>
+                <w:b w:val="0"/>
+                <w:i w:val="0"/>
+                <w:color w:val="0B5CAD"/>
+                <w:sz w:val="18"/>
+              </w:rPr>
+              <w:t xml:space="preserve">[4]</w:t>
             </w:r>
           </w:p>
         </w:tc>
@@ -8485,7 +8584,7 @@
           <w:tcPr>
             <w:shd w:val="clear" w:color="auto" w:fill="F7FAFC"/>
             <w:vAlign w:val="center"/>
-            <w:tcW w:type="dxa" w:w="2618"/>
+            <w:tcW w:type="dxa" w:w="3247"/>
           </w:tcPr>
           <w:p>
             <w:pPr>
@@ -8529,23 +8628,23 @@
           <w:tcPr>
             <w:shd w:val="clear" w:color="auto" w:fill="F7FAFC"/>
             <w:vAlign w:val="center"/>
-            <w:tcW w:type="dxa" w:w="2618"/>
-          </w:tcPr>
-          <w:p>
-            <w:pPr>
-              <w:spacing w:before="20" w:after="20"/>
-              <w:jc w:val="center"/>
-            </w:pPr>
-            <w:r/>
-            <w:r>
-              <w:rPr>
-                <w:rFonts w:ascii="Calibri" w:hAnsi="Calibri"/>
-                <w:b w:val="0"/>
-                <w:i w:val="0"/>
-                <w:color w:val="000000"/>
-                <w:sz w:val="18"/>
-              </w:rPr>
-              <w:t>Низок | Low</w:t>
+            <w:tcW w:type="dxa" w:w="1319"/>
+          </w:tcPr>
+          <w:p>
+            <w:pPr>
+              <w:spacing w:before="20" w:after="20"/>
+              <w:jc w:val="center"/>
+            </w:pPr>
+            <w:r/>
+            <w:r>
+              <w:rPr>
+                <w:rFonts w:ascii="Calibri" w:hAnsi="Calibri"/>
+                <w:b w:val="0"/>
+                <w:i w:val="0"/>
+                <w:color w:val="7030A0"/>
+                <w:sz w:val="18"/>
+              </w:rPr>
+              <w:t xml:space="preserve">[Низок | Low]</w:t>
             </w:r>
           </w:p>
         </w:tc>
@@ -8581,7 +8680,7 @@
         <w:tc>
           <w:tcPr>
             <w:vAlign w:val="center"/>
-            <w:tcW w:type="dxa" w:w="2618"/>
+            <w:tcW w:type="dxa" w:w="3247"/>
           </w:tcPr>
           <w:p>
             <w:pPr>
@@ -8637,10 +8736,10 @@
                 <w:rFonts w:ascii="Calibri" w:hAnsi="Calibri"/>
                 <w:b w:val="0"/>
                 <w:i w:val="0"/>
-                <w:color w:val="000000"/>
-                <w:sz w:val="18"/>
-              </w:rPr>
-              <w:t>1</w:t>
+                <w:color w:val="0B5CAD"/>
+                <w:sz w:val="18"/>
+              </w:rPr>
+              <w:t xml:space="preserve">[1]</w:t>
             </w:r>
           </w:p>
         </w:tc>
@@ -8660,40 +8759,40 @@
                 <w:rFonts w:ascii="Calibri" w:hAnsi="Calibri"/>
                 <w:b w:val="0"/>
                 <w:i w:val="0"/>
-                <w:color w:val="000000"/>
-                <w:sz w:val="18"/>
-              </w:rPr>
-              <w:t>2</w:t>
-            </w:r>
-          </w:p>
-        </w:tc>
-        <w:tc>
-          <w:tcPr>
-            <w:vAlign w:val="center"/>
-            <w:tcW w:type="dxa" w:w="1079"/>
-          </w:tcPr>
-          <w:p>
-            <w:pPr>
-              <w:spacing w:before="20" w:after="20"/>
-              <w:jc w:val="center"/>
-            </w:pPr>
-            <w:r/>
-            <w:r>
-              <w:rPr>
-                <w:rFonts w:ascii="Calibri" w:hAnsi="Calibri"/>
-                <w:b w:val="0"/>
-                <w:i w:val="0"/>
-                <w:color w:val="000000"/>
-                <w:sz w:val="18"/>
-              </w:rPr>
-              <w:t>2</w:t>
-            </w:r>
-          </w:p>
-        </w:tc>
-        <w:tc>
-          <w:tcPr>
-            <w:vAlign w:val="center"/>
-            <w:tcW w:type="dxa" w:w="2618"/>
+                <w:color w:val="0B5CAD"/>
+                <w:sz w:val="18"/>
+              </w:rPr>
+              <w:t xml:space="preserve">[2]</w:t>
+            </w:r>
+          </w:p>
+        </w:tc>
+        <w:tc>
+          <w:tcPr>
+            <w:vAlign w:val="center"/>
+            <w:tcW w:type="dxa" w:w="1120"/>
+          </w:tcPr>
+          <w:p>
+            <w:pPr>
+              <w:spacing w:before="20" w:after="20"/>
+              <w:jc w:val="center"/>
+            </w:pPr>
+            <w:r/>
+            <w:r>
+              <w:rPr>
+                <w:rFonts w:ascii="Calibri" w:hAnsi="Calibri"/>
+                <w:b w:val="0"/>
+                <w:i w:val="0"/>
+                <w:color w:val="0B5CAD"/>
+                <w:sz w:val="18"/>
+              </w:rPr>
+              <w:t xml:space="preserve">[2]</w:t>
+            </w:r>
+          </w:p>
+        </w:tc>
+        <w:tc>
+          <w:tcPr>
+            <w:vAlign w:val="center"/>
+            <w:tcW w:type="dxa" w:w="3247"/>
           </w:tcPr>
           <w:p>
             <w:pPr>
@@ -8736,23 +8835,23 @@
         <w:tc>
           <w:tcPr>
             <w:vAlign w:val="center"/>
-            <w:tcW w:type="dxa" w:w="2618"/>
-          </w:tcPr>
-          <w:p>
-            <w:pPr>
-              <w:spacing w:before="20" w:after="20"/>
-              <w:jc w:val="center"/>
-            </w:pPr>
-            <w:r/>
-            <w:r>
-              <w:rPr>
-                <w:rFonts w:ascii="Calibri" w:hAnsi="Calibri"/>
-                <w:b w:val="0"/>
-                <w:i w:val="0"/>
-                <w:color w:val="000000"/>
-                <w:sz w:val="18"/>
-              </w:rPr>
-              <w:t>Низок | Low</w:t>
+            <w:tcW w:type="dxa" w:w="1319"/>
+          </w:tcPr>
+          <w:p>
+            <w:pPr>
+              <w:spacing w:before="20" w:after="20"/>
+              <w:jc w:val="center"/>
+            </w:pPr>
+            <w:r/>
+            <w:r>
+              <w:rPr>
+                <w:rFonts w:ascii="Calibri" w:hAnsi="Calibri"/>
+                <w:b w:val="0"/>
+                <w:i w:val="0"/>
+                <w:color w:val="7030A0"/>
+                <w:sz w:val="18"/>
+              </w:rPr>
+              <w:t xml:space="preserve">[Низок | Low]</w:t>
             </w:r>
           </w:p>
         </w:tc>
@@ -8789,7 +8888,7 @@
           <w:tcPr>
             <w:shd w:val="clear" w:color="auto" w:fill="F7FAFC"/>
             <w:vAlign w:val="center"/>
-            <w:tcW w:type="dxa" w:w="2618"/>
+            <w:tcW w:type="dxa" w:w="3247"/>
           </w:tcPr>
           <w:p>
             <w:pPr>
@@ -8846,10 +8945,10 @@
                 <w:rFonts w:ascii="Calibri" w:hAnsi="Calibri"/>
                 <w:b w:val="0"/>
                 <w:i w:val="0"/>
-                <w:color w:val="000000"/>
-                <w:sz w:val="18"/>
-              </w:rPr>
-              <w:t>2</w:t>
+                <w:color w:val="0B5CAD"/>
+                <w:sz w:val="18"/>
+              </w:rPr>
+              <w:t xml:space="preserve">[2]</w:t>
             </w:r>
           </w:p>
         </w:tc>
@@ -8870,10 +8969,10 @@
                 <w:rFonts w:ascii="Calibri" w:hAnsi="Calibri"/>
                 <w:b w:val="0"/>
                 <w:i w:val="0"/>
-                <w:color w:val="000000"/>
-                <w:sz w:val="18"/>
-              </w:rPr>
-              <w:t>3</w:t>
+                <w:color w:val="0B5CAD"/>
+                <w:sz w:val="18"/>
+              </w:rPr>
+              <w:t xml:space="preserve">[3]</w:t>
             </w:r>
           </w:p>
         </w:tc>
@@ -8881,23 +8980,23 @@
           <w:tcPr>
             <w:shd w:val="clear" w:color="auto" w:fill="F7FAFC"/>
             <w:vAlign w:val="center"/>
-            <w:tcW w:type="dxa" w:w="1079"/>
-          </w:tcPr>
-          <w:p>
-            <w:pPr>
-              <w:spacing w:before="20" w:after="20"/>
-              <w:jc w:val="center"/>
-            </w:pPr>
-            <w:r/>
-            <w:r>
-              <w:rPr>
-                <w:rFonts w:ascii="Calibri" w:hAnsi="Calibri"/>
-                <w:b w:val="0"/>
-                <w:i w:val="0"/>
-                <w:color w:val="000000"/>
-                <w:sz w:val="18"/>
-              </w:rPr>
-              <w:t>6</w:t>
+            <w:tcW w:type="dxa" w:w="1120"/>
+          </w:tcPr>
+          <w:p>
+            <w:pPr>
+              <w:spacing w:before="20" w:after="20"/>
+              <w:jc w:val="center"/>
+            </w:pPr>
+            <w:r/>
+            <w:r>
+              <w:rPr>
+                <w:rFonts w:ascii="Calibri" w:hAnsi="Calibri"/>
+                <w:b w:val="0"/>
+                <w:i w:val="0"/>
+                <w:color w:val="0B5CAD"/>
+                <w:sz w:val="18"/>
+              </w:rPr>
+              <w:t xml:space="preserve">[6]</w:t>
             </w:r>
           </w:p>
         </w:tc>
@@ -8905,7 +9004,7 @@
           <w:tcPr>
             <w:shd w:val="clear" w:color="auto" w:fill="F7FAFC"/>
             <w:vAlign w:val="center"/>
-            <w:tcW w:type="dxa" w:w="2618"/>
+            <w:tcW w:type="dxa" w:w="3247"/>
           </w:tcPr>
           <w:p>
             <w:pPr>
@@ -8949,23 +9048,23 @@
           <w:tcPr>
             <w:shd w:val="clear" w:color="auto" w:fill="F7FAFC"/>
             <w:vAlign w:val="center"/>
-            <w:tcW w:type="dxa" w:w="2618"/>
-          </w:tcPr>
-          <w:p>
-            <w:pPr>
-              <w:spacing w:before="20" w:after="20"/>
-              <w:jc w:val="center"/>
-            </w:pPr>
-            <w:r/>
-            <w:r>
-              <w:rPr>
-                <w:rFonts w:ascii="Calibri" w:hAnsi="Calibri"/>
-                <w:b w:val="0"/>
-                <w:i w:val="0"/>
-                <w:color w:val="000000"/>
-                <w:sz w:val="18"/>
-              </w:rPr>
-              <w:t>Низок по мерката | Low after the measure</w:t>
+            <w:tcW w:type="dxa" w:w="1319"/>
+          </w:tcPr>
+          <w:p>
+            <w:pPr>
+              <w:spacing w:before="20" w:after="20"/>
+              <w:jc w:val="center"/>
+            </w:pPr>
+            <w:r/>
+            <w:r>
+              <w:rPr>
+                <w:rFonts w:ascii="Calibri" w:hAnsi="Calibri"/>
+                <w:b w:val="0"/>
+                <w:i w:val="0"/>
+                <w:color w:val="7030A0"/>
+                <w:sz w:val="18"/>
+              </w:rPr>
+              <w:t xml:space="preserve">[Низок | Low]</w:t>
             </w:r>
           </w:p>
         </w:tc>
@@ -9001,7 +9100,7 @@
         <w:tc>
           <w:tcPr>
             <w:vAlign w:val="center"/>
-            <w:tcW w:type="dxa" w:w="2618"/>
+            <w:tcW w:type="dxa" w:w="3247"/>
           </w:tcPr>
           <w:p>
             <w:pPr>
@@ -9057,10 +9156,10 @@
                 <w:rFonts w:ascii="Calibri" w:hAnsi="Calibri"/>
                 <w:b w:val="0"/>
                 <w:i w:val="0"/>
-                <w:color w:val="000000"/>
-                <w:sz w:val="18"/>
-              </w:rPr>
-              <w:t>2</w:t>
+                <w:color w:val="0B5CAD"/>
+                <w:sz w:val="18"/>
+              </w:rPr>
+              <w:t xml:space="preserve">[2]</w:t>
             </w:r>
           </w:p>
         </w:tc>
@@ -9080,40 +9179,40 @@
                 <w:rFonts w:ascii="Calibri" w:hAnsi="Calibri"/>
                 <w:b w:val="0"/>
                 <w:i w:val="0"/>
-                <w:color w:val="000000"/>
-                <w:sz w:val="18"/>
-              </w:rPr>
-              <w:t>2</w:t>
-            </w:r>
-          </w:p>
-        </w:tc>
-        <w:tc>
-          <w:tcPr>
-            <w:vAlign w:val="center"/>
-            <w:tcW w:type="dxa" w:w="1079"/>
-          </w:tcPr>
-          <w:p>
-            <w:pPr>
-              <w:spacing w:before="20" w:after="20"/>
-              <w:jc w:val="center"/>
-            </w:pPr>
-            <w:r/>
-            <w:r>
-              <w:rPr>
-                <w:rFonts w:ascii="Calibri" w:hAnsi="Calibri"/>
-                <w:b w:val="0"/>
-                <w:i w:val="0"/>
-                <w:color w:val="000000"/>
-                <w:sz w:val="18"/>
-              </w:rPr>
-              <w:t>4</w:t>
-            </w:r>
-          </w:p>
-        </w:tc>
-        <w:tc>
-          <w:tcPr>
-            <w:vAlign w:val="center"/>
-            <w:tcW w:type="dxa" w:w="2618"/>
+                <w:color w:val="0B5CAD"/>
+                <w:sz w:val="18"/>
+              </w:rPr>
+              <w:t xml:space="preserve">[2]</w:t>
+            </w:r>
+          </w:p>
+        </w:tc>
+        <w:tc>
+          <w:tcPr>
+            <w:vAlign w:val="center"/>
+            <w:tcW w:type="dxa" w:w="1120"/>
+          </w:tcPr>
+          <w:p>
+            <w:pPr>
+              <w:spacing w:before="20" w:after="20"/>
+              <w:jc w:val="center"/>
+            </w:pPr>
+            <w:r/>
+            <w:r>
+              <w:rPr>
+                <w:rFonts w:ascii="Calibri" w:hAnsi="Calibri"/>
+                <w:b w:val="0"/>
+                <w:i w:val="0"/>
+                <w:color w:val="0B5CAD"/>
+                <w:sz w:val="18"/>
+              </w:rPr>
+              <w:t xml:space="preserve">[4]</w:t>
+            </w:r>
+          </w:p>
+        </w:tc>
+        <w:tc>
+          <w:tcPr>
+            <w:vAlign w:val="center"/>
+            <w:tcW w:type="dxa" w:w="3247"/>
           </w:tcPr>
           <w:p>
             <w:pPr>
@@ -9156,23 +9255,23 @@
         <w:tc>
           <w:tcPr>
             <w:vAlign w:val="center"/>
-            <w:tcW w:type="dxa" w:w="2618"/>
-          </w:tcPr>
-          <w:p>
-            <w:pPr>
-              <w:spacing w:before="20" w:after="20"/>
-              <w:jc w:val="center"/>
-            </w:pPr>
-            <w:r/>
-            <w:r>
-              <w:rPr>
-                <w:rFonts w:ascii="Calibri" w:hAnsi="Calibri"/>
-                <w:b w:val="0"/>
-                <w:i w:val="0"/>
-                <w:color w:val="000000"/>
-                <w:sz w:val="18"/>
-              </w:rPr>
-              <w:t>Низок | Low</w:t>
+            <w:tcW w:type="dxa" w:w="1319"/>
+          </w:tcPr>
+          <w:p>
+            <w:pPr>
+              <w:spacing w:before="20" w:after="20"/>
+              <w:jc w:val="center"/>
+            </w:pPr>
+            <w:r/>
+            <w:r>
+              <w:rPr>
+                <w:rFonts w:ascii="Calibri" w:hAnsi="Calibri"/>
+                <w:b w:val="0"/>
+                <w:i w:val="0"/>
+                <w:color w:val="7030A0"/>
+                <w:sz w:val="18"/>
+              </w:rPr>
+              <w:t xml:space="preserve">[Низок | Low]</w:t>
             </w:r>
           </w:p>
         </w:tc>
@@ -9209,7 +9308,7 @@
           <w:tcPr>
             <w:shd w:val="clear" w:color="auto" w:fill="F7FAFC"/>
             <w:vAlign w:val="center"/>
-            <w:tcW w:type="dxa" w:w="2618"/>
+            <w:tcW w:type="dxa" w:w="3247"/>
           </w:tcPr>
           <w:p>
             <w:pPr>
@@ -9266,10 +9365,10 @@
                 <w:rFonts w:ascii="Calibri" w:hAnsi="Calibri"/>
                 <w:b w:val="0"/>
                 <w:i w:val="0"/>
-                <w:color w:val="000000"/>
-                <w:sz w:val="18"/>
-              </w:rPr>
-              <w:t>1</w:t>
+                <w:color w:val="0B5CAD"/>
+                <w:sz w:val="18"/>
+              </w:rPr>
+              <w:t xml:space="preserve">[1]</w:t>
             </w:r>
           </w:p>
         </w:tc>
@@ -9290,10 +9389,10 @@
                 <w:rFonts w:ascii="Calibri" w:hAnsi="Calibri"/>
                 <w:b w:val="0"/>
                 <w:i w:val="0"/>
-                <w:color w:val="000000"/>
-                <w:sz w:val="18"/>
-              </w:rPr>
-              <w:t>3</w:t>
+                <w:color w:val="0B5CAD"/>
+                <w:sz w:val="18"/>
+              </w:rPr>
+              <w:t xml:space="preserve">[3]</w:t>
             </w:r>
           </w:p>
         </w:tc>
@@ -9301,23 +9400,23 @@
           <w:tcPr>
             <w:shd w:val="clear" w:color="auto" w:fill="F7FAFC"/>
             <w:vAlign w:val="center"/>
-            <w:tcW w:type="dxa" w:w="1079"/>
-          </w:tcPr>
-          <w:p>
-            <w:pPr>
-              <w:spacing w:before="20" w:after="20"/>
-              <w:jc w:val="center"/>
-            </w:pPr>
-            <w:r/>
-            <w:r>
-              <w:rPr>
-                <w:rFonts w:ascii="Calibri" w:hAnsi="Calibri"/>
-                <w:b w:val="0"/>
-                <w:i w:val="0"/>
-                <w:color w:val="000000"/>
-                <w:sz w:val="18"/>
-              </w:rPr>
-              <w:t>3</w:t>
+            <w:tcW w:type="dxa" w:w="1120"/>
+          </w:tcPr>
+          <w:p>
+            <w:pPr>
+              <w:spacing w:before="20" w:after="20"/>
+              <w:jc w:val="center"/>
+            </w:pPr>
+            <w:r/>
+            <w:r>
+              <w:rPr>
+                <w:rFonts w:ascii="Calibri" w:hAnsi="Calibri"/>
+                <w:b w:val="0"/>
+                <w:i w:val="0"/>
+                <w:color w:val="0B5CAD"/>
+                <w:sz w:val="18"/>
+              </w:rPr>
+              <w:t xml:space="preserve">[3]</w:t>
             </w:r>
           </w:p>
         </w:tc>
@@ -9325,7 +9424,7 @@
           <w:tcPr>
             <w:shd w:val="clear" w:color="auto" w:fill="F7FAFC"/>
             <w:vAlign w:val="center"/>
-            <w:tcW w:type="dxa" w:w="2618"/>
+            <w:tcW w:type="dxa" w:w="3247"/>
           </w:tcPr>
           <w:p>
             <w:pPr>
@@ -9369,23 +9468,23 @@
           <w:tcPr>
             <w:shd w:val="clear" w:color="auto" w:fill="F7FAFC"/>
             <w:vAlign w:val="center"/>
-            <w:tcW w:type="dxa" w:w="2618"/>
-          </w:tcPr>
-          <w:p>
-            <w:pPr>
-              <w:spacing w:before="20" w:after="20"/>
-              <w:jc w:val="center"/>
-            </w:pPr>
-            <w:r/>
-            <w:r>
-              <w:rPr>
-                <w:rFonts w:ascii="Calibri" w:hAnsi="Calibri"/>
-                <w:b w:val="0"/>
-                <w:i w:val="0"/>
-                <w:color w:val="000000"/>
-                <w:sz w:val="18"/>
-              </w:rPr>
-              <w:t>Низок | Low</w:t>
+            <w:tcW w:type="dxa" w:w="1319"/>
+          </w:tcPr>
+          <w:p>
+            <w:pPr>
+              <w:spacing w:before="20" w:after="20"/>
+              <w:jc w:val="center"/>
+            </w:pPr>
+            <w:r/>
+            <w:r>
+              <w:rPr>
+                <w:rFonts w:ascii="Calibri" w:hAnsi="Calibri"/>
+                <w:b w:val="0"/>
+                <w:i w:val="0"/>
+                <w:color w:val="7030A0"/>
+                <w:sz w:val="18"/>
+              </w:rPr>
+              <w:t xml:space="preserve">[Низок | Low]</w:t>
             </w:r>
           </w:p>
         </w:tc>
@@ -9421,7 +9520,7 @@
         <w:tc>
           <w:tcPr>
             <w:vAlign w:val="center"/>
-            <w:tcW w:type="dxa" w:w="2618"/>
+            <w:tcW w:type="dxa" w:w="3247"/>
           </w:tcPr>
           <w:p>
             <w:pPr>
@@ -9472,6 +9571,16 @@
               <w:jc w:val="center"/>
             </w:pPr>
             <w:r/>
+            <w:r>
+              <w:rPr>
+                <w:rFonts w:ascii="Calibri" w:hAnsi="Calibri"/>
+                <w:b w:val="0"/>
+                <w:i w:val="0"/>
+                <w:color w:val="C55A11"/>
+                <w:sz w:val="18"/>
+              </w:rPr>
+              <w:t xml:space="preserve">[ ]</w:t>
+            </w:r>
           </w:p>
         </w:tc>
         <w:tc>
@@ -9485,45 +9594,85 @@
               <w:jc w:val="center"/>
             </w:pPr>
             <w:r/>
-          </w:p>
-        </w:tc>
-        <w:tc>
-          <w:tcPr>
-            <w:vAlign w:val="center"/>
-            <w:tcW w:type="dxa" w:w="1079"/>
-          </w:tcPr>
-          <w:p>
-            <w:pPr>
-              <w:spacing w:before="20" w:after="20"/>
-              <w:jc w:val="center"/>
-            </w:pPr>
-            <w:r/>
-          </w:p>
-        </w:tc>
-        <w:tc>
-          <w:tcPr>
-            <w:vAlign w:val="center"/>
-            <w:tcW w:type="dxa" w:w="2618"/>
-          </w:tcPr>
-          <w:p>
-            <w:pPr>
-              <w:spacing w:before="20" w:after="20"/>
-              <w:jc w:val="center"/>
-            </w:pPr>
-            <w:r/>
-          </w:p>
-        </w:tc>
-        <w:tc>
-          <w:tcPr>
-            <w:vAlign w:val="center"/>
-            <w:tcW w:type="dxa" w:w="2618"/>
-          </w:tcPr>
-          <w:p>
-            <w:pPr>
-              <w:spacing w:before="20" w:after="20"/>
-              <w:jc w:val="center"/>
-            </w:pPr>
-            <w:r/>
+            <w:r>
+              <w:rPr>
+                <w:rFonts w:ascii="Calibri" w:hAnsi="Calibri"/>
+                <w:b w:val="0"/>
+                <w:i w:val="0"/>
+                <w:color w:val="C55A11"/>
+                <w:sz w:val="18"/>
+              </w:rPr>
+              <w:t xml:space="preserve">[ ]</w:t>
+            </w:r>
+          </w:p>
+        </w:tc>
+        <w:tc>
+          <w:tcPr>
+            <w:vAlign w:val="center"/>
+            <w:tcW w:type="dxa" w:w="1120"/>
+          </w:tcPr>
+          <w:p>
+            <w:pPr>
+              <w:spacing w:before="20" w:after="20"/>
+              <w:jc w:val="center"/>
+            </w:pPr>
+            <w:r/>
+            <w:r>
+              <w:rPr>
+                <w:rFonts w:ascii="Calibri" w:hAnsi="Calibri"/>
+                <w:b w:val="0"/>
+                <w:i w:val="0"/>
+                <w:color w:val="C55A11"/>
+                <w:sz w:val="18"/>
+              </w:rPr>
+              <w:t xml:space="preserve">[ ]</w:t>
+            </w:r>
+          </w:p>
+        </w:tc>
+        <w:tc>
+          <w:tcPr>
+            <w:vAlign w:val="center"/>
+            <w:tcW w:type="dxa" w:w="3247"/>
+          </w:tcPr>
+          <w:p>
+            <w:pPr>
+              <w:spacing w:before="20" w:after="20"/>
+              <w:jc w:val="center"/>
+            </w:pPr>
+            <w:r/>
+            <w:r>
+              <w:rPr>
+                <w:rFonts w:ascii="Calibri" w:hAnsi="Calibri"/>
+                <w:b w:val="0"/>
+                <w:i w:val="0"/>
+                <w:color w:val="C55A11"/>
+                <w:sz w:val="18"/>
+              </w:rPr>
+              <w:t xml:space="preserve">[ ]</w:t>
+            </w:r>
+          </w:p>
+        </w:tc>
+        <w:tc>
+          <w:tcPr>
+            <w:vAlign w:val="center"/>
+            <w:tcW w:type="dxa" w:w="1319"/>
+          </w:tcPr>
+          <w:p>
+            <w:pPr>
+              <w:spacing w:before="20" w:after="20"/>
+              <w:jc w:val="center"/>
+            </w:pPr>
+            <w:r/>
+            <w:r>
+              <w:rPr>
+                <w:rFonts w:ascii="Calibri" w:hAnsi="Calibri"/>
+                <w:b w:val="0"/>
+                <w:i w:val="0"/>
+                <w:color w:val="C55A11"/>
+                <w:sz w:val="18"/>
+              </w:rPr>
+              <w:t xml:space="preserve">[ ]</w:t>
+            </w:r>
           </w:p>
         </w:tc>
       </w:tr>
@@ -9665,6 +9814,16 @@
               <w:jc w:val="center"/>
             </w:pPr>
             <w:r/>
+            <w:r>
+              <w:rPr>
+                <w:rFonts w:ascii="Calibri" w:hAnsi="Calibri"/>
+                <w:b w:val="0"/>
+                <w:i w:val="0"/>
+                <w:color w:val="C55A11"/>
+                <w:sz w:val="20"/>
+              </w:rPr>
+              <w:t xml:space="preserve">[ ]</w:t>
+            </w:r>
           </w:p>
         </w:tc>
       </w:tr>
@@ -9734,17 +9893,17 @@
                 <w:rFonts w:ascii="Calibri" w:hAnsi="Calibri"/>
                 <w:b w:val="0"/>
                 <w:i w:val="0"/>
-                <w:color w:val="000000"/>
+                <w:color w:val="7030A0"/>
                 <w:sz w:val="20"/>
               </w:rPr>
-              <w:t>Којлија 1043, Петровец, 27.10.2026, 07:30 (предлог)</w:t>
-            </w:r>
-            <w:r>
-              <w:rPr>
-                <w:rFonts w:ascii="Calibri" w:hAnsi="Calibri"/>
-                <w:b w:val="0"/>
-                <w:i w:val="0"/>
-                <w:color w:val="000000"/>
+              <w:t xml:space="preserve">[Којлија 1043, Петровец, 27.10.2026, 07:30</w:t>
+            </w:r>
+            <w:r>
+              <w:rPr>
+                <w:rFonts w:ascii="Calibri" w:hAnsi="Calibri"/>
+                <w:b w:val="0"/>
+                <w:i w:val="0"/>
+                <w:color w:val="7030A0"/>
                 <w:sz w:val="16"/>
               </w:rPr>
               <w:t xml:space="preserve"> | </w:t>
@@ -9754,10 +9913,10 @@
                 <w:rFonts w:ascii="Calibri" w:hAnsi="Calibri"/>
                 <w:b w:val="0"/>
                 <w:i/>
-                <w:color w:val="000000"/>
+                <w:color w:val="7030A0"/>
                 <w:sz w:val="16"/>
               </w:rPr>
-              <w:t>Kojlija 1043, Petrovec, 27.10.2026, 07:30 (proposed)</w:t>
+              <w:t xml:space="preserve">Kojlija 1043, Petrovec, 27.10.2026, 07:30]</w:t>
             </w:r>
           </w:p>
         </w:tc>
@@ -9823,6 +9982,16 @@
               <w:jc w:val="center"/>
             </w:pPr>
             <w:r/>
+            <w:r>
+              <w:rPr>
+                <w:rFonts w:ascii="Calibri" w:hAnsi="Calibri"/>
+                <w:b w:val="0"/>
+                <w:i w:val="0"/>
+                <w:color w:val="C55A11"/>
+                <w:sz w:val="20"/>
+              </w:rPr>
+              <w:t xml:space="preserve">[ ]</w:t>
+            </w:r>
           </w:p>
         </w:tc>
       </w:tr>
@@ -9972,6 +10141,16 @@
               <w:jc w:val="center"/>
             </w:pPr>
             <w:r/>
+            <w:r>
+              <w:rPr>
+                <w:rFonts w:ascii="Calibri" w:hAnsi="Calibri"/>
+                <w:b w:val="0"/>
+                <w:i w:val="0"/>
+                <w:color w:val="C55A11"/>
+                <w:sz w:val="20"/>
+              </w:rPr>
+              <w:t xml:space="preserve">[ ]</w:t>
+            </w:r>
           </w:p>
         </w:tc>
       </w:tr>
@@ -10597,6 +10776,16 @@
               <w:jc w:val="center"/>
             </w:pPr>
             <w:r/>
+            <w:r>
+              <w:rPr>
+                <w:rFonts w:ascii="Calibri" w:hAnsi="Calibri"/>
+                <w:b w:val="0"/>
+                <w:i w:val="0"/>
+                <w:color w:val="C55A11"/>
+                <w:sz w:val="18"/>
+              </w:rPr>
+              <w:t xml:space="preserve">[ ]</w:t>
+            </w:r>
           </w:p>
         </w:tc>
         <w:tc>
@@ -10611,6 +10800,16 @@
               <w:jc w:val="center"/>
             </w:pPr>
             <w:r/>
+            <w:r>
+              <w:rPr>
+                <w:rFonts w:ascii="Calibri" w:hAnsi="Calibri"/>
+                <w:b w:val="0"/>
+                <w:i w:val="0"/>
+                <w:color w:val="C55A11"/>
+                <w:sz w:val="18"/>
+              </w:rPr>
+              <w:t xml:space="preserve">[ ]</w:t>
+            </w:r>
           </w:p>
         </w:tc>
         <w:tc>
@@ -10625,6 +10824,16 @@
               <w:jc w:val="center"/>
             </w:pPr>
             <w:r/>
+            <w:r>
+              <w:rPr>
+                <w:rFonts w:ascii="Calibri" w:hAnsi="Calibri"/>
+                <w:b w:val="0"/>
+                <w:i w:val="0"/>
+                <w:color w:val="C55A11"/>
+                <w:sz w:val="18"/>
+              </w:rPr>
+              <w:t xml:space="preserve">[ ]</w:t>
+            </w:r>
           </w:p>
         </w:tc>
       </w:tr>
@@ -10690,6 +10899,16 @@
               <w:jc w:val="center"/>
             </w:pPr>
             <w:r/>
+            <w:r>
+              <w:rPr>
+                <w:rFonts w:ascii="Calibri" w:hAnsi="Calibri"/>
+                <w:b w:val="0"/>
+                <w:i w:val="0"/>
+                <w:color w:val="C55A11"/>
+                <w:sz w:val="18"/>
+              </w:rPr>
+              <w:t xml:space="preserve">[ ]</w:t>
+            </w:r>
           </w:p>
         </w:tc>
         <w:tc>
@@ -10705,6 +10924,16 @@
               <w:jc w:val="center"/>
             </w:pPr>
             <w:r/>
+            <w:r>
+              <w:rPr>
+                <w:rFonts w:ascii="Calibri" w:hAnsi="Calibri"/>
+                <w:b w:val="0"/>
+                <w:i w:val="0"/>
+                <w:color w:val="C55A11"/>
+                <w:sz w:val="18"/>
+              </w:rPr>
+              <w:t xml:space="preserve">[ ]</w:t>
+            </w:r>
           </w:p>
         </w:tc>
         <w:tc>
@@ -10720,6 +10949,16 @@
               <w:jc w:val="center"/>
             </w:pPr>
             <w:r/>
+            <w:r>
+              <w:rPr>
+                <w:rFonts w:ascii="Calibri" w:hAnsi="Calibri"/>
+                <w:b w:val="0"/>
+                <w:i w:val="0"/>
+                <w:color w:val="C55A11"/>
+                <w:sz w:val="18"/>
+              </w:rPr>
+              <w:t xml:space="preserve">[ ]</w:t>
+            </w:r>
           </w:p>
         </w:tc>
       </w:tr>
@@ -10782,6 +11021,16 @@
               <w:jc w:val="center"/>
             </w:pPr>
             <w:r/>
+            <w:r>
+              <w:rPr>
+                <w:rFonts w:ascii="Calibri" w:hAnsi="Calibri"/>
+                <w:b w:val="0"/>
+                <w:i w:val="0"/>
+                <w:color w:val="C55A11"/>
+                <w:sz w:val="18"/>
+              </w:rPr>
+              <w:t xml:space="preserve">[ ]</w:t>
+            </w:r>
           </w:p>
         </w:tc>
         <w:tc>
@@ -10795,6 +11044,16 @@
               <w:jc w:val="center"/>
             </w:pPr>
             <w:r/>
+            <w:r>
+              <w:rPr>
+                <w:rFonts w:ascii="Calibri" w:hAnsi="Calibri"/>
+                <w:b w:val="0"/>
+                <w:i w:val="0"/>
+                <w:color w:val="C55A11"/>
+                <w:sz w:val="18"/>
+              </w:rPr>
+              <w:t xml:space="preserve">[ ]</w:t>
+            </w:r>
           </w:p>
         </w:tc>
         <w:tc>
@@ -10808,6 +11067,16 @@
               <w:jc w:val="center"/>
             </w:pPr>
             <w:r/>
+            <w:r>
+              <w:rPr>
+                <w:rFonts w:ascii="Calibri" w:hAnsi="Calibri"/>
+                <w:b w:val="0"/>
+                <w:i w:val="0"/>
+                <w:color w:val="C55A11"/>
+                <w:sz w:val="18"/>
+              </w:rPr>
+              <w:t xml:space="preserve">[ ]</w:t>
+            </w:r>
           </w:p>
         </w:tc>
       </w:tr>
